--- a/Dcoumentation/Additional Material/Changes made timeline.docx
+++ b/Dcoumentation/Additional Material/Changes made timeline.docx
@@ -105,7 +105,7 @@
       <w:r>
         <w:t>(</w:t>
       </w:r>
-      <w:hyperlink r:id="rId4" w:history="1">
+      <w:hyperlink r:id="rId5" w:history="1">
         <w:r>
           <w:rPr>
             <w:rStyle w:val="Hyperlink"/>
@@ -187,9 +187,514 @@
         <w:t xml:space="preserve">This is adequate for development and small testing, but not for running the benchmark as an integrated environment, which needs on the order of 16GB of RAM and several hundred GB of storage simultaneously. </w:t>
       </w:r>
       <w:r>
-        <w:t xml:space="preserve">AWS resolves this by providing a machine sized to the benchmarks actual footprint. </w:t>
-      </w:r>
-    </w:p>
+        <w:t xml:space="preserve">AWS resolves this by providing a machine sized to the </w:t>
+      </w:r>
+      <w:r>
+        <w:t>benchmark’s</w:t>
+      </w:r>
+      <w:r>
+        <w:t xml:space="preserve"> actual footprint</w:t>
+      </w:r>
+      <w:r>
+        <w:t xml:space="preserve"> and the pre-built AMI removes the effort of installing and configuring each site by hand. </w:t>
+      </w:r>
+      <w:r>
+        <w:t xml:space="preserve">For a comparative study this also matters methodologically where a fixed cloud image gives a stable, reproducible environment, so measured differences between the orchestration strategies are </w:t>
+      </w:r>
+      <w:r>
+        <w:t xml:space="preserve">attributable to the agents rather than to environmental drift. </w:t>
+      </w:r>
+    </w:p>
+    <w:p/>
+    <w:p>
+      <w:pPr>
+        <w:rPr>
+          <w:b/>
+          <w:bCs/>
+        </w:rPr>
+      </w:pPr>
+      <w:r>
+        <w:rPr>
+          <w:b/>
+          <w:bCs/>
+        </w:rPr>
+        <w:t>How I will use it and what will be tested</w:t>
+      </w:r>
+    </w:p>
+    <w:p>
+      <w:r>
+        <w:t>Talk about testing how much tokens it uses for OpenAI API</w:t>
+      </w:r>
+      <w:r>
+        <w:t xml:space="preserve"> (pricing per task)</w:t>
+      </w:r>
+      <w:r>
+        <w:t xml:space="preserve"> &amp; time it takes to run a few tasks for a few websites. </w:t>
+      </w:r>
+    </w:p>
+    <w:p/>
+    <w:p>
+      <w:pPr>
+        <w:pStyle w:val="IntenseQuote"/>
+        <w:rPr>
+          <w:b/>
+          <w:bCs/>
+          <w:color w:val="auto"/>
+          <w:sz w:val="28"/>
+          <w:szCs w:val="28"/>
+        </w:rPr>
+      </w:pPr>
+      <w:r>
+        <w:rPr>
+          <w:b/>
+          <w:bCs/>
+          <w:color w:val="auto"/>
+          <w:sz w:val="28"/>
+          <w:szCs w:val="28"/>
+        </w:rPr>
+        <w:lastRenderedPageBreak/>
+        <w:t>(</w:t>
+      </w:r>
+      <w:r>
+        <w:rPr>
+          <w:b/>
+          <w:bCs/>
+          <w:color w:val="auto"/>
+          <w:sz w:val="28"/>
+          <w:szCs w:val="28"/>
+        </w:rPr>
+        <w:t>10</w:t>
+      </w:r>
+      <w:r>
+        <w:rPr>
+          <w:b/>
+          <w:bCs/>
+          <w:color w:val="auto"/>
+          <w:sz w:val="28"/>
+          <w:szCs w:val="28"/>
+          <w:vertAlign w:val="superscript"/>
+        </w:rPr>
+        <w:t>th</w:t>
+      </w:r>
+      <w:r>
+        <w:rPr>
+          <w:b/>
+          <w:bCs/>
+          <w:color w:val="auto"/>
+          <w:sz w:val="28"/>
+          <w:szCs w:val="28"/>
+        </w:rPr>
+        <w:t xml:space="preserve"> </w:t>
+      </w:r>
+      <w:r>
+        <w:rPr>
+          <w:b/>
+          <w:bCs/>
+          <w:color w:val="auto"/>
+          <w:sz w:val="28"/>
+          <w:szCs w:val="28"/>
+        </w:rPr>
+        <w:t>July</w:t>
+      </w:r>
+      <w:r>
+        <w:rPr>
+          <w:b/>
+          <w:bCs/>
+          <w:color w:val="auto"/>
+          <w:sz w:val="28"/>
+          <w:szCs w:val="28"/>
+        </w:rPr>
+        <w:t>)</w:t>
+      </w:r>
+    </w:p>
+    <w:p>
+      <w:r>
+        <w:t xml:space="preserve">I started this AWS course to provide the foundations </w:t>
+      </w:r>
+      <w:r>
+        <w:t>for using AWS services for this project</w:t>
+      </w:r>
+      <w:r>
+        <w:t xml:space="preserve"> (specifically using the EC2 service provides by AWS)</w:t>
+      </w:r>
+      <w:r>
+        <w:t>. I will be noting down what I’ve learnt from this course (</w:t>
+      </w:r>
+      <w:r>
+        <w:t xml:space="preserve">I don’t need to specify what </w:t>
+      </w:r>
+      <w:proofErr w:type="spellStart"/>
+      <w:r>
+        <w:t>ive</w:t>
+      </w:r>
+      <w:proofErr w:type="spellEnd"/>
+      <w:r>
+        <w:t xml:space="preserve"> learnt in the report, just mention the certification of completion</w:t>
+      </w:r>
+      <w:r>
+        <w:t xml:space="preserve"> as its related </w:t>
+      </w:r>
+      <w:r>
+        <w:t>to this dissertation topic</w:t>
+      </w:r>
+      <w:r>
+        <w:t>)</w:t>
+      </w:r>
+    </w:p>
+    <w:p>
+      <w:r>
+        <w:t xml:space="preserve">I setup the AWS instance </w:t>
+      </w:r>
+      <w:r>
+        <w:t xml:space="preserve">with these exact settings following the </w:t>
+      </w:r>
+      <w:proofErr w:type="spellStart"/>
+      <w:r>
+        <w:t>WebArena</w:t>
+      </w:r>
+      <w:proofErr w:type="spellEnd"/>
+      <w:r>
+        <w:t xml:space="preserve"> repository </w:t>
+      </w:r>
+      <w:proofErr w:type="spellStart"/>
+      <w:r>
+        <w:t>readMe</w:t>
+      </w:r>
+      <w:proofErr w:type="spellEnd"/>
+      <w:r>
+        <w:t xml:space="preserve"> EC2 setup instructions:</w:t>
+      </w:r>
+    </w:p>
+    <w:p>
+      <w:r>
+        <w:t>This is a summary of the instance settings</w:t>
+      </w:r>
+    </w:p>
+    <w:p>
+      <w:r>
+        <w:rPr>
+          <w:noProof/>
+        </w:rPr>
+        <w:drawing>
+          <wp:inline distT="0" distB="0" distL="0" distR="0" wp14:anchorId="1A94D143" wp14:editId="61DB3C90">
+            <wp:extent cx="3448050" cy="3308862"/>
+            <wp:effectExtent l="0" t="0" r="0" b="6350"/>
+            <wp:docPr id="1303934155" name="Picture 1"/>
+            <wp:cNvGraphicFramePr>
+              <a:graphicFrameLocks xmlns:a="http://schemas.openxmlformats.org/drawingml/2006/main" noChangeAspect="1"/>
+            </wp:cNvGraphicFramePr>
+            <a:graphic xmlns:a="http://schemas.openxmlformats.org/drawingml/2006/main">
+              <a:graphicData uri="http://schemas.openxmlformats.org/drawingml/2006/picture">
+                <pic:pic xmlns:pic="http://schemas.openxmlformats.org/drawingml/2006/picture">
+                  <pic:nvPicPr>
+                    <pic:cNvPr id="1303934155" name=""/>
+                    <pic:cNvPicPr/>
+                  </pic:nvPicPr>
+                  <pic:blipFill>
+                    <a:blip r:embed="rId6"/>
+                    <a:stretch>
+                      <a:fillRect/>
+                    </a:stretch>
+                  </pic:blipFill>
+                  <pic:spPr>
+                    <a:xfrm>
+                      <a:off x="0" y="0"/>
+                      <a:ext cx="3453707" cy="3314291"/>
+                    </a:xfrm>
+                    <a:prstGeom prst="rect">
+                      <a:avLst/>
+                    </a:prstGeom>
+                  </pic:spPr>
+                </pic:pic>
+              </a:graphicData>
+            </a:graphic>
+          </wp:inline>
+        </w:drawing>
+      </w:r>
+    </w:p>
+    <w:p>
+      <w:r>
+        <w:t>This is the in</w:t>
+      </w:r>
+      <w:r>
+        <w:t xml:space="preserve">stance type that is recommended by the </w:t>
+      </w:r>
+      <w:proofErr w:type="spellStart"/>
+      <w:r>
+        <w:t>webarena</w:t>
+      </w:r>
+      <w:proofErr w:type="spellEnd"/>
+      <w:r>
+        <w:t xml:space="preserve"> repo readme</w:t>
+      </w:r>
+      <w:r>
+        <w:t xml:space="preserve">. </w:t>
+      </w:r>
+    </w:p>
+    <w:p>
+      <w:r>
+        <w:rPr>
+          <w:noProof/>
+        </w:rPr>
+        <w:drawing>
+          <wp:inline distT="0" distB="0" distL="0" distR="0" wp14:anchorId="4304D663" wp14:editId="1F682611">
+            <wp:extent cx="5731510" cy="1115695"/>
+            <wp:effectExtent l="0" t="0" r="2540" b="8255"/>
+            <wp:docPr id="1097482263" name="Picture 1"/>
+            <wp:cNvGraphicFramePr>
+              <a:graphicFrameLocks xmlns:a="http://schemas.openxmlformats.org/drawingml/2006/main" noChangeAspect="1"/>
+            </wp:cNvGraphicFramePr>
+            <a:graphic xmlns:a="http://schemas.openxmlformats.org/drawingml/2006/main">
+              <a:graphicData uri="http://schemas.openxmlformats.org/drawingml/2006/picture">
+                <pic:pic xmlns:pic="http://schemas.openxmlformats.org/drawingml/2006/picture">
+                  <pic:nvPicPr>
+                    <pic:cNvPr id="1097482263" name=""/>
+                    <pic:cNvPicPr/>
+                  </pic:nvPicPr>
+                  <pic:blipFill>
+                    <a:blip r:embed="rId7"/>
+                    <a:stretch>
+                      <a:fillRect/>
+                    </a:stretch>
+                  </pic:blipFill>
+                  <pic:spPr>
+                    <a:xfrm>
+                      <a:off x="0" y="0"/>
+                      <a:ext cx="5731510" cy="1115695"/>
+                    </a:xfrm>
+                    <a:prstGeom prst="rect">
+                      <a:avLst/>
+                    </a:prstGeom>
+                  </pic:spPr>
+                </pic:pic>
+              </a:graphicData>
+            </a:graphic>
+          </wp:inline>
+        </w:drawing>
+      </w:r>
+    </w:p>
+    <w:p/>
+    <w:p/>
+    <w:p/>
+    <w:p/>
+    <w:p>
+      <w:r>
+        <w:lastRenderedPageBreak/>
+        <w:t>I set the key pair to “</w:t>
+      </w:r>
+      <w:proofErr w:type="spellStart"/>
+      <w:r>
+        <w:t>webarena</w:t>
+      </w:r>
+      <w:proofErr w:type="spellEnd"/>
+      <w:r>
+        <w:t xml:space="preserve">-key” (which is a public key) to encrypt and decrypt login information. </w:t>
+      </w:r>
+      <w:r>
+        <w:t>This allows me and only me to log into the instance when launching the instance.</w:t>
+      </w:r>
+      <w:r>
+        <w:t xml:space="preserve"> Once I set it, it </w:t>
+      </w:r>
+      <w:r>
+        <w:t>generated</w:t>
+      </w:r>
+      <w:r>
+        <w:t xml:space="preserve"> the private key (a .</w:t>
+      </w:r>
+      <w:proofErr w:type="spellStart"/>
+      <w:r>
+        <w:t>pem</w:t>
+      </w:r>
+      <w:proofErr w:type="spellEnd"/>
+      <w:r>
+        <w:t xml:space="preserve"> file) containing this key. </w:t>
+      </w:r>
+    </w:p>
+    <w:p>
+      <w:r>
+        <w:rPr>
+          <w:noProof/>
+        </w:rPr>
+        <w:drawing>
+          <wp:inline distT="0" distB="0" distL="0" distR="0" wp14:anchorId="64B45E5D" wp14:editId="6E774332">
+            <wp:extent cx="5731510" cy="935355"/>
+            <wp:effectExtent l="0" t="0" r="2540" b="0"/>
+            <wp:docPr id="1784642234" name="Picture 1"/>
+            <wp:cNvGraphicFramePr>
+              <a:graphicFrameLocks xmlns:a="http://schemas.openxmlformats.org/drawingml/2006/main" noChangeAspect="1"/>
+            </wp:cNvGraphicFramePr>
+            <a:graphic xmlns:a="http://schemas.openxmlformats.org/drawingml/2006/main">
+              <a:graphicData uri="http://schemas.openxmlformats.org/drawingml/2006/picture">
+                <pic:pic xmlns:pic="http://schemas.openxmlformats.org/drawingml/2006/picture">
+                  <pic:nvPicPr>
+                    <pic:cNvPr id="1784642234" name=""/>
+                    <pic:cNvPicPr/>
+                  </pic:nvPicPr>
+                  <pic:blipFill>
+                    <a:blip r:embed="rId8"/>
+                    <a:stretch>
+                      <a:fillRect/>
+                    </a:stretch>
+                  </pic:blipFill>
+                  <pic:spPr>
+                    <a:xfrm>
+                      <a:off x="0" y="0"/>
+                      <a:ext cx="5731510" cy="935355"/>
+                    </a:xfrm>
+                    <a:prstGeom prst="rect">
+                      <a:avLst/>
+                    </a:prstGeom>
+                  </pic:spPr>
+                </pic:pic>
+              </a:graphicData>
+            </a:graphic>
+          </wp:inline>
+        </w:drawing>
+      </w:r>
+    </w:p>
+    <w:p/>
+    <w:p>
+      <w:r>
+        <w:t>When configuring the network settings, I wanted to test the instance by only selecting the websites and their paired port numbers</w:t>
+      </w:r>
+      <w:r>
+        <w:t>. To which</w:t>
+      </w:r>
+      <w:r>
+        <w:t xml:space="preserve"> I added </w:t>
+      </w:r>
+      <w:r>
+        <w:t xml:space="preserve">a few inbound rules; </w:t>
+      </w:r>
+    </w:p>
+    <w:p>
+      <w:pPr>
+        <w:pStyle w:val="ListParagraph"/>
+        <w:numPr>
+          <w:ilvl w:val="0"/>
+          <w:numId w:val="1"/>
+        </w:numPr>
+      </w:pPr>
+      <w:r>
+        <w:t>ssh with port 22</w:t>
+      </w:r>
+      <w:r>
+        <w:t xml:space="preserve"> and the </w:t>
+      </w:r>
+      <w:proofErr w:type="gramStart"/>
+      <w:r>
+        <w:t xml:space="preserve">source </w:t>
+      </w:r>
+      <w:r>
+        <w:t xml:space="preserve"> </w:t>
+      </w:r>
+      <w:r>
+        <w:t>IP</w:t>
+      </w:r>
+      <w:proofErr w:type="gramEnd"/>
+      <w:r>
+        <w:t xml:space="preserve"> being my IP</w:t>
+      </w:r>
+      <w:r>
+        <w:t xml:space="preserve"> (I used my IP for SSH only for security purposes)</w:t>
+      </w:r>
+    </w:p>
+    <w:p>
+      <w:pPr>
+        <w:pStyle w:val="ListParagraph"/>
+        <w:numPr>
+          <w:ilvl w:val="0"/>
+          <w:numId w:val="1"/>
+        </w:numPr>
+      </w:pPr>
+      <w:r>
+        <w:t>custom TCP with a port of 7770 and a source IP of anywhere (</w:t>
+      </w:r>
+      <w:r>
+        <w:t>since I don’t have any sensitive information travelling the network I set it to anywhere)</w:t>
+      </w:r>
+      <w:r>
+        <w:t>, this is for the shopping website.</w:t>
+      </w:r>
+    </w:p>
+    <w:p>
+      <w:pPr>
+        <w:pStyle w:val="ListParagraph"/>
+        <w:numPr>
+          <w:ilvl w:val="0"/>
+          <w:numId w:val="1"/>
+        </w:numPr>
+      </w:pPr>
+      <w:r>
+        <w:t xml:space="preserve">Custom TCP with a port of 7780 and a source IP of anywhere, this is for the CMS/shopping admin sites. </w:t>
+      </w:r>
+    </w:p>
+    <w:p>
+      <w:pPr>
+        <w:pStyle w:val="ListParagraph"/>
+        <w:numPr>
+          <w:ilvl w:val="0"/>
+          <w:numId w:val="1"/>
+        </w:numPr>
+      </w:pPr>
+      <w:r>
+        <w:t>Custom TCP with a port of 9999 and a source IP of anywhere, this is for the Forum sites (reddit/</w:t>
+      </w:r>
+      <w:proofErr w:type="spellStart"/>
+      <w:r>
+        <w:t>postmill</w:t>
+      </w:r>
+      <w:proofErr w:type="spellEnd"/>
+      <w:r>
+        <w:t>)</w:t>
+      </w:r>
+    </w:p>
+    <w:p/>
+    <w:p>
+      <w:r>
+        <w:rPr>
+          <w:noProof/>
+        </w:rPr>
+        <w:lastRenderedPageBreak/>
+        <w:drawing>
+          <wp:inline distT="0" distB="0" distL="0" distR="0" wp14:anchorId="0653243F" wp14:editId="2F0BE4AC">
+            <wp:extent cx="4715024" cy="4400550"/>
+            <wp:effectExtent l="0" t="0" r="9525" b="0"/>
+            <wp:docPr id="1225428067" name="Picture 1"/>
+            <wp:cNvGraphicFramePr>
+              <a:graphicFrameLocks xmlns:a="http://schemas.openxmlformats.org/drawingml/2006/main" noChangeAspect="1"/>
+            </wp:cNvGraphicFramePr>
+            <a:graphic xmlns:a="http://schemas.openxmlformats.org/drawingml/2006/main">
+              <a:graphicData uri="http://schemas.openxmlformats.org/drawingml/2006/picture">
+                <pic:pic xmlns:pic="http://schemas.openxmlformats.org/drawingml/2006/picture">
+                  <pic:nvPicPr>
+                    <pic:cNvPr id="1225428067" name=""/>
+                    <pic:cNvPicPr/>
+                  </pic:nvPicPr>
+                  <pic:blipFill>
+                    <a:blip r:embed="rId9"/>
+                    <a:stretch>
+                      <a:fillRect/>
+                    </a:stretch>
+                  </pic:blipFill>
+                  <pic:spPr>
+                    <a:xfrm>
+                      <a:off x="0" y="0"/>
+                      <a:ext cx="4717497" cy="4402858"/>
+                    </a:xfrm>
+                    <a:prstGeom prst="rect">
+                      <a:avLst/>
+                    </a:prstGeom>
+                  </pic:spPr>
+                </pic:pic>
+              </a:graphicData>
+            </a:graphic>
+          </wp:inline>
+        </w:drawing>
+      </w:r>
+    </w:p>
+    <w:p/>
     <w:sectPr>
       <w:pgSz w:w="11906" w:h="16838"/>
       <w:pgMar w:top="1440" w:right="1440" w:bottom="1440" w:left="1440" w:header="708" w:footer="708" w:gutter="0"/>
@@ -198,6 +703,127 @@
     </w:sectPr>
   </w:body>
 </w:document>
+</file>
+
+<file path=word/numbering.xml><?xml version="1.0" encoding="utf-8"?>
+<w:numbering xmlns:wpc="http://schemas.microsoft.com/office/word/2010/wordprocessingCanvas" xmlns:cx="http://schemas.microsoft.com/office/drawing/2014/chartex" xmlns:cx1="http://schemas.microsoft.com/office/drawing/2015/9/8/chartex" xmlns:cx2="http://schemas.microsoft.com/office/drawing/2015/10/21/chartex" xmlns:cx3="http://schemas.microsoft.com/office/drawing/2016/5/9/chartex" xmlns:cx4="http://schemas.microsoft.com/office/drawing/2016/5/10/chartex" xmlns:cx5="http://schemas.microsoft.com/office/drawing/2016/5/11/chartex" xmlns:cx6="http://schemas.microsoft.com/office/drawing/2016/5/12/chartex" xmlns:cx7="http://schemas.microsoft.com/office/drawing/2016/5/13/chartex" xmlns:cx8="http://schemas.microsoft.com/office/drawing/2016/5/14/chartex" xmlns:mc="http://schemas.openxmlformats.org/markup-compatibility/2006" xmlns:aink="http://schemas.microsoft.com/office/drawing/2016/ink" xmlns:am3d="http://schemas.microsoft.com/office/drawing/2017/model3d" xmlns:o="urn:schemas-microsoft-com:office:office" xmlns:oel="http://schemas.microsoft.com/office/2019/extlst" xmlns:r="http://schemas.openxmlformats.org/officeDocument/2006/relationships" xmlns:m="http://schemas.openxmlformats.org/officeDocument/2006/math" xmlns:v="urn:schemas-microsoft-com:vml" xmlns:wp14="http://schemas.microsoft.com/office/word/2010/wordprocessingDrawing" xmlns:wp="http://schemas.openxmlformats.org/drawingml/2006/wordprocessingDrawing" xmlns:w10="urn:schemas-microsoft-com:office:word" xmlns:w="http://schemas.openxmlformats.org/wordprocessingml/2006/main" xmlns:w14="http://schemas.microsoft.com/office/word/2010/wordml" xmlns:w15="http://schemas.microsoft.com/office/word/2012/wordml" xmlns:w16cex="http://schemas.microsoft.com/office/word/2018/wordml/cex" xmlns:w16cid="http://schemas.microsoft.com/office/word/2016/wordml/cid" xmlns:w16="http://schemas.microsoft.com/office/word/2018/wordml" xmlns:w16du="http://schemas.microsoft.com/office/word/2023/wordml/word16du" xmlns:w16sdtdh="http://schemas.microsoft.com/office/word/2020/wordml/sdtdatahash" xmlns:w16sdtfl="http://schemas.microsoft.com/office/word/2024/wordml/sdtformatlock" xmlns:w16se="http://schemas.microsoft.com/office/word/2015/wordml/symex" xmlns:wpg="http://schemas.microsoft.com/office/word/2010/wordprocessingGroup" xmlns:wpi="http://schemas.microsoft.com/office/word/2010/wordprocessingInk" xmlns:wne="http://schemas.microsoft.com/office/word/2006/wordml" xmlns:wps="http://schemas.microsoft.com/office/word/2010/wordprocessingShape" mc:Ignorable="w14 w15 w16se w16cid w16 w16cex w16sdtdh w16sdtfl w16du wp14">
+  <w:abstractNum w:abstractNumId="0" w15:restartNumberingAfterBreak="0">
+    <w:nsid w:val="5B441A96"/>
+    <w:multiLevelType w:val="hybridMultilevel"/>
+    <w:tmpl w:val="2DD6B85C"/>
+    <w:lvl w:ilvl="0" w:tplc="08090001">
+      <w:start w:val="1"/>
+      <w:numFmt w:val="bullet"/>
+      <w:lvlText w:val=""/>
+      <w:lvlJc w:val="left"/>
+      <w:pPr>
+        <w:ind w:left="720" w:hanging="360"/>
+      </w:pPr>
+      <w:rPr>
+        <w:rFonts w:ascii="Symbol" w:hAnsi="Symbol" w:hint="default"/>
+      </w:rPr>
+    </w:lvl>
+    <w:lvl w:ilvl="1" w:tplc="08090003" w:tentative="1">
+      <w:start w:val="1"/>
+      <w:numFmt w:val="bullet"/>
+      <w:lvlText w:val="o"/>
+      <w:lvlJc w:val="left"/>
+      <w:pPr>
+        <w:ind w:left="1440" w:hanging="360"/>
+      </w:pPr>
+      <w:rPr>
+        <w:rFonts w:ascii="Courier New" w:hAnsi="Courier New" w:cs="Courier New" w:hint="default"/>
+      </w:rPr>
+    </w:lvl>
+    <w:lvl w:ilvl="2" w:tplc="08090005" w:tentative="1">
+      <w:start w:val="1"/>
+      <w:numFmt w:val="bullet"/>
+      <w:lvlText w:val=""/>
+      <w:lvlJc w:val="left"/>
+      <w:pPr>
+        <w:ind w:left="2160" w:hanging="360"/>
+      </w:pPr>
+      <w:rPr>
+        <w:rFonts w:ascii="Wingdings" w:hAnsi="Wingdings" w:hint="default"/>
+      </w:rPr>
+    </w:lvl>
+    <w:lvl w:ilvl="3" w:tplc="08090001" w:tentative="1">
+      <w:start w:val="1"/>
+      <w:numFmt w:val="bullet"/>
+      <w:lvlText w:val=""/>
+      <w:lvlJc w:val="left"/>
+      <w:pPr>
+        <w:ind w:left="2880" w:hanging="360"/>
+      </w:pPr>
+      <w:rPr>
+        <w:rFonts w:ascii="Symbol" w:hAnsi="Symbol" w:hint="default"/>
+      </w:rPr>
+    </w:lvl>
+    <w:lvl w:ilvl="4" w:tplc="08090003" w:tentative="1">
+      <w:start w:val="1"/>
+      <w:numFmt w:val="bullet"/>
+      <w:lvlText w:val="o"/>
+      <w:lvlJc w:val="left"/>
+      <w:pPr>
+        <w:ind w:left="3600" w:hanging="360"/>
+      </w:pPr>
+      <w:rPr>
+        <w:rFonts w:ascii="Courier New" w:hAnsi="Courier New" w:cs="Courier New" w:hint="default"/>
+      </w:rPr>
+    </w:lvl>
+    <w:lvl w:ilvl="5" w:tplc="08090005" w:tentative="1">
+      <w:start w:val="1"/>
+      <w:numFmt w:val="bullet"/>
+      <w:lvlText w:val=""/>
+      <w:lvlJc w:val="left"/>
+      <w:pPr>
+        <w:ind w:left="4320" w:hanging="360"/>
+      </w:pPr>
+      <w:rPr>
+        <w:rFonts w:ascii="Wingdings" w:hAnsi="Wingdings" w:hint="default"/>
+      </w:rPr>
+    </w:lvl>
+    <w:lvl w:ilvl="6" w:tplc="08090001" w:tentative="1">
+      <w:start w:val="1"/>
+      <w:numFmt w:val="bullet"/>
+      <w:lvlText w:val=""/>
+      <w:lvlJc w:val="left"/>
+      <w:pPr>
+        <w:ind w:left="5040" w:hanging="360"/>
+      </w:pPr>
+      <w:rPr>
+        <w:rFonts w:ascii="Symbol" w:hAnsi="Symbol" w:hint="default"/>
+      </w:rPr>
+    </w:lvl>
+    <w:lvl w:ilvl="7" w:tplc="08090003" w:tentative="1">
+      <w:start w:val="1"/>
+      <w:numFmt w:val="bullet"/>
+      <w:lvlText w:val="o"/>
+      <w:lvlJc w:val="left"/>
+      <w:pPr>
+        <w:ind w:left="5760" w:hanging="360"/>
+      </w:pPr>
+      <w:rPr>
+        <w:rFonts w:ascii="Courier New" w:hAnsi="Courier New" w:cs="Courier New" w:hint="default"/>
+      </w:rPr>
+    </w:lvl>
+    <w:lvl w:ilvl="8" w:tplc="08090005" w:tentative="1">
+      <w:start w:val="1"/>
+      <w:numFmt w:val="bullet"/>
+      <w:lvlText w:val=""/>
+      <w:lvlJc w:val="left"/>
+      <w:pPr>
+        <w:ind w:left="6480" w:hanging="360"/>
+      </w:pPr>
+      <w:rPr>
+        <w:rFonts w:ascii="Wingdings" w:hAnsi="Wingdings" w:hint="default"/>
+      </w:rPr>
+    </w:lvl>
+  </w:abstractNum>
+  <w:num w:numId="1" w16cid:durableId="1173379283">
+    <w:abstractNumId w:val="0"/>
+  </w:num>
+</w:numbering>
 </file>
 
 <file path=word/styles.xml><?xml version="1.0" encoding="utf-8"?>

--- a/Dcoumentation/Additional Material/Changes made timeline.docx
+++ b/Dcoumentation/Additional Material/Changes made timeline.docx
@@ -582,17 +582,9 @@
       <w:r>
         <w:t xml:space="preserve"> and the </w:t>
       </w:r>
-      <w:proofErr w:type="gramStart"/>
-      <w:r>
-        <w:t xml:space="preserve">source </w:t>
-      </w:r>
-      <w:r>
-        <w:t xml:space="preserve"> </w:t>
-      </w:r>
-      <w:r>
-        <w:t>IP</w:t>
-      </w:r>
-      <w:proofErr w:type="gramEnd"/>
+      <w:r>
+        <w:t>source IP</w:t>
+      </w:r>
       <w:r>
         <w:t xml:space="preserve"> being my IP</w:t>
       </w:r>
@@ -650,13 +642,11 @@
         <w:t>)</w:t>
       </w:r>
     </w:p>
-    <w:p/>
     <w:p>
       <w:r>
         <w:rPr>
           <w:noProof/>
         </w:rPr>
-        <w:lastRenderedPageBreak/>
         <w:drawing>
           <wp:inline distT="0" distB="0" distL="0" distR="0" wp14:anchorId="0653243F" wp14:editId="2F0BE4AC">
             <wp:extent cx="4715024" cy="4400550"/>
@@ -695,6 +685,3218 @@
       </w:r>
     </w:p>
     <w:p/>
+    <w:p>
+      <w:r>
+        <w:t xml:space="preserve">Next is setting the EBS root volume (elastic block store) </w:t>
+      </w:r>
+      <w:r>
+        <w:t xml:space="preserve">which is AWS’s disk service and the “root volume” is the boot disk holding the OS and all the </w:t>
+      </w:r>
+      <w:proofErr w:type="spellStart"/>
+      <w:r>
+        <w:t>WebArena</w:t>
+      </w:r>
+      <w:proofErr w:type="spellEnd"/>
+      <w:r>
+        <w:t xml:space="preserve"> data.</w:t>
+      </w:r>
+      <w:r>
+        <w:t xml:space="preserve"> </w:t>
+      </w:r>
+    </w:p>
+    <w:p>
+      <w:r>
+        <w:rPr>
+          <w:noProof/>
+        </w:rPr>
+        <w:drawing>
+          <wp:inline distT="0" distB="0" distL="0" distR="0" wp14:anchorId="03552FB8" wp14:editId="0BD0C94A">
+            <wp:extent cx="5731510" cy="2404110"/>
+            <wp:effectExtent l="0" t="0" r="2540" b="0"/>
+            <wp:docPr id="1384479907" name="Picture 1"/>
+            <wp:cNvGraphicFramePr>
+              <a:graphicFrameLocks xmlns:a="http://schemas.openxmlformats.org/drawingml/2006/main" noChangeAspect="1"/>
+            </wp:cNvGraphicFramePr>
+            <a:graphic xmlns:a="http://schemas.openxmlformats.org/drawingml/2006/main">
+              <a:graphicData uri="http://schemas.openxmlformats.org/drawingml/2006/picture">
+                <pic:pic xmlns:pic="http://schemas.openxmlformats.org/drawingml/2006/picture">
+                  <pic:nvPicPr>
+                    <pic:cNvPr id="1384479907" name=""/>
+                    <pic:cNvPicPr/>
+                  </pic:nvPicPr>
+                  <pic:blipFill>
+                    <a:blip r:embed="rId10"/>
+                    <a:stretch>
+                      <a:fillRect/>
+                    </a:stretch>
+                  </pic:blipFill>
+                  <pic:spPr>
+                    <a:xfrm>
+                      <a:off x="0" y="0"/>
+                      <a:ext cx="5731510" cy="2404110"/>
+                    </a:xfrm>
+                    <a:prstGeom prst="rect">
+                      <a:avLst/>
+                    </a:prstGeom>
+                  </pic:spPr>
+                </pic:pic>
+              </a:graphicData>
+            </a:graphic>
+          </wp:inline>
+        </w:drawing>
+      </w:r>
+    </w:p>
+    <w:p>
+      <w:r>
+        <w:rPr>
+          <w:noProof/>
+        </w:rPr>
+        <w:drawing>
+          <wp:inline distT="0" distB="0" distL="0" distR="0" wp14:anchorId="3491E06C" wp14:editId="1ADFC34F">
+            <wp:extent cx="5731510" cy="3180715"/>
+            <wp:effectExtent l="0" t="0" r="2540" b="635"/>
+            <wp:docPr id="592107242" name="Picture 1"/>
+            <wp:cNvGraphicFramePr>
+              <a:graphicFrameLocks xmlns:a="http://schemas.openxmlformats.org/drawingml/2006/main" noChangeAspect="1"/>
+            </wp:cNvGraphicFramePr>
+            <a:graphic xmlns:a="http://schemas.openxmlformats.org/drawingml/2006/main">
+              <a:graphicData uri="http://schemas.openxmlformats.org/drawingml/2006/picture">
+                <pic:pic xmlns:pic="http://schemas.openxmlformats.org/drawingml/2006/picture">
+                  <pic:nvPicPr>
+                    <pic:cNvPr id="592107242" name=""/>
+                    <pic:cNvPicPr/>
+                  </pic:nvPicPr>
+                  <pic:blipFill>
+                    <a:blip r:embed="rId11"/>
+                    <a:stretch>
+                      <a:fillRect/>
+                    </a:stretch>
+                  </pic:blipFill>
+                  <pic:spPr>
+                    <a:xfrm>
+                      <a:off x="0" y="0"/>
+                      <a:ext cx="5731510" cy="3180715"/>
+                    </a:xfrm>
+                    <a:prstGeom prst="rect">
+                      <a:avLst/>
+                    </a:prstGeom>
+                  </pic:spPr>
+                </pic:pic>
+              </a:graphicData>
+            </a:graphic>
+          </wp:inline>
+        </w:drawing>
+      </w:r>
+    </w:p>
+    <w:p>
+      <w:r>
+        <w:t xml:space="preserve">I have successfully connected to the created instance by using the commands </w:t>
+      </w:r>
+      <w:r>
+        <w:t>“</w:t>
+      </w:r>
+      <w:r>
+        <w:t xml:space="preserve">ssh -i </w:t>
+      </w:r>
+      <w:proofErr w:type="spellStart"/>
+      <w:r>
+        <w:t>webarena-key.pem</w:t>
+      </w:r>
+      <w:proofErr w:type="spellEnd"/>
+      <w:r>
+        <w:t xml:space="preserve"> </w:t>
+      </w:r>
+      <w:hyperlink r:id="rId12" w:history="1">
+        <w:r>
+          <w:rPr>
+            <w:rStyle w:val="Hyperlink"/>
+          </w:rPr>
+          <w:t>ubuntu@18.217.46.51</w:t>
+        </w:r>
+      </w:hyperlink>
+      <w:r>
+        <w:t xml:space="preserve">”. Where I use the generated SSH key and the public IPv4 address of the instance. </w:t>
+      </w:r>
+    </w:p>
+    <w:p/>
+    <w:p>
+      <w:r>
+        <w:rPr>
+          <w:noProof/>
+        </w:rPr>
+        <w:drawing>
+          <wp:inline distT="0" distB="0" distL="0" distR="0" wp14:anchorId="348E7CA0" wp14:editId="201A99F5">
+            <wp:extent cx="5731510" cy="657225"/>
+            <wp:effectExtent l="0" t="0" r="2540" b="9525"/>
+            <wp:docPr id="1742539099" name="Picture 1"/>
+            <wp:cNvGraphicFramePr>
+              <a:graphicFrameLocks xmlns:a="http://schemas.openxmlformats.org/drawingml/2006/main" noChangeAspect="1"/>
+            </wp:cNvGraphicFramePr>
+            <a:graphic xmlns:a="http://schemas.openxmlformats.org/drawingml/2006/main">
+              <a:graphicData uri="http://schemas.openxmlformats.org/drawingml/2006/picture">
+                <pic:pic xmlns:pic="http://schemas.openxmlformats.org/drawingml/2006/picture">
+                  <pic:nvPicPr>
+                    <pic:cNvPr id="1742539099" name=""/>
+                    <pic:cNvPicPr/>
+                  </pic:nvPicPr>
+                  <pic:blipFill>
+                    <a:blip r:embed="rId13"/>
+                    <a:stretch>
+                      <a:fillRect/>
+                    </a:stretch>
+                  </pic:blipFill>
+                  <pic:spPr>
+                    <a:xfrm>
+                      <a:off x="0" y="0"/>
+                      <a:ext cx="5731510" cy="657225"/>
+                    </a:xfrm>
+                    <a:prstGeom prst="rect">
+                      <a:avLst/>
+                    </a:prstGeom>
+                  </pic:spPr>
+                </pic:pic>
+              </a:graphicData>
+            </a:graphic>
+          </wp:inline>
+        </w:drawing>
+      </w:r>
+    </w:p>
+    <w:p>
+      <w:r>
+        <w:t>Initialising three test sites</w:t>
+      </w:r>
+    </w:p>
+    <w:p/>
+    <w:p>
+      <w:pPr>
+        <w:rPr>
+          <w:b/>
+          <w:bCs/>
+        </w:rPr>
+      </w:pPr>
+      <w:r>
+        <w:rPr>
+          <w:noProof/>
+        </w:rPr>
+        <w:lastRenderedPageBreak/>
+        <w:drawing>
+          <wp:inline distT="0" distB="0" distL="0" distR="0" wp14:anchorId="5A61B202" wp14:editId="7F5B8904">
+            <wp:extent cx="5731510" cy="3636010"/>
+            <wp:effectExtent l="0" t="0" r="2540" b="2540"/>
+            <wp:docPr id="1523192914" name="Picture 1"/>
+            <wp:cNvGraphicFramePr>
+              <a:graphicFrameLocks xmlns:a="http://schemas.openxmlformats.org/drawingml/2006/main" noChangeAspect="1"/>
+            </wp:cNvGraphicFramePr>
+            <a:graphic xmlns:a="http://schemas.openxmlformats.org/drawingml/2006/main">
+              <a:graphicData uri="http://schemas.openxmlformats.org/drawingml/2006/picture">
+                <pic:pic xmlns:pic="http://schemas.openxmlformats.org/drawingml/2006/picture">
+                  <pic:nvPicPr>
+                    <pic:cNvPr id="1523192914" name=""/>
+                    <pic:cNvPicPr/>
+                  </pic:nvPicPr>
+                  <pic:blipFill>
+                    <a:blip r:embed="rId14"/>
+                    <a:stretch>
+                      <a:fillRect/>
+                    </a:stretch>
+                  </pic:blipFill>
+                  <pic:spPr>
+                    <a:xfrm>
+                      <a:off x="0" y="0"/>
+                      <a:ext cx="5731510" cy="3636010"/>
+                    </a:xfrm>
+                    <a:prstGeom prst="rect">
+                      <a:avLst/>
+                    </a:prstGeom>
+                  </pic:spPr>
+                </pic:pic>
+              </a:graphicData>
+            </a:graphic>
+          </wp:inline>
+        </w:drawing>
+      </w:r>
+    </w:p>
+    <w:p>
+      <w:r>
+        <w:t xml:space="preserve">Set </w:t>
+      </w:r>
+      <w:r>
+        <w:t xml:space="preserve">magneto its address to “18.217.46.51” so it writes its own URL into every page it serves. Forum page doesn’t need anything. </w:t>
+      </w:r>
+      <w:r>
+        <w:t xml:space="preserve">Next is to check whether the sites are reachable. </w:t>
+      </w:r>
+    </w:p>
+    <w:p>
+      <w:r>
+        <w:rPr>
+          <w:noProof/>
+        </w:rPr>
+        <w:drawing>
+          <wp:inline distT="0" distB="0" distL="0" distR="0" wp14:anchorId="06217FC9" wp14:editId="10104628">
+            <wp:extent cx="5731510" cy="789305"/>
+            <wp:effectExtent l="0" t="0" r="2540" b="0"/>
+            <wp:docPr id="1185692398" name="Picture 1"/>
+            <wp:cNvGraphicFramePr>
+              <a:graphicFrameLocks xmlns:a="http://schemas.openxmlformats.org/drawingml/2006/main" noChangeAspect="1"/>
+            </wp:cNvGraphicFramePr>
+            <a:graphic xmlns:a="http://schemas.openxmlformats.org/drawingml/2006/main">
+              <a:graphicData uri="http://schemas.openxmlformats.org/drawingml/2006/picture">
+                <pic:pic xmlns:pic="http://schemas.openxmlformats.org/drawingml/2006/picture">
+                  <pic:nvPicPr>
+                    <pic:cNvPr id="1185692398" name=""/>
+                    <pic:cNvPicPr/>
+                  </pic:nvPicPr>
+                  <pic:blipFill>
+                    <a:blip r:embed="rId15"/>
+                    <a:stretch>
+                      <a:fillRect/>
+                    </a:stretch>
+                  </pic:blipFill>
+                  <pic:spPr>
+                    <a:xfrm>
+                      <a:off x="0" y="0"/>
+                      <a:ext cx="5731510" cy="789305"/>
+                    </a:xfrm>
+                    <a:prstGeom prst="rect">
+                      <a:avLst/>
+                    </a:prstGeom>
+                  </pic:spPr>
+                </pic:pic>
+              </a:graphicData>
+            </a:graphic>
+          </wp:inline>
+        </w:drawing>
+      </w:r>
+    </w:p>
+    <w:p>
+      <w:r>
+        <w:t xml:space="preserve">All 3 sites returned a healthy network signal of 200. </w:t>
+      </w:r>
+    </w:p>
+    <w:p>
+      <w:r>
+        <w:rPr>
+          <w:noProof/>
+        </w:rPr>
+        <w:drawing>
+          <wp:inline distT="0" distB="0" distL="0" distR="0" wp14:anchorId="3EB38F0C" wp14:editId="55AEAF6F">
+            <wp:extent cx="5731510" cy="2949575"/>
+            <wp:effectExtent l="0" t="0" r="2540" b="3175"/>
+            <wp:docPr id="1136970840" name="Picture 1"/>
+            <wp:cNvGraphicFramePr>
+              <a:graphicFrameLocks xmlns:a="http://schemas.openxmlformats.org/drawingml/2006/main" noChangeAspect="1"/>
+            </wp:cNvGraphicFramePr>
+            <a:graphic xmlns:a="http://schemas.openxmlformats.org/drawingml/2006/main">
+              <a:graphicData uri="http://schemas.openxmlformats.org/drawingml/2006/picture">
+                <pic:pic xmlns:pic="http://schemas.openxmlformats.org/drawingml/2006/picture">
+                  <pic:nvPicPr>
+                    <pic:cNvPr id="1136970840" name=""/>
+                    <pic:cNvPicPr/>
+                  </pic:nvPicPr>
+                  <pic:blipFill>
+                    <a:blip r:embed="rId16"/>
+                    <a:stretch>
+                      <a:fillRect/>
+                    </a:stretch>
+                  </pic:blipFill>
+                  <pic:spPr>
+                    <a:xfrm>
+                      <a:off x="0" y="0"/>
+                      <a:ext cx="5731510" cy="2949575"/>
+                    </a:xfrm>
+                    <a:prstGeom prst="rect">
+                      <a:avLst/>
+                    </a:prstGeom>
+                  </pic:spPr>
+                </pic:pic>
+              </a:graphicData>
+            </a:graphic>
+          </wp:inline>
+        </w:drawing>
+      </w:r>
+    </w:p>
+    <w:p>
+      <w:r>
+        <w:rPr>
+          <w:noProof/>
+        </w:rPr>
+        <w:lastRenderedPageBreak/>
+        <w:drawing>
+          <wp:inline distT="0" distB="0" distL="0" distR="0" wp14:anchorId="58CC7FD3" wp14:editId="3D9C0356">
+            <wp:extent cx="5731510" cy="2964180"/>
+            <wp:effectExtent l="0" t="0" r="2540" b="7620"/>
+            <wp:docPr id="970222873" name="Picture 1"/>
+            <wp:cNvGraphicFramePr>
+              <a:graphicFrameLocks xmlns:a="http://schemas.openxmlformats.org/drawingml/2006/main" noChangeAspect="1"/>
+            </wp:cNvGraphicFramePr>
+            <a:graphic xmlns:a="http://schemas.openxmlformats.org/drawingml/2006/main">
+              <a:graphicData uri="http://schemas.openxmlformats.org/drawingml/2006/picture">
+                <pic:pic xmlns:pic="http://schemas.openxmlformats.org/drawingml/2006/picture">
+                  <pic:nvPicPr>
+                    <pic:cNvPr id="970222873" name=""/>
+                    <pic:cNvPicPr/>
+                  </pic:nvPicPr>
+                  <pic:blipFill>
+                    <a:blip r:embed="rId17"/>
+                    <a:stretch>
+                      <a:fillRect/>
+                    </a:stretch>
+                  </pic:blipFill>
+                  <pic:spPr>
+                    <a:xfrm>
+                      <a:off x="0" y="0"/>
+                      <a:ext cx="5731510" cy="2964180"/>
+                    </a:xfrm>
+                    <a:prstGeom prst="rect">
+                      <a:avLst/>
+                    </a:prstGeom>
+                  </pic:spPr>
+                </pic:pic>
+              </a:graphicData>
+            </a:graphic>
+          </wp:inline>
+        </w:drawing>
+      </w:r>
+    </w:p>
+    <w:p>
+      <w:r>
+        <w:rPr>
+          <w:noProof/>
+        </w:rPr>
+        <w:drawing>
+          <wp:inline distT="0" distB="0" distL="0" distR="0" wp14:anchorId="7484A38E" wp14:editId="02EF8AA1">
+            <wp:extent cx="5731510" cy="2970530"/>
+            <wp:effectExtent l="0" t="0" r="2540" b="1270"/>
+            <wp:docPr id="1200932639" name="Picture 1"/>
+            <wp:cNvGraphicFramePr>
+              <a:graphicFrameLocks xmlns:a="http://schemas.openxmlformats.org/drawingml/2006/main" noChangeAspect="1"/>
+            </wp:cNvGraphicFramePr>
+            <a:graphic xmlns:a="http://schemas.openxmlformats.org/drawingml/2006/main">
+              <a:graphicData uri="http://schemas.openxmlformats.org/drawingml/2006/picture">
+                <pic:pic xmlns:pic="http://schemas.openxmlformats.org/drawingml/2006/picture">
+                  <pic:nvPicPr>
+                    <pic:cNvPr id="1200932639" name=""/>
+                    <pic:cNvPicPr/>
+                  </pic:nvPicPr>
+                  <pic:blipFill>
+                    <a:blip r:embed="rId18"/>
+                    <a:stretch>
+                      <a:fillRect/>
+                    </a:stretch>
+                  </pic:blipFill>
+                  <pic:spPr>
+                    <a:xfrm>
+                      <a:off x="0" y="0"/>
+                      <a:ext cx="5731510" cy="2970530"/>
+                    </a:xfrm>
+                    <a:prstGeom prst="rect">
+                      <a:avLst/>
+                    </a:prstGeom>
+                  </pic:spPr>
+                </pic:pic>
+              </a:graphicData>
+            </a:graphic>
+          </wp:inline>
+        </w:drawing>
+      </w:r>
+    </w:p>
+    <w:p>
+      <w:r>
+        <w:rPr>
+          <w:noProof/>
+        </w:rPr>
+        <w:lastRenderedPageBreak/>
+        <w:drawing>
+          <wp:inline distT="0" distB="0" distL="0" distR="0" wp14:anchorId="47296EC2" wp14:editId="4799128B">
+            <wp:extent cx="5731510" cy="2968625"/>
+            <wp:effectExtent l="0" t="0" r="2540" b="3175"/>
+            <wp:docPr id="12279887" name="Picture 1"/>
+            <wp:cNvGraphicFramePr>
+              <a:graphicFrameLocks xmlns:a="http://schemas.openxmlformats.org/drawingml/2006/main" noChangeAspect="1"/>
+            </wp:cNvGraphicFramePr>
+            <a:graphic xmlns:a="http://schemas.openxmlformats.org/drawingml/2006/main">
+              <a:graphicData uri="http://schemas.openxmlformats.org/drawingml/2006/picture">
+                <pic:pic xmlns:pic="http://schemas.openxmlformats.org/drawingml/2006/picture">
+                  <pic:nvPicPr>
+                    <pic:cNvPr id="12279887" name=""/>
+                    <pic:cNvPicPr/>
+                  </pic:nvPicPr>
+                  <pic:blipFill>
+                    <a:blip r:embed="rId19"/>
+                    <a:stretch>
+                      <a:fillRect/>
+                    </a:stretch>
+                  </pic:blipFill>
+                  <pic:spPr>
+                    <a:xfrm>
+                      <a:off x="0" y="0"/>
+                      <a:ext cx="5731510" cy="2968625"/>
+                    </a:xfrm>
+                    <a:prstGeom prst="rect">
+                      <a:avLst/>
+                    </a:prstGeom>
+                  </pic:spPr>
+                </pic:pic>
+              </a:graphicData>
+            </a:graphic>
+          </wp:inline>
+        </w:drawing>
+      </w:r>
+    </w:p>
+    <w:p>
+      <w:r>
+        <w:t xml:space="preserve">All 3 sites work perfectly. </w:t>
+      </w:r>
+      <w:r>
+        <w:t xml:space="preserve">This means the inbound security group rules is correct and the agent(s) can reach them. </w:t>
+      </w:r>
+    </w:p>
+    <w:p>
+      <w:pPr>
+        <w:rPr>
+          <w:b/>
+          <w:bCs/>
+        </w:rPr>
+      </w:pPr>
+      <w:r>
+        <w:rPr>
+          <w:b/>
+          <w:bCs/>
+        </w:rPr>
+        <w:t>For smoke_a.py:</w:t>
+      </w:r>
+    </w:p>
+    <w:p>
+      <w:r>
+        <w:t xml:space="preserve">So before </w:t>
+      </w:r>
+      <w:r>
+        <w:t>committing to the full data-collection sweep (200 tasks × 4 budget levels × 3 strategies), I wrote a minimal validation script that runs Strategy A on a single task from each of my three target sites: Shopping (</w:t>
+      </w:r>
+      <w:proofErr w:type="spellStart"/>
+      <w:r>
+        <w:t>OneStopShop</w:t>
+      </w:r>
+      <w:proofErr w:type="spellEnd"/>
+      <w:r>
+        <w:t>), the CMS (</w:t>
+      </w:r>
+      <w:proofErr w:type="spellStart"/>
+      <w:r>
+        <w:t>shopping_admin</w:t>
+      </w:r>
+      <w:proofErr w:type="spellEnd"/>
+      <w:r>
+        <w:t>), and the Forum (</w:t>
+      </w:r>
+      <w:proofErr w:type="spellStart"/>
+      <w:r>
+        <w:t>Postmill</w:t>
+      </w:r>
+      <w:proofErr w:type="spellEnd"/>
+      <w:r>
+        <w:t>/Reddit). The intent is not to succeed at the tasks</w:t>
+      </w:r>
+      <w:r>
+        <w:t xml:space="preserve"> as </w:t>
+      </w:r>
+      <w:proofErr w:type="spellStart"/>
+      <w:r>
+        <w:t>WebArena</w:t>
+      </w:r>
+      <w:proofErr w:type="spellEnd"/>
+      <w:r>
+        <w:t xml:space="preserve"> is a deliberately difficult benchmark, with GPT-4 reported at only 14.41% success</w:t>
+      </w:r>
+      <w:r>
+        <w:t xml:space="preserve"> </w:t>
+      </w:r>
+      <w:r>
+        <w:t>but to confirm that the full pipeline is wired correctly end to end before any significant API spend is incurred. This directly implements the R3 mitigation of running validation tests prior to full experiment runs.</w:t>
+      </w:r>
+    </w:p>
+    <w:p>
+      <w:proofErr w:type="spellStart"/>
+      <w:r>
+        <w:t>BrowserGym</w:t>
+      </w:r>
+      <w:proofErr w:type="spellEnd"/>
+      <w:r>
+        <w:t xml:space="preserve"> reads the </w:t>
+      </w:r>
+      <w:proofErr w:type="spellStart"/>
+      <w:r>
+        <w:t>WebArena</w:t>
+      </w:r>
+      <w:proofErr w:type="spellEnd"/>
+      <w:r>
+        <w:t xml:space="preserve"> site URLs from environment variables at import time. The script therefore calls </w:t>
+      </w:r>
+      <w:proofErr w:type="spellStart"/>
+      <w:r>
+        <w:t>load_dotenv</w:t>
+      </w:r>
+      <w:proofErr w:type="spellEnd"/>
+      <w:r>
+        <w:t xml:space="preserve">() and remaps my project's WA_* variable names onto the bare names </w:t>
+      </w:r>
+      <w:proofErr w:type="spellStart"/>
+      <w:r>
+        <w:t>WebArena</w:t>
+      </w:r>
+      <w:proofErr w:type="spellEnd"/>
+      <w:r>
+        <w:t xml:space="preserve"> expects (SHOPPING, SHOPPING_ADMIN, REDDIT, etc.) before importing </w:t>
+      </w:r>
+      <w:proofErr w:type="spellStart"/>
+      <w:r>
+        <w:t>browsergym.webarena</w:t>
+      </w:r>
+      <w:proofErr w:type="spellEnd"/>
+      <w:r>
+        <w:t>. Ordering matters here: importing first would leave the environment unconfigured. Sites I am not using are given placeholder URLs so that registration succeeds without those services running.</w:t>
+      </w:r>
+    </w:p>
+    <w:p>
+      <w:r>
+        <w:t xml:space="preserve">A single </w:t>
+      </w:r>
+      <w:proofErr w:type="spellStart"/>
+      <w:r>
+        <w:t>Pydantic</w:t>
+      </w:r>
+      <w:proofErr w:type="spellEnd"/>
+      <w:r>
+        <w:t xml:space="preserve"> AI agent is constructed with </w:t>
+      </w:r>
+      <w:proofErr w:type="spellStart"/>
+      <w:r>
+        <w:t>output_type</w:t>
+      </w:r>
+      <w:proofErr w:type="spellEnd"/>
+      <w:r>
+        <w:t>=</w:t>
+      </w:r>
+      <w:proofErr w:type="spellStart"/>
+      <w:r>
+        <w:t>AgentAction</w:t>
+      </w:r>
+      <w:proofErr w:type="spellEnd"/>
+      <w:r>
+        <w:t xml:space="preserve">, where </w:t>
+      </w:r>
+      <w:proofErr w:type="spellStart"/>
+      <w:r>
+        <w:t>AgentAction</w:t>
+      </w:r>
+      <w:proofErr w:type="spellEnd"/>
+      <w:r>
+        <w:t xml:space="preserve"> is a </w:t>
+      </w:r>
+      <w:proofErr w:type="spellStart"/>
+      <w:r>
+        <w:t>Pydantic</w:t>
+      </w:r>
+      <w:proofErr w:type="spellEnd"/>
+      <w:r>
+        <w:t xml:space="preserve"> model containing a short reasoning string and a single action string. Using a structured output type means the model's reply is parsed and validated automatically, removing the need for the regular-expression action extraction used in the canonical </w:t>
+      </w:r>
+      <w:proofErr w:type="spellStart"/>
+      <w:r>
+        <w:t>WebArena</w:t>
+      </w:r>
+      <w:proofErr w:type="spellEnd"/>
+      <w:r>
+        <w:t xml:space="preserve"> harness. The static instruction block enumerates the </w:t>
+      </w:r>
+      <w:proofErr w:type="spellStart"/>
+      <w:r>
+        <w:t>BrowserGym</w:t>
+      </w:r>
+      <w:proofErr w:type="spellEnd"/>
+      <w:r>
+        <w:t xml:space="preserve"> </w:t>
+      </w:r>
+      <w:proofErr w:type="spellStart"/>
+      <w:r>
+        <w:t>HighLevelActionSet</w:t>
+      </w:r>
+      <w:proofErr w:type="spellEnd"/>
+      <w:r>
+        <w:t xml:space="preserve"> verbs (click, fill, </w:t>
+      </w:r>
+      <w:proofErr w:type="spellStart"/>
+      <w:r>
+        <w:t>select_option</w:t>
+      </w:r>
+      <w:proofErr w:type="spellEnd"/>
+      <w:r>
+        <w:t xml:space="preserve">, press, scroll, </w:t>
+      </w:r>
+      <w:proofErr w:type="spellStart"/>
+      <w:r>
+        <w:t>goto</w:t>
+      </w:r>
+      <w:proofErr w:type="spellEnd"/>
+      <w:r>
+        <w:t xml:space="preserve">, </w:t>
+      </w:r>
+      <w:proofErr w:type="spellStart"/>
+      <w:r>
+        <w:t>go_back</w:t>
+      </w:r>
+      <w:proofErr w:type="spellEnd"/>
+      <w:r>
+        <w:t xml:space="preserve">, </w:t>
+      </w:r>
+      <w:proofErr w:type="spellStart"/>
+      <w:r>
+        <w:t>send_msg_to_user</w:t>
+      </w:r>
+      <w:proofErr w:type="spellEnd"/>
+      <w:r>
+        <w:t xml:space="preserve">, noop) and states the two rules that most affect validity: only element ids present in the current accessibility tree may be referenced, and information-seeking tasks are complete only once </w:t>
+      </w:r>
+      <w:proofErr w:type="spellStart"/>
+      <w:r>
+        <w:t>send_msg_to_user</w:t>
+      </w:r>
+      <w:proofErr w:type="spellEnd"/>
+      <w:r>
+        <w:t>() has been called with the answer.</w:t>
+      </w:r>
+    </w:p>
+    <w:p>
+      <w:r>
+        <w:t xml:space="preserve">The script reads the </w:t>
+      </w:r>
+      <w:proofErr w:type="spellStart"/>
+      <w:r>
+        <w:t>WebArena</w:t>
+      </w:r>
+      <w:proofErr w:type="spellEnd"/>
+      <w:r>
+        <w:t xml:space="preserve"> task configuration files bundled with the </w:t>
+      </w:r>
+      <w:proofErr w:type="spellStart"/>
+      <w:r>
+        <w:t>webarena</w:t>
+      </w:r>
+      <w:proofErr w:type="spellEnd"/>
+      <w:r>
+        <w:t xml:space="preserve"> package and selects the first single-site task for each of the three target sites. Restricting to single-site tasks </w:t>
+      </w:r>
+      <w:r>
+        <w:lastRenderedPageBreak/>
+        <w:t>is deliberate: it guarantees no episode requires a website I am not hosting, which is what makes site-by-site batching viable.</w:t>
+      </w:r>
+    </w:p>
+    <w:p>
+      <w:r>
+        <w:t xml:space="preserve">Each episode instantiates a </w:t>
+      </w:r>
+      <w:proofErr w:type="spellStart"/>
+      <w:r>
+        <w:t>BrowserGym</w:t>
+      </w:r>
+      <w:proofErr w:type="spellEnd"/>
+      <w:r>
+        <w:t xml:space="preserve"> environment via </w:t>
+      </w:r>
+      <w:proofErr w:type="spellStart"/>
+      <w:r>
+        <w:t>gym.make</w:t>
+      </w:r>
+      <w:proofErr w:type="spellEnd"/>
+      <w:r>
+        <w:t>() and then iterates:</w:t>
+      </w:r>
+    </w:p>
+    <w:p>
+      <w:pPr>
+        <w:pStyle w:val="ListParagraph"/>
+        <w:numPr>
+          <w:ilvl w:val="0"/>
+          <w:numId w:val="2"/>
+        </w:numPr>
+      </w:pPr>
+      <w:r>
+        <w:t xml:space="preserve">The current observation is converted to text. The accessibility tree is flattened with </w:t>
+      </w:r>
+      <w:proofErr w:type="spellStart"/>
+      <w:r>
+        <w:t>flatten_axtree_to_str</w:t>
+      </w:r>
+      <w:proofErr w:type="spellEnd"/>
+      <w:r>
+        <w:t>() and combined with the task goal, the current URL, and any error returned by the previous action.</w:t>
+      </w:r>
+    </w:p>
+    <w:p>
+      <w:pPr>
+        <w:pStyle w:val="ListParagraph"/>
+        <w:numPr>
+          <w:ilvl w:val="0"/>
+          <w:numId w:val="2"/>
+        </w:numPr>
+      </w:pPr>
+      <w:r>
+        <w:t>The agent is called once, returning a validated action string.</w:t>
+      </w:r>
+    </w:p>
+    <w:p>
+      <w:pPr>
+        <w:pStyle w:val="ListParagraph"/>
+        <w:numPr>
+          <w:ilvl w:val="0"/>
+          <w:numId w:val="2"/>
+        </w:numPr>
+      </w:pPr>
+      <w:r>
+        <w:t xml:space="preserve">Token usage is read from </w:t>
+      </w:r>
+      <w:proofErr w:type="spellStart"/>
+      <w:r>
+        <w:t>result.usage</w:t>
+      </w:r>
+      <w:proofErr w:type="spellEnd"/>
+      <w:r>
+        <w:t xml:space="preserve">() and accumulated. Because </w:t>
+      </w:r>
+      <w:proofErr w:type="spellStart"/>
+      <w:r>
+        <w:t>Pydantic</w:t>
+      </w:r>
+      <w:proofErr w:type="spellEnd"/>
+      <w:r>
+        <w:t xml:space="preserve"> AI reports input and output token counts natively, this constitutes the token accounting mechanism described in my methodology — no interception of the underlying OpenAI client is required.</w:t>
+      </w:r>
+    </w:p>
+    <w:p>
+      <w:pPr>
+        <w:pStyle w:val="ListParagraph"/>
+        <w:numPr>
+          <w:ilvl w:val="0"/>
+          <w:numId w:val="2"/>
+        </w:numPr>
+      </w:pPr>
+      <w:r>
+        <w:t xml:space="preserve">The action is executed with </w:t>
+      </w:r>
+      <w:proofErr w:type="spellStart"/>
+      <w:r>
+        <w:t>env.step</w:t>
+      </w:r>
+      <w:proofErr w:type="spellEnd"/>
+      <w:r>
+        <w:t xml:space="preserve">(), which returns the next observation and the reward computed by </w:t>
+      </w:r>
+      <w:proofErr w:type="spellStart"/>
+      <w:r>
+        <w:t>WebArena's</w:t>
+      </w:r>
+      <w:proofErr w:type="spellEnd"/>
+      <w:r>
+        <w:t xml:space="preserve"> own evaluation function.</w:t>
+      </w:r>
+    </w:p>
+    <w:p>
+      <w:r>
+        <w:t>The loop terminates on success (reward ≥ 1.0), on environment termination, or on one of two safety limits: a maximum step count and a maximum token count. These limits exist so that a confused agent cannot loop indefinitely or consume unbounded API credit.</w:t>
+      </w:r>
+    </w:p>
+    <w:p>
+      <w:r>
+        <w:t xml:space="preserve">For the output, each </w:t>
+      </w:r>
+      <w:r>
+        <w:t>step prints the agent's reasoning, its chosen action, the tokens consumed, and whether the action was accepted or produced an error. Each episode reports success, termination reason, step count, input/output/total tokens, and wall-clock duration. A summary table is printed across all three sites and the full per-step log is written to JSON. Episode failures are caught individually so that a problem on one site does not abort the remaining runs.</w:t>
+      </w:r>
+    </w:p>
+    <w:p>
+      <w:r>
+        <w:t>Two points stand out. First, the ordering constraint around environment variables and imports is a genuine correctness issue rather than a stylistic one, and it is the kind of failure that produces a confusing error far from its cause. Second, using structured outputs shifts action parsing from a fragile post-hoc step into a schema the model is constrained to satisfy, which should reduce the class of failures where a valid decision is lost to a malformed reply.</w:t>
+      </w:r>
+    </w:p>
+    <w:p>
+      <w:r>
+        <w:t xml:space="preserve">I also note a measurement consideration for GPT-5 Mini specifically: it is a reasoning model, and its hidden reasoning tokens are billed as output tokens. This is correct for budget accounting </w:t>
+      </w:r>
+      <w:r>
+        <w:t xml:space="preserve">as those tokens are a real cost </w:t>
+      </w:r>
+      <w:r>
+        <w:t xml:space="preserve">but it means </w:t>
+      </w:r>
+      <w:proofErr w:type="spellStart"/>
+      <w:r>
+        <w:t>reasoning_effort</w:t>
+      </w:r>
+      <w:proofErr w:type="spellEnd"/>
+      <w:r>
+        <w:t xml:space="preserve"> must be pinned to a fixed value before collection begins, otherwise per-episode token totals could vary for reasons unrelated to the orchestration strategy under test, confounding the comparison.</w:t>
+      </w:r>
+    </w:p>
+    <w:p>
+      <w:r>
+        <w:t>Running the first test on randomly selected tasks for each site (shopping, shopping admin and forums) produces these results:</w:t>
+      </w:r>
+      <w:r>
+        <w:br/>
+      </w:r>
+      <w:r>
+        <w:rPr>
+          <w:noProof/>
+        </w:rPr>
+        <w:drawing>
+          <wp:inline distT="0" distB="0" distL="0" distR="0" wp14:anchorId="319E19F5" wp14:editId="6C196998">
+            <wp:extent cx="5731510" cy="1106805"/>
+            <wp:effectExtent l="0" t="0" r="2540" b="0"/>
+            <wp:docPr id="2124827794" name="Picture 1"/>
+            <wp:cNvGraphicFramePr>
+              <a:graphicFrameLocks xmlns:a="http://schemas.openxmlformats.org/drawingml/2006/main" noChangeAspect="1"/>
+            </wp:cNvGraphicFramePr>
+            <a:graphic xmlns:a="http://schemas.openxmlformats.org/drawingml/2006/main">
+              <a:graphicData uri="http://schemas.openxmlformats.org/drawingml/2006/picture">
+                <pic:pic xmlns:pic="http://schemas.openxmlformats.org/drawingml/2006/picture">
+                  <pic:nvPicPr>
+                    <pic:cNvPr id="2124827794" name=""/>
+                    <pic:cNvPicPr/>
+                  </pic:nvPicPr>
+                  <pic:blipFill>
+                    <a:blip r:embed="rId20"/>
+                    <a:stretch>
+                      <a:fillRect/>
+                    </a:stretch>
+                  </pic:blipFill>
+                  <pic:spPr>
+                    <a:xfrm>
+                      <a:off x="0" y="0"/>
+                      <a:ext cx="5731510" cy="1106805"/>
+                    </a:xfrm>
+                    <a:prstGeom prst="rect">
+                      <a:avLst/>
+                    </a:prstGeom>
+                  </pic:spPr>
+                </pic:pic>
+              </a:graphicData>
+            </a:graphic>
+          </wp:inline>
+        </w:drawing>
+      </w:r>
+    </w:p>
+    <w:p>
+      <w:r>
+        <w:t>A few bugs in the code needed to be f</w:t>
+      </w:r>
+      <w:r>
+        <w:t>ixed. Starting with reddit and the runtime error where I need to call the agent from a separate thread, where no loop is running.</w:t>
+      </w:r>
+    </w:p>
+    <w:p>
+      <w:r>
+        <w:rPr>
+          <w:noProof/>
+        </w:rPr>
+        <w:lastRenderedPageBreak/>
+        <w:drawing>
+          <wp:inline distT="0" distB="0" distL="0" distR="0" wp14:anchorId="6FC66C11" wp14:editId="31A9A70B">
+            <wp:extent cx="5731510" cy="2540635"/>
+            <wp:effectExtent l="0" t="0" r="2540" b="0"/>
+            <wp:docPr id="116189765" name="Picture 1"/>
+            <wp:cNvGraphicFramePr>
+              <a:graphicFrameLocks xmlns:a="http://schemas.openxmlformats.org/drawingml/2006/main" noChangeAspect="1"/>
+            </wp:cNvGraphicFramePr>
+            <a:graphic xmlns:a="http://schemas.openxmlformats.org/drawingml/2006/main">
+              <a:graphicData uri="http://schemas.openxmlformats.org/drawingml/2006/picture">
+                <pic:pic xmlns:pic="http://schemas.openxmlformats.org/drawingml/2006/picture">
+                  <pic:nvPicPr>
+                    <pic:cNvPr id="116189765" name=""/>
+                    <pic:cNvPicPr/>
+                  </pic:nvPicPr>
+                  <pic:blipFill>
+                    <a:blip r:embed="rId21"/>
+                    <a:stretch>
+                      <a:fillRect/>
+                    </a:stretch>
+                  </pic:blipFill>
+                  <pic:spPr>
+                    <a:xfrm>
+                      <a:off x="0" y="0"/>
+                      <a:ext cx="5731510" cy="2540635"/>
+                    </a:xfrm>
+                    <a:prstGeom prst="rect">
+                      <a:avLst/>
+                    </a:prstGeom>
+                  </pic:spPr>
+                </pic:pic>
+              </a:graphicData>
+            </a:graphic>
+          </wp:inline>
+        </w:drawing>
+      </w:r>
+    </w:p>
+    <w:p>
+      <w:r>
+        <w:t xml:space="preserve">Isolating task 27 for the reddit website shows interesting results which differentiates from past tests. </w:t>
+      </w:r>
+      <w:r>
+        <w:t xml:space="preserve">step 0 sees the front page, step 1 sees the </w:t>
+      </w:r>
+      <w:proofErr w:type="spellStart"/>
+      <w:r>
+        <w:t>Showerthoughts</w:t>
+      </w:r>
+      <w:proofErr w:type="spellEnd"/>
+      <w:r>
+        <w:t xml:space="preserve"> forum, step 2 sees a user link (/user/</w:t>
+      </w:r>
+      <w:proofErr w:type="spellStart"/>
+      <w:r>
+        <w:t>Waoonet</w:t>
+      </w:r>
+      <w:proofErr w:type="spellEnd"/>
+      <w:r>
+        <w:t xml:space="preserve">), step 3 sees a post. The page </w:t>
+      </w:r>
+      <w:r>
+        <w:rPr>
+          <w:i/>
+          <w:iCs/>
+        </w:rPr>
+        <w:t>is</w:t>
+      </w:r>
+      <w:r>
+        <w:t xml:space="preserve"> advancing, and the agent's reasoning is genuinely good</w:t>
+      </w:r>
+      <w:r>
+        <w:t xml:space="preserve">. </w:t>
+      </w:r>
+    </w:p>
+    <w:p>
+      <w:r>
+        <w:t xml:space="preserve">The Timeout 500ms exceeded fires </w:t>
+      </w:r>
+      <w:r>
+        <w:rPr>
+          <w:i/>
+          <w:iCs/>
+        </w:rPr>
+        <w:t>after</w:t>
+      </w:r>
+      <w:r>
+        <w:t xml:space="preserve"> "performing click action"</w:t>
+      </w:r>
+      <w:r>
+        <w:t xml:space="preserve">, </w:t>
+      </w:r>
+      <w:r>
+        <w:t xml:space="preserve">the click lands, then Playwright waits for the post-click navigation and gives up at 500ms. Over a </w:t>
+      </w:r>
+      <w:proofErr w:type="spellStart"/>
+      <w:r>
+        <w:t>London→Ohio</w:t>
+      </w:r>
+      <w:proofErr w:type="spellEnd"/>
+      <w:r>
+        <w:t xml:space="preserve"> round trip, 500ms is nothing. </w:t>
+      </w:r>
+      <w:r>
+        <w:t>T</w:t>
+      </w:r>
+      <w:r>
+        <w:t xml:space="preserve">his 500ms is a separate, much shorter action-level timeout than the 60000 </w:t>
+      </w:r>
+      <w:r>
+        <w:t xml:space="preserve">I </w:t>
+      </w:r>
+      <w:r>
+        <w:t xml:space="preserve">set (which the log confirms applied to the </w:t>
+      </w:r>
+      <w:r>
+        <w:rPr>
+          <w:i/>
+          <w:iCs/>
+        </w:rPr>
+        <w:t>task</w:t>
+      </w:r>
+      <w:r>
+        <w:t xml:space="preserve"> timeout only).</w:t>
+      </w:r>
+    </w:p>
+    <w:p>
+      <w:r>
+        <w:t>T</w:t>
+      </w:r>
+      <w:r>
+        <w:t>hat LAST ACTION ERROR then goes into the next prompt, so the agent thinks it failed when it didn't. That'll cause it to retry pointlessly and waste budget.</w:t>
+      </w:r>
+    </w:p>
+    <w:p>
+      <w:r>
+        <w:t xml:space="preserve">The average token usage here is 4,240 per step </w:t>
+      </w:r>
+      <w:r>
+        <w:t>so:</w:t>
+      </w:r>
+    </w:p>
+    <w:tbl>
+      <w:tblPr>
+        <w:tblStyle w:val="TableGrid"/>
+        <w:tblW w:w="0" w:type="auto"/>
+        <w:tblLook w:val="04A0" w:firstRow="1" w:lastRow="0" w:firstColumn="1" w:lastColumn="0" w:noHBand="0" w:noVBand="1"/>
+      </w:tblPr>
+      <w:tblGrid>
+        <w:gridCol w:w="1129"/>
+        <w:gridCol w:w="2552"/>
+      </w:tblGrid>
+      <w:tr>
+        <w:tc>
+          <w:tcPr>
+            <w:tcW w:w="1129" w:type="dxa"/>
+          </w:tcPr>
+          <w:p>
+            <w:r>
+              <w:t>Budget</w:t>
+            </w:r>
+          </w:p>
+        </w:tc>
+        <w:tc>
+          <w:tcPr>
+            <w:tcW w:w="2552" w:type="dxa"/>
+          </w:tcPr>
+          <w:p>
+            <w:r>
+              <w:t>Steps affordable</w:t>
+            </w:r>
+          </w:p>
+        </w:tc>
+      </w:tr>
+      <w:tr>
+        <w:tc>
+          <w:tcPr>
+            <w:tcW w:w="1129" w:type="dxa"/>
+          </w:tcPr>
+          <w:p>
+            <w:r>
+              <w:t>2,000</w:t>
+            </w:r>
+          </w:p>
+        </w:tc>
+        <w:tc>
+          <w:tcPr>
+            <w:tcW w:w="2552" w:type="dxa"/>
+          </w:tcPr>
+          <w:p>
+            <w:r>
+              <w:t>0 – cant complete 1 step</w:t>
+            </w:r>
+          </w:p>
+        </w:tc>
+      </w:tr>
+      <w:tr>
+        <w:tc>
+          <w:tcPr>
+            <w:tcW w:w="1129" w:type="dxa"/>
+          </w:tcPr>
+          <w:p>
+            <w:r>
+              <w:t>4,000</w:t>
+            </w:r>
+          </w:p>
+        </w:tc>
+        <w:tc>
+          <w:tcPr>
+            <w:tcW w:w="2552" w:type="dxa"/>
+          </w:tcPr>
+          <w:p>
+            <w:r>
+              <w:t xml:space="preserve">1 </w:t>
+            </w:r>
+          </w:p>
+        </w:tc>
+      </w:tr>
+      <w:tr>
+        <w:tc>
+          <w:tcPr>
+            <w:tcW w:w="1129" w:type="dxa"/>
+          </w:tcPr>
+          <w:p>
+            <w:r>
+              <w:t>8,000</w:t>
+            </w:r>
+          </w:p>
+        </w:tc>
+        <w:tc>
+          <w:tcPr>
+            <w:tcW w:w="2552" w:type="dxa"/>
+          </w:tcPr>
+          <w:p>
+            <w:r>
+              <w:t>2</w:t>
+            </w:r>
+          </w:p>
+        </w:tc>
+      </w:tr>
+      <w:tr>
+        <w:tc>
+          <w:tcPr>
+            <w:tcW w:w="1129" w:type="dxa"/>
+          </w:tcPr>
+          <w:p>
+            <w:r>
+              <w:t>16,000</w:t>
+            </w:r>
+          </w:p>
+        </w:tc>
+        <w:tc>
+          <w:tcPr>
+            <w:tcW w:w="2552" w:type="dxa"/>
+          </w:tcPr>
+          <w:p>
+            <w:r>
+              <w:t>4</w:t>
+            </w:r>
+          </w:p>
+        </w:tc>
+      </w:tr>
+    </w:tbl>
+    <w:p/>
+    <w:p>
+      <w:r>
+        <w:t>This means the 2,000 token floor is currently unusable, and this task needs 6-8 steps (classed as an easy difficulty task)</w:t>
+      </w:r>
+      <w:r>
+        <w:t>. Best thing to do is to shift the ladder up to (4k/8k/16k/32k)</w:t>
+      </w:r>
+      <w:r>
+        <w:t xml:space="preserve">. </w:t>
+      </w:r>
+    </w:p>
+    <w:p>
+      <w:r>
+        <w:t xml:space="preserve">Next </w:t>
+      </w:r>
+      <w:r>
+        <w:t>is to run it on the instance</w:t>
+      </w:r>
+      <w:r>
+        <w:t xml:space="preserve"> which should remove the 500ms timeouts</w:t>
+      </w:r>
+      <w:r>
+        <w:t xml:space="preserve"> and should progress through the task and give a true read on how many steps this task actually needs. </w:t>
+      </w:r>
+      <w:r>
+        <w:t xml:space="preserve">Tokens per step may even drop. </w:t>
+      </w:r>
+    </w:p>
+    <w:p>
+      <w:r>
+        <w:rPr>
+          <w:noProof/>
+        </w:rPr>
+        <w:drawing>
+          <wp:inline distT="0" distB="0" distL="0" distR="0" wp14:anchorId="11A78029" wp14:editId="5AA5EE68">
+            <wp:extent cx="5731510" cy="182880"/>
+            <wp:effectExtent l="0" t="0" r="2540" b="7620"/>
+            <wp:docPr id="711203571" name="Picture 1"/>
+            <wp:cNvGraphicFramePr>
+              <a:graphicFrameLocks xmlns:a="http://schemas.openxmlformats.org/drawingml/2006/main" noChangeAspect="1"/>
+            </wp:cNvGraphicFramePr>
+            <a:graphic xmlns:a="http://schemas.openxmlformats.org/drawingml/2006/main">
+              <a:graphicData uri="http://schemas.openxmlformats.org/drawingml/2006/picture">
+                <pic:pic xmlns:pic="http://schemas.openxmlformats.org/drawingml/2006/picture">
+                  <pic:nvPicPr>
+                    <pic:cNvPr id="711203571" name=""/>
+                    <pic:cNvPicPr/>
+                  </pic:nvPicPr>
+                  <pic:blipFill>
+                    <a:blip r:embed="rId22"/>
+                    <a:stretch>
+                      <a:fillRect/>
+                    </a:stretch>
+                  </pic:blipFill>
+                  <pic:spPr>
+                    <a:xfrm>
+                      <a:off x="0" y="0"/>
+                      <a:ext cx="5731510" cy="182880"/>
+                    </a:xfrm>
+                    <a:prstGeom prst="rect">
+                      <a:avLst/>
+                    </a:prstGeom>
+                  </pic:spPr>
+                </pic:pic>
+              </a:graphicData>
+            </a:graphic>
+          </wp:inline>
+        </w:drawing>
+      </w:r>
+    </w:p>
+    <w:p>
+      <w:r>
+        <w:t>Moved the python file into the ubuntu instance.</w:t>
+      </w:r>
+    </w:p>
+    <w:p>
+      <w:r>
+        <w:rPr>
+          <w:noProof/>
+        </w:rPr>
+        <w:drawing>
+          <wp:inline distT="0" distB="0" distL="0" distR="0" wp14:anchorId="6012BDB5" wp14:editId="4A04C22D">
+            <wp:extent cx="4504762" cy="580952"/>
+            <wp:effectExtent l="0" t="0" r="0" b="0"/>
+            <wp:docPr id="1380356361" name="Picture 1"/>
+            <wp:cNvGraphicFramePr>
+              <a:graphicFrameLocks xmlns:a="http://schemas.openxmlformats.org/drawingml/2006/main" noChangeAspect="1"/>
+            </wp:cNvGraphicFramePr>
+            <a:graphic xmlns:a="http://schemas.openxmlformats.org/drawingml/2006/main">
+              <a:graphicData uri="http://schemas.openxmlformats.org/drawingml/2006/picture">
+                <pic:pic xmlns:pic="http://schemas.openxmlformats.org/drawingml/2006/picture">
+                  <pic:nvPicPr>
+                    <pic:cNvPr id="1380356361" name=""/>
+                    <pic:cNvPicPr/>
+                  </pic:nvPicPr>
+                  <pic:blipFill>
+                    <a:blip r:embed="rId23"/>
+                    <a:stretch>
+                      <a:fillRect/>
+                    </a:stretch>
+                  </pic:blipFill>
+                  <pic:spPr>
+                    <a:xfrm>
+                      <a:off x="0" y="0"/>
+                      <a:ext cx="4504762" cy="580952"/>
+                    </a:xfrm>
+                    <a:prstGeom prst="rect">
+                      <a:avLst/>
+                    </a:prstGeom>
+                  </pic:spPr>
+                </pic:pic>
+              </a:graphicData>
+            </a:graphic>
+          </wp:inline>
+        </w:drawing>
+      </w:r>
+    </w:p>
+    <w:p>
+      <w:r>
+        <w:t xml:space="preserve">Checked to see if the python file exists in the instance. </w:t>
+      </w:r>
+    </w:p>
+    <w:p>
+      <w:r>
+        <w:lastRenderedPageBreak/>
+        <w:t xml:space="preserve">Next is to setup python on the instance. </w:t>
+      </w:r>
+    </w:p>
+    <w:p>
+      <w:r>
+        <w:t xml:space="preserve">So I had to install all the libraries </w:t>
+      </w:r>
+      <w:proofErr w:type="spellStart"/>
+      <w:r>
+        <w:t>im</w:t>
+      </w:r>
+      <w:proofErr w:type="spellEnd"/>
+      <w:r>
+        <w:t xml:space="preserve"> using locally onto the AWS EC2 instance and I got this message </w:t>
+      </w:r>
+      <w:r>
+        <w:t>triggered by the playwright library:</w:t>
+      </w:r>
+      <w:r>
+        <w:br/>
+      </w:r>
+      <w:r>
+        <w:rPr>
+          <w:noProof/>
+        </w:rPr>
+        <w:drawing>
+          <wp:inline distT="0" distB="0" distL="0" distR="0" wp14:anchorId="621BE35B" wp14:editId="260AED86">
+            <wp:extent cx="5731510" cy="3239770"/>
+            <wp:effectExtent l="0" t="0" r="2540" b="0"/>
+            <wp:docPr id="835634130" name="Picture 1"/>
+            <wp:cNvGraphicFramePr>
+              <a:graphicFrameLocks xmlns:a="http://schemas.openxmlformats.org/drawingml/2006/main" noChangeAspect="1"/>
+            </wp:cNvGraphicFramePr>
+            <a:graphic xmlns:a="http://schemas.openxmlformats.org/drawingml/2006/main">
+              <a:graphicData uri="http://schemas.openxmlformats.org/drawingml/2006/picture">
+                <pic:pic xmlns:pic="http://schemas.openxmlformats.org/drawingml/2006/picture">
+                  <pic:nvPicPr>
+                    <pic:cNvPr id="835634130" name=""/>
+                    <pic:cNvPicPr/>
+                  </pic:nvPicPr>
+                  <pic:blipFill>
+                    <a:blip r:embed="rId24"/>
+                    <a:stretch>
+                      <a:fillRect/>
+                    </a:stretch>
+                  </pic:blipFill>
+                  <pic:spPr>
+                    <a:xfrm>
+                      <a:off x="0" y="0"/>
+                      <a:ext cx="5731510" cy="3239770"/>
+                    </a:xfrm>
+                    <a:prstGeom prst="rect">
+                      <a:avLst/>
+                    </a:prstGeom>
+                  </pic:spPr>
+                </pic:pic>
+              </a:graphicData>
+            </a:graphic>
+          </wp:inline>
+        </w:drawing>
+      </w:r>
+    </w:p>
+    <w:p>
+      <w:r>
+        <w:t>Ubuntu is basically asking which background services to restart so they puck up the new versions</w:t>
+      </w:r>
+      <w:r>
+        <w:t>. After hitting OK, playwright continued to install.</w:t>
+      </w:r>
+    </w:p>
+    <w:p>
+      <w:r>
+        <w:rPr>
+          <w:noProof/>
+        </w:rPr>
+        <w:drawing>
+          <wp:inline distT="0" distB="0" distL="0" distR="0" wp14:anchorId="282DC275" wp14:editId="0A91F225">
+            <wp:extent cx="5731510" cy="749935"/>
+            <wp:effectExtent l="0" t="0" r="2540" b="0"/>
+            <wp:docPr id="1853052115" name="Picture 1"/>
+            <wp:cNvGraphicFramePr>
+              <a:graphicFrameLocks xmlns:a="http://schemas.openxmlformats.org/drawingml/2006/main" noChangeAspect="1"/>
+            </wp:cNvGraphicFramePr>
+            <a:graphic xmlns:a="http://schemas.openxmlformats.org/drawingml/2006/main">
+              <a:graphicData uri="http://schemas.openxmlformats.org/drawingml/2006/picture">
+                <pic:pic xmlns:pic="http://schemas.openxmlformats.org/drawingml/2006/picture">
+                  <pic:nvPicPr>
+                    <pic:cNvPr id="1853052115" name=""/>
+                    <pic:cNvPicPr/>
+                  </pic:nvPicPr>
+                  <pic:blipFill>
+                    <a:blip r:embed="rId25"/>
+                    <a:stretch>
+                      <a:fillRect/>
+                    </a:stretch>
+                  </pic:blipFill>
+                  <pic:spPr>
+                    <a:xfrm>
+                      <a:off x="0" y="0"/>
+                      <a:ext cx="5731510" cy="749935"/>
+                    </a:xfrm>
+                    <a:prstGeom prst="rect">
+                      <a:avLst/>
+                    </a:prstGeom>
+                  </pic:spPr>
+                </pic:pic>
+              </a:graphicData>
+            </a:graphic>
+          </wp:inline>
+        </w:drawing>
+      </w:r>
+    </w:p>
+    <w:p>
+      <w:r>
+        <w:t xml:space="preserve">I then created another env file for the instance containing everything I need. </w:t>
+      </w:r>
+    </w:p>
+    <w:p>
+      <w:r>
+        <w:t>Now to make sure the forum is running.</w:t>
+      </w:r>
+    </w:p>
+    <w:p>
+      <w:r>
+        <w:rPr>
+          <w:noProof/>
+        </w:rPr>
+        <w:drawing>
+          <wp:inline distT="0" distB="0" distL="0" distR="0" wp14:anchorId="7D0C829B" wp14:editId="491294EE">
+            <wp:extent cx="5731510" cy="2727960"/>
+            <wp:effectExtent l="0" t="0" r="2540" b="0"/>
+            <wp:docPr id="334394289" name="Picture 1"/>
+            <wp:cNvGraphicFramePr>
+              <a:graphicFrameLocks xmlns:a="http://schemas.openxmlformats.org/drawingml/2006/main" noChangeAspect="1"/>
+            </wp:cNvGraphicFramePr>
+            <a:graphic xmlns:a="http://schemas.openxmlformats.org/drawingml/2006/main">
+              <a:graphicData uri="http://schemas.openxmlformats.org/drawingml/2006/picture">
+                <pic:pic xmlns:pic="http://schemas.openxmlformats.org/drawingml/2006/picture">
+                  <pic:nvPicPr>
+                    <pic:cNvPr id="334394289" name=""/>
+                    <pic:cNvPicPr/>
+                  </pic:nvPicPr>
+                  <pic:blipFill>
+                    <a:blip r:embed="rId26"/>
+                    <a:stretch>
+                      <a:fillRect/>
+                    </a:stretch>
+                  </pic:blipFill>
+                  <pic:spPr>
+                    <a:xfrm>
+                      <a:off x="0" y="0"/>
+                      <a:ext cx="5731510" cy="2727960"/>
+                    </a:xfrm>
+                    <a:prstGeom prst="rect">
+                      <a:avLst/>
+                    </a:prstGeom>
+                  </pic:spPr>
+                </pic:pic>
+              </a:graphicData>
+            </a:graphic>
+          </wp:inline>
+        </w:drawing>
+      </w:r>
+    </w:p>
+    <w:p>
+      <w:r>
+        <w:lastRenderedPageBreak/>
+        <w:t>Forum is running, however apparently there is no module named “</w:t>
+      </w:r>
+      <w:proofErr w:type="spellStart"/>
+      <w:r>
+        <w:t>browser_env</w:t>
+      </w:r>
+      <w:proofErr w:type="spellEnd"/>
+      <w:r>
+        <w:t xml:space="preserve">” so I will have to </w:t>
+      </w:r>
+      <w:r>
+        <w:t xml:space="preserve">re-install the </w:t>
+      </w:r>
+      <w:proofErr w:type="spellStart"/>
+      <w:r>
+        <w:t>webarena</w:t>
+      </w:r>
+      <w:proofErr w:type="spellEnd"/>
+      <w:r>
+        <w:t xml:space="preserve"> repository including its top level modules.</w:t>
+      </w:r>
+    </w:p>
+    <w:p>
+      <w:r>
+        <w:t xml:space="preserve">The RISK R3 I anticipated has come to fruition… </w:t>
+      </w:r>
+      <w:r>
+        <w:t xml:space="preserve">There is a version incompatibility between </w:t>
+      </w:r>
+      <w:proofErr w:type="spellStart"/>
+      <w:r>
+        <w:t>WebAren’as</w:t>
+      </w:r>
+      <w:proofErr w:type="spellEnd"/>
+      <w:r>
+        <w:t xml:space="preserve"> 2023 codebase and the contemporary OpenAI SDK. </w:t>
+      </w:r>
+      <w:r>
+        <w:t xml:space="preserve">After importing </w:t>
+      </w:r>
+      <w:proofErr w:type="spellStart"/>
+      <w:r>
+        <w:t>openAI</w:t>
+      </w:r>
+      <w:proofErr w:type="spellEnd"/>
+      <w:r>
+        <w:t xml:space="preserve"> directly into the code</w:t>
+      </w:r>
+      <w:r>
+        <w:t xml:space="preserve">, the results looks better. </w:t>
+      </w:r>
+      <w:r>
+        <w:t>However, the issue with the budget ladder is consistent</w:t>
+      </w:r>
+      <w:r>
+        <w:t xml:space="preserve"> as my proposed ladder simply </w:t>
+      </w:r>
+    </w:p>
+    <w:tbl>
+      <w:tblPr>
+        <w:tblStyle w:val="TableGrid"/>
+        <w:tblW w:w="0" w:type="auto"/>
+        <w:tblLook w:val="04A0" w:firstRow="1" w:lastRow="0" w:firstColumn="1" w:lastColumn="0" w:noHBand="0" w:noVBand="1"/>
+      </w:tblPr>
+      <w:tblGrid>
+        <w:gridCol w:w="846"/>
+        <w:gridCol w:w="992"/>
+        <w:gridCol w:w="1134"/>
+        <w:gridCol w:w="1418"/>
+      </w:tblGrid>
+      <w:tr>
+        <w:tc>
+          <w:tcPr>
+            <w:tcW w:w="846" w:type="dxa"/>
+          </w:tcPr>
+          <w:p>
+            <w:r>
+              <w:t>Step</w:t>
+            </w:r>
+          </w:p>
+        </w:tc>
+        <w:tc>
+          <w:tcPr>
+            <w:tcW w:w="992" w:type="dxa"/>
+          </w:tcPr>
+          <w:p>
+            <w:r>
+              <w:t>Input</w:t>
+            </w:r>
+          </w:p>
+        </w:tc>
+        <w:tc>
+          <w:tcPr>
+            <w:tcW w:w="1134" w:type="dxa"/>
+          </w:tcPr>
+          <w:p>
+            <w:r>
+              <w:t>Output</w:t>
+            </w:r>
+          </w:p>
+        </w:tc>
+        <w:tc>
+          <w:tcPr>
+            <w:tcW w:w="1418" w:type="dxa"/>
+          </w:tcPr>
+          <w:p>
+            <w:r>
+              <w:t>Step Total</w:t>
+            </w:r>
+          </w:p>
+        </w:tc>
+      </w:tr>
+      <w:tr>
+        <w:tc>
+          <w:tcPr>
+            <w:tcW w:w="846" w:type="dxa"/>
+          </w:tcPr>
+          <w:p>
+            <w:r>
+              <w:t>0</w:t>
+            </w:r>
+          </w:p>
+        </w:tc>
+        <w:tc>
+          <w:tcPr>
+            <w:tcW w:w="992" w:type="dxa"/>
+          </w:tcPr>
+          <w:p>
+            <w:r>
+              <w:t>919</w:t>
+            </w:r>
+          </w:p>
+        </w:tc>
+        <w:tc>
+          <w:tcPr>
+            <w:tcW w:w="1134" w:type="dxa"/>
+          </w:tcPr>
+          <w:p>
+            <w:r>
+              <w:t>429</w:t>
+            </w:r>
+          </w:p>
+        </w:tc>
+        <w:tc>
+          <w:tcPr>
+            <w:tcW w:w="1418" w:type="dxa"/>
+          </w:tcPr>
+          <w:p>
+            <w:r>
+              <w:t>1384</w:t>
+            </w:r>
+          </w:p>
+        </w:tc>
+      </w:tr>
+      <w:tr>
+        <w:tc>
+          <w:tcPr>
+            <w:tcW w:w="846" w:type="dxa"/>
+          </w:tcPr>
+          <w:p>
+            <w:r>
+              <w:t>1</w:t>
+            </w:r>
+          </w:p>
+        </w:tc>
+        <w:tc>
+          <w:tcPr>
+            <w:tcW w:w="992" w:type="dxa"/>
+          </w:tcPr>
+          <w:p>
+            <w:r>
+              <w:t>3414</w:t>
+            </w:r>
+          </w:p>
+        </w:tc>
+        <w:tc>
+          <w:tcPr>
+            <w:tcW w:w="1134" w:type="dxa"/>
+          </w:tcPr>
+          <w:p>
+            <w:r>
+              <w:t>571</w:t>
+            </w:r>
+          </w:p>
+        </w:tc>
+        <w:tc>
+          <w:tcPr>
+            <w:tcW w:w="1418" w:type="dxa"/>
+          </w:tcPr>
+          <w:p>
+            <w:r>
+              <w:t>3985</w:t>
+            </w:r>
+          </w:p>
+        </w:tc>
+      </w:tr>
+      <w:tr>
+        <w:tc>
+          <w:tcPr>
+            <w:tcW w:w="846" w:type="dxa"/>
+          </w:tcPr>
+          <w:p>
+            <w:r>
+              <w:t>2</w:t>
+            </w:r>
+          </w:p>
+        </w:tc>
+        <w:tc>
+          <w:tcPr>
+            <w:tcW w:w="992" w:type="dxa"/>
+          </w:tcPr>
+          <w:p>
+            <w:r>
+              <w:t>7605</w:t>
+            </w:r>
+          </w:p>
+        </w:tc>
+        <w:tc>
+          <w:tcPr>
+            <w:tcW w:w="1134" w:type="dxa"/>
+          </w:tcPr>
+          <w:p>
+            <w:r>
+              <w:t>1198</w:t>
+            </w:r>
+          </w:p>
+        </w:tc>
+        <w:tc>
+          <w:tcPr>
+            <w:tcW w:w="1418" w:type="dxa"/>
+          </w:tcPr>
+          <w:p>
+            <w:r>
+              <w:t>8803</w:t>
+            </w:r>
+          </w:p>
+        </w:tc>
+      </w:tr>
+      <w:tr>
+        <w:tc>
+          <w:tcPr>
+            <w:tcW w:w="846" w:type="dxa"/>
+          </w:tcPr>
+          <w:p>
+            <w:r>
+              <w:t>3</w:t>
+            </w:r>
+          </w:p>
+        </w:tc>
+        <w:tc>
+          <w:tcPr>
+            <w:tcW w:w="992" w:type="dxa"/>
+          </w:tcPr>
+          <w:p>
+            <w:r>
+              <w:t>2046</w:t>
+            </w:r>
+          </w:p>
+        </w:tc>
+        <w:tc>
+          <w:tcPr>
+            <w:tcW w:w="1134" w:type="dxa"/>
+          </w:tcPr>
+          <w:p>
+            <w:r>
+              <w:t>689</w:t>
+            </w:r>
+          </w:p>
+        </w:tc>
+        <w:tc>
+          <w:tcPr>
+            <w:tcW w:w="1418" w:type="dxa"/>
+          </w:tcPr>
+          <w:p>
+            <w:r>
+              <w:t>2735</w:t>
+            </w:r>
+          </w:p>
+        </w:tc>
+      </w:tr>
+    </w:tbl>
+    <w:p>
+      <w:r>
+        <w:t>This task needs 6-8 steps to successfully complete.</w:t>
+      </w:r>
+    </w:p>
+    <w:p>
+      <w:r>
+        <w:t>2 things needs to change now:</w:t>
+      </w:r>
+    </w:p>
+    <w:p>
+      <w:pPr>
+        <w:pStyle w:val="ListParagraph"/>
+        <w:numPr>
+          <w:ilvl w:val="0"/>
+          <w:numId w:val="3"/>
+        </w:numPr>
+      </w:pPr>
+      <w:r>
+        <w:t xml:space="preserve">Cut cost per step by pinning the reasoning effort to low as the output is between 429-1198/step and reasoning tokens take a big chunk of that. </w:t>
+      </w:r>
+      <w:r>
+        <w:t xml:space="preserve">Also I need to trim the </w:t>
+      </w:r>
+      <w:proofErr w:type="spellStart"/>
+      <w:r>
+        <w:t>AXTree</w:t>
+      </w:r>
+      <w:proofErr w:type="spellEnd"/>
+      <w:r>
+        <w:t xml:space="preserve">, as this also has filtering options by dropping non-interactive elements (this can cut input tokens substantially). </w:t>
+      </w:r>
+      <w:r>
+        <w:t xml:space="preserve">If I get 2,000/step then a 16k budget gives me 8 steps which is more realistic. </w:t>
+      </w:r>
+    </w:p>
+    <w:p>
+      <w:pPr>
+        <w:pStyle w:val="ListParagraph"/>
+        <w:numPr>
+          <w:ilvl w:val="0"/>
+          <w:numId w:val="3"/>
+        </w:numPr>
+      </w:pPr>
+      <w:r>
+        <w:t xml:space="preserve">Shifting the ladder up as 2,000 is well below the cost of a single step. Something like 4k/8k/16k/32k </w:t>
+      </w:r>
+      <w:r>
+        <w:t xml:space="preserve">(doubling the structure). </w:t>
+      </w:r>
+    </w:p>
+    <w:p/>
+    <w:p>
+      <w:r>
+        <w:t xml:space="preserve">The reasoning pin worked, output tokens fell 47% (from 2,887 to 1,539) with reasoning tokens now visible at 64-448/step. However, step 4 </w:t>
+      </w:r>
+      <w:r>
+        <w:t xml:space="preserve">shows that input tokens is 97% of my cost. </w:t>
+      </w:r>
+    </w:p>
+    <w:p>
+      <w:r>
+        <w:rPr>
+          <w:noProof/>
+        </w:rPr>
+        <w:drawing>
+          <wp:inline distT="0" distB="0" distL="0" distR="0" wp14:anchorId="10F0A4AE" wp14:editId="1B71517B">
+            <wp:extent cx="5731510" cy="3434080"/>
+            <wp:effectExtent l="0" t="0" r="2540" b="0"/>
+            <wp:docPr id="89346590" name="Picture 1"/>
+            <wp:cNvGraphicFramePr>
+              <a:graphicFrameLocks xmlns:a="http://schemas.openxmlformats.org/drawingml/2006/main" noChangeAspect="1"/>
+            </wp:cNvGraphicFramePr>
+            <a:graphic xmlns:a="http://schemas.openxmlformats.org/drawingml/2006/main">
+              <a:graphicData uri="http://schemas.openxmlformats.org/drawingml/2006/picture">
+                <pic:pic xmlns:pic="http://schemas.openxmlformats.org/drawingml/2006/picture">
+                  <pic:nvPicPr>
+                    <pic:cNvPr id="89346590" name=""/>
+                    <pic:cNvPicPr/>
+                  </pic:nvPicPr>
+                  <pic:blipFill>
+                    <a:blip r:embed="rId27"/>
+                    <a:stretch>
+                      <a:fillRect/>
+                    </a:stretch>
+                  </pic:blipFill>
+                  <pic:spPr>
+                    <a:xfrm>
+                      <a:off x="0" y="0"/>
+                      <a:ext cx="5731510" cy="3434080"/>
+                    </a:xfrm>
+                    <a:prstGeom prst="rect">
+                      <a:avLst/>
+                    </a:prstGeom>
+                  </pic:spPr>
+                </pic:pic>
+              </a:graphicData>
+            </a:graphic>
+          </wp:inline>
+        </w:drawing>
+      </w:r>
+    </w:p>
+    <w:p/>
+    <w:tbl>
+      <w:tblPr>
+        <w:tblStyle w:val="TableGrid"/>
+        <w:tblW w:w="0" w:type="auto"/>
+        <w:tblLook w:val="04A0" w:firstRow="1" w:lastRow="0" w:firstColumn="1" w:lastColumn="0" w:noHBand="0" w:noVBand="1"/>
+      </w:tblPr>
+      <w:tblGrid>
+        <w:gridCol w:w="3005"/>
+        <w:gridCol w:w="3005"/>
+        <w:gridCol w:w="3006"/>
+      </w:tblGrid>
+      <w:tr>
+        <w:tc>
+          <w:tcPr>
+            <w:tcW w:w="3005" w:type="dxa"/>
+          </w:tcPr>
+          <w:p/>
+        </w:tc>
+        <w:tc>
+          <w:tcPr>
+            <w:tcW w:w="3005" w:type="dxa"/>
+          </w:tcPr>
+          <w:p>
+            <w:r>
+              <w:t>Baseline</w:t>
+            </w:r>
+          </w:p>
+        </w:tc>
+        <w:tc>
+          <w:tcPr>
+            <w:tcW w:w="3006" w:type="dxa"/>
+          </w:tcPr>
+          <w:p>
+            <w:r>
+              <w:t>Pinned Low Reasoning</w:t>
+            </w:r>
+          </w:p>
+        </w:tc>
+      </w:tr>
+      <w:tr>
+        <w:tc>
+          <w:tcPr>
+            <w:tcW w:w="3005" w:type="dxa"/>
+          </w:tcPr>
+          <w:p>
+            <w:r>
+              <w:t>Output</w:t>
+            </w:r>
+          </w:p>
+        </w:tc>
+        <w:tc>
+          <w:tcPr>
+            <w:tcW w:w="3005" w:type="dxa"/>
+          </w:tcPr>
+          <w:p>
+            <w:r>
+              <w:t>2887</w:t>
+            </w:r>
+          </w:p>
+        </w:tc>
+        <w:tc>
+          <w:tcPr>
+            <w:tcW w:w="3006" w:type="dxa"/>
+          </w:tcPr>
+          <w:p>
+            <w:r>
+              <w:t>1539</w:t>
+            </w:r>
+          </w:p>
+        </w:tc>
+      </w:tr>
+      <w:tr>
+        <w:tc>
+          <w:tcPr>
+            <w:tcW w:w="3005" w:type="dxa"/>
+          </w:tcPr>
+          <w:p>
+            <w:r>
+              <w:t>Input</w:t>
+            </w:r>
+          </w:p>
+        </w:tc>
+        <w:tc>
+          <w:tcPr>
+            <w:tcW w:w="3005" w:type="dxa"/>
+          </w:tcPr>
+          <w:p>
+            <w:r>
+              <w:t>13984</w:t>
+            </w:r>
+          </w:p>
+        </w:tc>
+        <w:tc>
+          <w:tcPr>
+            <w:tcW w:w="3006" w:type="dxa"/>
+          </w:tcPr>
+          <w:p>
+            <w:r>
+              <w:t>43257</w:t>
+            </w:r>
+          </w:p>
+        </w:tc>
+      </w:tr>
+      <w:tr>
+        <w:tc>
+          <w:tcPr>
+            <w:tcW w:w="3005" w:type="dxa"/>
+          </w:tcPr>
+          <w:p>
+            <w:r>
+              <w:t>Total</w:t>
+            </w:r>
+          </w:p>
+        </w:tc>
+        <w:tc>
+          <w:tcPr>
+            <w:tcW w:w="3005" w:type="dxa"/>
+          </w:tcPr>
+          <w:p>
+            <w:r>
+              <w:t>16871</w:t>
+            </w:r>
+          </w:p>
+        </w:tc>
+        <w:tc>
+          <w:tcPr>
+            <w:tcW w:w="3006" w:type="dxa"/>
+          </w:tcPr>
+          <w:p>
+            <w:r>
+              <w:t>44796</w:t>
+            </w:r>
+          </w:p>
+        </w:tc>
+      </w:tr>
+    </w:tbl>
+    <w:p/>
+    <w:p>
+      <w:r>
+        <w:t xml:space="preserve">Step 4's page cost 29,597 input tokens in a single step </w:t>
+      </w:r>
+      <w:r>
+        <w:t>which is</w:t>
+      </w:r>
+      <w:r>
+        <w:t xml:space="preserve"> the comments page.</w:t>
+      </w:r>
+      <w:r>
+        <w:t xml:space="preserve"> Another issue has </w:t>
+      </w:r>
+      <w:proofErr w:type="spellStart"/>
+      <w:r>
+        <w:t>arised</w:t>
+      </w:r>
+      <w:proofErr w:type="spellEnd"/>
+      <w:r>
+        <w:t xml:space="preserve"> where with </w:t>
+      </w:r>
+      <w:r>
+        <w:t>a 16,000 cap, this episode consumed 44,796.</w:t>
+      </w:r>
+      <w:r>
+        <w:t xml:space="preserve"> </w:t>
+      </w:r>
+      <w:r>
+        <w:t xml:space="preserve">A "2,000-token budget" episode could easily spend 30,000 meaning </w:t>
+      </w:r>
+      <w:r>
+        <w:t>my</w:t>
+      </w:r>
+      <w:r>
+        <w:t xml:space="preserve"> budget levels wouldn't be measuring what they claim to.</w:t>
+      </w:r>
+    </w:p>
+    <w:p>
+      <w:r>
+        <w:t xml:space="preserve">To fix this, I need to estimate the calls input cost BEFORE paying for it. So an episode must NEVER exceed its stated budget. </w:t>
+      </w:r>
+    </w:p>
+    <w:p>
+      <w:r>
+        <w:t>YESSSS IT WORKS!!!!!! GREAT SUCCESS!!!!</w:t>
+      </w:r>
+    </w:p>
+    <w:p>
+      <w:r>
+        <w:rPr>
+          <w:noProof/>
+        </w:rPr>
+        <w:drawing>
+          <wp:inline distT="0" distB="0" distL="0" distR="0" wp14:anchorId="56AD099A" wp14:editId="53F88790">
+            <wp:extent cx="2869399" cy="1446662"/>
+            <wp:effectExtent l="0" t="0" r="7620" b="1270"/>
+            <wp:docPr id="1383376387" name="Picture 1" descr="Great Success Borat Gif"/>
+            <wp:cNvGraphicFramePr>
+              <a:graphicFrameLocks xmlns:a="http://schemas.openxmlformats.org/drawingml/2006/main" noChangeAspect="1"/>
+            </wp:cNvGraphicFramePr>
+            <a:graphic xmlns:a="http://schemas.openxmlformats.org/drawingml/2006/main">
+              <a:graphicData uri="http://schemas.openxmlformats.org/drawingml/2006/picture">
+                <pic:pic xmlns:pic="http://schemas.openxmlformats.org/drawingml/2006/picture">
+                  <pic:nvPicPr>
+                    <pic:cNvPr id="0" name="Picture 1" descr="Great Success Borat Gif"/>
+                    <pic:cNvPicPr>
+                      <a:picLocks noChangeAspect="1" noChangeArrowheads="1"/>
+                    </pic:cNvPicPr>
+                  </pic:nvPicPr>
+                  <pic:blipFill>
+                    <a:blip r:embed="rId28">
+                      <a:extLst>
+                        <a:ext uri="{28A0092B-C50C-407E-A947-70E740481C1C}">
+                          <a14:useLocalDpi xmlns:a14="http://schemas.microsoft.com/office/drawing/2010/main" val="0"/>
+                        </a:ext>
+                      </a:extLst>
+                    </a:blip>
+                    <a:srcRect/>
+                    <a:stretch>
+                      <a:fillRect/>
+                    </a:stretch>
+                  </pic:blipFill>
+                  <pic:spPr bwMode="auto">
+                    <a:xfrm>
+                      <a:off x="0" y="0"/>
+                      <a:ext cx="2881220" cy="1452622"/>
+                    </a:xfrm>
+                    <a:prstGeom prst="rect">
+                      <a:avLst/>
+                    </a:prstGeom>
+                    <a:noFill/>
+                    <a:ln>
+                      <a:noFill/>
+                    </a:ln>
+                  </pic:spPr>
+                </pic:pic>
+              </a:graphicData>
+            </a:graphic>
+          </wp:inline>
+        </w:drawing>
+      </w:r>
+    </w:p>
+    <w:p>
+      <w:r>
+        <w:t xml:space="preserve">The unfiltered tree was so big that the agent burnt through its budget before reaching the answer. Filtering didn’t just make it cheaper, but it made the task SOLVABLE WITHIN THE BUDGET. </w:t>
+      </w:r>
+      <w:r>
+        <w:t>This means that TOKEN EFFICIENCY AND TASK SUCCESS ARE LINKED!!!</w:t>
+      </w:r>
+    </w:p>
+    <w:p>
+      <w:r>
+        <w:rPr>
+          <w:noProof/>
+        </w:rPr>
+        <w:drawing>
+          <wp:inline distT="0" distB="0" distL="0" distR="0" wp14:anchorId="6D931E02" wp14:editId="5E2249F8">
+            <wp:extent cx="5731510" cy="3434080"/>
+            <wp:effectExtent l="0" t="0" r="2540" b="0"/>
+            <wp:docPr id="1034907800" name="Picture 1"/>
+            <wp:cNvGraphicFramePr>
+              <a:graphicFrameLocks xmlns:a="http://schemas.openxmlformats.org/drawingml/2006/main" noChangeAspect="1"/>
+            </wp:cNvGraphicFramePr>
+            <a:graphic xmlns:a="http://schemas.openxmlformats.org/drawingml/2006/main">
+              <a:graphicData uri="http://schemas.openxmlformats.org/drawingml/2006/picture">
+                <pic:pic xmlns:pic="http://schemas.openxmlformats.org/drawingml/2006/picture">
+                  <pic:nvPicPr>
+                    <pic:cNvPr id="1034907800" name=""/>
+                    <pic:cNvPicPr/>
+                  </pic:nvPicPr>
+                  <pic:blipFill>
+                    <a:blip r:embed="rId29"/>
+                    <a:stretch>
+                      <a:fillRect/>
+                    </a:stretch>
+                  </pic:blipFill>
+                  <pic:spPr>
+                    <a:xfrm>
+                      <a:off x="0" y="0"/>
+                      <a:ext cx="5731510" cy="3434080"/>
+                    </a:xfrm>
+                    <a:prstGeom prst="rect">
+                      <a:avLst/>
+                    </a:prstGeom>
+                  </pic:spPr>
+                </pic:pic>
+              </a:graphicData>
+            </a:graphic>
+          </wp:inline>
+        </w:drawing>
+      </w:r>
+    </w:p>
+    <w:p>
+      <w:r>
+        <w:lastRenderedPageBreak/>
+        <w:t xml:space="preserve">This is at 1,800 tokens/step on average. </w:t>
+      </w:r>
+      <w:r>
+        <w:t xml:space="preserve">And this specific task finished at 10.8k tokens. Now I can actually continue with my proposed </w:t>
+      </w:r>
+      <w:r>
+        <w:t xml:space="preserve">ladder of 2k/4k/8k/16k as this now validated the original design once the observation cost was controlled. </w:t>
+      </w:r>
+    </w:p>
+    <w:p>
+      <w:r>
+        <w:t xml:space="preserve">HOWEVER, </w:t>
+      </w:r>
+      <w:r>
+        <w:t xml:space="preserve">steps 1-2 were wasted scrolling (filtering hid </w:t>
+      </w:r>
+      <w:proofErr w:type="spellStart"/>
+      <w:r>
+        <w:t>ShowerThoughts</w:t>
+      </w:r>
+      <w:proofErr w:type="spellEnd"/>
+      <w:r>
+        <w:t xml:space="preserve"> initially, so it scrolled twice to find it). 3,000 tokens were spent recovering from reduced visibility. This is an interesting trade off as aggressive </w:t>
+      </w:r>
+      <w:r>
+        <w:t>filtering cuts per-step cost but can add steps</w:t>
+      </w:r>
+      <w:r>
+        <w:t>.</w:t>
+      </w:r>
+    </w:p>
+    <w:p>
+      <w:r>
+        <w:t xml:space="preserve">Now the next thing to do is run </w:t>
+      </w:r>
+      <w:r>
+        <w:t xml:space="preserve">1 task from both shopping and </w:t>
+      </w:r>
+      <w:proofErr w:type="spellStart"/>
+      <w:r>
+        <w:t>shopping_admin</w:t>
+      </w:r>
+      <w:proofErr w:type="spellEnd"/>
+      <w:r>
+        <w:t xml:space="preserve"> sites before running batches. </w:t>
+      </w:r>
+    </w:p>
+    <w:p>
+      <w:r>
+        <w:t>Both tasks failed:</w:t>
+      </w:r>
+    </w:p>
+    <w:p>
+      <w:r>
+        <w:rPr>
+          <w:noProof/>
+        </w:rPr>
+        <w:drawing>
+          <wp:inline distT="0" distB="0" distL="0" distR="0" wp14:anchorId="40E6FCD8" wp14:editId="546DB882">
+            <wp:extent cx="5731510" cy="3434080"/>
+            <wp:effectExtent l="0" t="0" r="2540" b="0"/>
+            <wp:docPr id="1772373002" name="Picture 1"/>
+            <wp:cNvGraphicFramePr>
+              <a:graphicFrameLocks xmlns:a="http://schemas.openxmlformats.org/drawingml/2006/main" noChangeAspect="1"/>
+            </wp:cNvGraphicFramePr>
+            <a:graphic xmlns:a="http://schemas.openxmlformats.org/drawingml/2006/main">
+              <a:graphicData uri="http://schemas.openxmlformats.org/drawingml/2006/picture">
+                <pic:pic xmlns:pic="http://schemas.openxmlformats.org/drawingml/2006/picture">
+                  <pic:nvPicPr>
+                    <pic:cNvPr id="1772373002" name=""/>
+                    <pic:cNvPicPr/>
+                  </pic:nvPicPr>
+                  <pic:blipFill>
+                    <a:blip r:embed="rId30"/>
+                    <a:stretch>
+                      <a:fillRect/>
+                    </a:stretch>
+                  </pic:blipFill>
+                  <pic:spPr>
+                    <a:xfrm>
+                      <a:off x="0" y="0"/>
+                      <a:ext cx="5731510" cy="3434080"/>
+                    </a:xfrm>
+                    <a:prstGeom prst="rect">
+                      <a:avLst/>
+                    </a:prstGeom>
+                  </pic:spPr>
+                </pic:pic>
+              </a:graphicData>
+            </a:graphic>
+          </wp:inline>
+        </w:drawing>
+      </w:r>
+    </w:p>
+    <w:p>
+      <w:r>
+        <w:t>These failures are answer formatting issues and not plumbing, which is fine. In terms of per-</w:t>
+      </w:r>
+      <w:proofErr w:type="spellStart"/>
+      <w:r>
+        <w:t>stike</w:t>
+      </w:r>
+      <w:proofErr w:type="spellEnd"/>
+      <w:r>
+        <w:t xml:space="preserve"> token usage:</w:t>
+      </w:r>
+    </w:p>
+    <w:tbl>
+      <w:tblPr>
+        <w:tblStyle w:val="TableGrid"/>
+        <w:tblW w:w="0" w:type="auto"/>
+        <w:tblLook w:val="04A0" w:firstRow="1" w:lastRow="0" w:firstColumn="1" w:lastColumn="0" w:noHBand="0" w:noVBand="1"/>
+      </w:tblPr>
+      <w:tblGrid>
+        <w:gridCol w:w="1129"/>
+        <w:gridCol w:w="1418"/>
+        <w:gridCol w:w="850"/>
+        <w:gridCol w:w="756"/>
+      </w:tblGrid>
+      <w:tr>
+        <w:tc>
+          <w:tcPr>
+            <w:tcW w:w="1129" w:type="dxa"/>
+          </w:tcPr>
+          <w:p>
+            <w:r>
+              <w:t>Site</w:t>
+            </w:r>
+          </w:p>
+        </w:tc>
+        <w:tc>
+          <w:tcPr>
+            <w:tcW w:w="1418" w:type="dxa"/>
+          </w:tcPr>
+          <w:p>
+            <w:r>
+              <w:t>Input/step</w:t>
+            </w:r>
+          </w:p>
+        </w:tc>
+        <w:tc>
+          <w:tcPr>
+            <w:tcW w:w="850" w:type="dxa"/>
+          </w:tcPr>
+          <w:p>
+            <w:r>
+              <w:t>Total</w:t>
+            </w:r>
+          </w:p>
+        </w:tc>
+        <w:tc>
+          <w:tcPr>
+            <w:tcW w:w="709" w:type="dxa"/>
+          </w:tcPr>
+          <w:p>
+            <w:r>
+              <w:t>Steps</w:t>
+            </w:r>
+          </w:p>
+        </w:tc>
+      </w:tr>
+      <w:tr>
+        <w:tc>
+          <w:tcPr>
+            <w:tcW w:w="1129" w:type="dxa"/>
+          </w:tcPr>
+          <w:p>
+            <w:r>
+              <w:t>Reddit</w:t>
+            </w:r>
+          </w:p>
+        </w:tc>
+        <w:tc>
+          <w:tcPr>
+            <w:tcW w:w="1418" w:type="dxa"/>
+          </w:tcPr>
+          <w:p>
+            <w:r>
+              <w:t>1400</w:t>
+            </w:r>
+          </w:p>
+        </w:tc>
+        <w:tc>
+          <w:tcPr>
+            <w:tcW w:w="850" w:type="dxa"/>
+          </w:tcPr>
+          <w:p>
+            <w:r>
+              <w:t>10816</w:t>
+            </w:r>
+          </w:p>
+        </w:tc>
+        <w:tc>
+          <w:tcPr>
+            <w:tcW w:w="709" w:type="dxa"/>
+          </w:tcPr>
+          <w:p>
+            <w:r>
+              <w:t>6</w:t>
+            </w:r>
+          </w:p>
+        </w:tc>
+      </w:tr>
+      <w:tr>
+        <w:tc>
+          <w:tcPr>
+            <w:tcW w:w="1129" w:type="dxa"/>
+          </w:tcPr>
+          <w:p>
+            <w:r>
+              <w:t>Shopping</w:t>
+            </w:r>
+          </w:p>
+        </w:tc>
+        <w:tc>
+          <w:tcPr>
+            <w:tcW w:w="1418" w:type="dxa"/>
+          </w:tcPr>
+          <w:p>
+            <w:r>
+              <w:t>1280</w:t>
+            </w:r>
+          </w:p>
+        </w:tc>
+        <w:tc>
+          <w:tcPr>
+            <w:tcW w:w="850" w:type="dxa"/>
+          </w:tcPr>
+          <w:p>
+            <w:r>
+              <w:t>3469</w:t>
+            </w:r>
+          </w:p>
+        </w:tc>
+        <w:tc>
+          <w:tcPr>
+            <w:tcW w:w="709" w:type="dxa"/>
+          </w:tcPr>
+          <w:p>
+            <w:r>
+              <w:t>2</w:t>
+            </w:r>
+          </w:p>
+        </w:tc>
+      </w:tr>
+      <w:tr>
+        <w:tc>
+          <w:tcPr>
+            <w:tcW w:w="1129" w:type="dxa"/>
+          </w:tcPr>
+          <w:p>
+            <w:r>
+              <w:t>CMS</w:t>
+            </w:r>
+          </w:p>
+        </w:tc>
+        <w:tc>
+          <w:tcPr>
+            <w:tcW w:w="1418" w:type="dxa"/>
+          </w:tcPr>
+          <w:p>
+            <w:r>
+              <w:t>1630</w:t>
+            </w:r>
+          </w:p>
+        </w:tc>
+        <w:tc>
+          <w:tcPr>
+            <w:tcW w:w="850" w:type="dxa"/>
+          </w:tcPr>
+          <w:p>
+            <w:r>
+              <w:t>1881</w:t>
+            </w:r>
+          </w:p>
+        </w:tc>
+        <w:tc>
+          <w:tcPr>
+            <w:tcW w:w="709" w:type="dxa"/>
+          </w:tcPr>
+          <w:p>
+            <w:r>
+              <w:t>1</w:t>
+            </w:r>
+          </w:p>
+        </w:tc>
+      </w:tr>
+    </w:tbl>
+    <w:p/>
+    <w:p>
+      <w:r>
+        <w:t>Magento pages are cheaper than expected once filtered</w:t>
+      </w:r>
+      <w:r>
+        <w:t xml:space="preserve">. This means my current 2k/4k/8k/16k ladder holds across all 3 sites. </w:t>
+      </w:r>
+    </w:p>
+    <w:p>
+      <w:r>
+        <w:t>For Task 21</w:t>
+      </w:r>
+      <w:r>
+        <w:t xml:space="preserve"> on shopping</w:t>
+      </w:r>
+      <w:r>
+        <w:t xml:space="preserve"> (</w:t>
+      </w:r>
+      <w:r>
+        <w:t>List out reviewers, if exist, who mention about ear cups being small</w:t>
+      </w:r>
+      <w:r>
+        <w:t>): it found “Sprite Stasis Ball 65cm”</w:t>
+      </w:r>
+      <w:r>
+        <w:t xml:space="preserve"> and answered in one step. Correct content, rejected on exact match. </w:t>
+      </w:r>
+      <w:proofErr w:type="spellStart"/>
+      <w:r>
+        <w:t>WebArena</w:t>
+      </w:r>
+      <w:proofErr w:type="spellEnd"/>
+      <w:r>
+        <w:t xml:space="preserve"> compares strings strictly.</w:t>
+      </w:r>
+    </w:p>
+    <w:p>
+      <w:r>
+        <w:t>For Task 0 on CMS (</w:t>
+      </w:r>
+      <w:r>
+        <w:t>What is the top-1 best-selling product in 2022</w:t>
+      </w:r>
+      <w:r>
+        <w:t xml:space="preserve">): </w:t>
+      </w:r>
+      <w:r>
+        <w:t xml:space="preserve">It answered with a paragraph explaining it couldn’t find a name. </w:t>
+      </w:r>
+      <w:proofErr w:type="spellStart"/>
+      <w:r>
+        <w:t>WebArena</w:t>
+      </w:r>
+      <w:proofErr w:type="spellEnd"/>
+      <w:r>
+        <w:t xml:space="preserve"> expects a bare answer or N/A. </w:t>
+      </w:r>
+    </w:p>
+    <w:p>
+      <w:r>
+        <w:t xml:space="preserve">To fix this I need to add answer format rules to the agents’ instructions. </w:t>
+      </w:r>
+    </w:p>
+    <w:p>
+      <w:r>
+        <w:lastRenderedPageBreak/>
+        <w:t xml:space="preserve">To make sure </w:t>
+      </w:r>
+      <w:r>
+        <w:t>that the change in instructions doesn’t break reddit task 27, I need to re-run it.</w:t>
+      </w:r>
+      <w:r>
+        <w:t xml:space="preserve"> </w:t>
+      </w:r>
+    </w:p>
+    <w:p>
+      <w:r>
+        <w:rPr>
+          <w:noProof/>
+        </w:rPr>
+        <w:drawing>
+          <wp:inline distT="0" distB="0" distL="0" distR="0" wp14:anchorId="4BDE4348" wp14:editId="20EA4392">
+            <wp:extent cx="5731510" cy="3515995"/>
+            <wp:effectExtent l="0" t="0" r="2540" b="8255"/>
+            <wp:docPr id="1721194321" name="Picture 1"/>
+            <wp:cNvGraphicFramePr>
+              <a:graphicFrameLocks xmlns:a="http://schemas.openxmlformats.org/drawingml/2006/main" noChangeAspect="1"/>
+            </wp:cNvGraphicFramePr>
+            <a:graphic xmlns:a="http://schemas.openxmlformats.org/drawingml/2006/main">
+              <a:graphicData uri="http://schemas.openxmlformats.org/drawingml/2006/picture">
+                <pic:pic xmlns:pic="http://schemas.openxmlformats.org/drawingml/2006/picture">
+                  <pic:nvPicPr>
+                    <pic:cNvPr id="1721194321" name=""/>
+                    <pic:cNvPicPr/>
+                  </pic:nvPicPr>
+                  <pic:blipFill>
+                    <a:blip r:embed="rId31"/>
+                    <a:stretch>
+                      <a:fillRect/>
+                    </a:stretch>
+                  </pic:blipFill>
+                  <pic:spPr>
+                    <a:xfrm>
+                      <a:off x="0" y="0"/>
+                      <a:ext cx="5731510" cy="3515995"/>
+                    </a:xfrm>
+                    <a:prstGeom prst="rect">
+                      <a:avLst/>
+                    </a:prstGeom>
+                  </pic:spPr>
+                </pic:pic>
+              </a:graphicData>
+            </a:graphic>
+          </wp:inline>
+        </w:drawing>
+      </w:r>
+    </w:p>
+    <w:p>
+      <w:r>
+        <w:t>After re-running with the instruction changes</w:t>
+      </w:r>
+      <w:r>
+        <w:t xml:space="preserve">, it produces worse results and the conclusion being failure. I don’t think this has anything to do with the instruction change but the server itself. </w:t>
+      </w:r>
+      <w:r>
+        <w:t>The wall clock is completely different as well (from 101.4s vs 47</w:t>
+      </w:r>
+      <w:r>
+        <w:t>.3s on the successful run) which proves my theory correct that it’s the server struggling, not the agent</w:t>
+      </w:r>
+      <w:r>
+        <w:t>.</w:t>
+      </w:r>
+    </w:p>
+    <w:tbl>
+      <w:tblPr>
+        <w:tblStyle w:val="TableGrid"/>
+        <w:tblW w:w="0" w:type="auto"/>
+        <w:tblLook w:val="04A0" w:firstRow="1" w:lastRow="0" w:firstColumn="1" w:lastColumn="0" w:noHBand="0" w:noVBand="1"/>
+      </w:tblPr>
+      <w:tblGrid>
+        <w:gridCol w:w="1271"/>
+        <w:gridCol w:w="3969"/>
+        <w:gridCol w:w="1985"/>
+      </w:tblGrid>
+      <w:tr>
+        <w:tc>
+          <w:tcPr>
+            <w:tcW w:w="1271" w:type="dxa"/>
+          </w:tcPr>
+          <w:p>
+            <w:r>
+              <w:t>Run</w:t>
+            </w:r>
+          </w:p>
+        </w:tc>
+        <w:tc>
+          <w:tcPr>
+            <w:tcW w:w="3969" w:type="dxa"/>
+          </w:tcPr>
+          <w:p>
+            <w:r>
+              <w:t>Step 1 Approach</w:t>
+            </w:r>
+          </w:p>
+        </w:tc>
+        <w:tc>
+          <w:tcPr>
+            <w:tcW w:w="1985" w:type="dxa"/>
+          </w:tcPr>
+          <w:p>
+            <w:r>
+              <w:t>Outcome</w:t>
+            </w:r>
+          </w:p>
+        </w:tc>
+      </w:tr>
+      <w:tr>
+        <w:tc>
+          <w:tcPr>
+            <w:tcW w:w="1271" w:type="dxa"/>
+          </w:tcPr>
+          <w:p>
+            <w:r>
+              <w:t>Previous</w:t>
+            </w:r>
+          </w:p>
+        </w:tc>
+        <w:tc>
+          <w:tcPr>
+            <w:tcW w:w="3969" w:type="dxa"/>
+          </w:tcPr>
+          <w:p>
+            <w:r>
+              <w:t>Scroll(0,400) to find the forum</w:t>
+            </w:r>
+          </w:p>
+        </w:tc>
+        <w:tc>
+          <w:tcPr>
+            <w:tcW w:w="1985" w:type="dxa"/>
+          </w:tcPr>
+          <w:p>
+            <w:r>
+              <w:t>Success, 10,816 tokens</w:t>
+            </w:r>
+          </w:p>
+        </w:tc>
+      </w:tr>
+      <w:tr>
+        <w:tc>
+          <w:tcPr>
+            <w:tcW w:w="1271" w:type="dxa"/>
+          </w:tcPr>
+          <w:p>
+            <w:r>
+              <w:t>This one</w:t>
+            </w:r>
+          </w:p>
+        </w:tc>
+        <w:tc>
+          <w:tcPr>
+            <w:tcW w:w="3969" w:type="dxa"/>
+          </w:tcPr>
+          <w:p>
+            <w:r>
+              <w:t>Fill(‘50’, ‘</w:t>
+            </w:r>
+            <w:proofErr w:type="spellStart"/>
+            <w:r>
+              <w:t>showerthoughts</w:t>
+            </w:r>
+            <w:proofErr w:type="spellEnd"/>
+            <w:r>
+              <w:t>’) - search</w:t>
+            </w:r>
+          </w:p>
+        </w:tc>
+        <w:tc>
+          <w:tcPr>
+            <w:tcW w:w="1985" w:type="dxa"/>
+          </w:tcPr>
+          <w:p>
+            <w:r>
+              <w:t>504, failed, 6652 tokens</w:t>
+            </w:r>
+          </w:p>
+        </w:tc>
+      </w:tr>
+    </w:tbl>
+    <w:p/>
+    <w:p>
+      <w:r>
+        <w:t>Ran the same task again with no changes to the code, and I am seeing a lot of variance</w:t>
+      </w:r>
+      <w:r>
+        <w:t>:</w:t>
+      </w:r>
+    </w:p>
+    <w:tbl>
+      <w:tblPr>
+        <w:tblStyle w:val="TableGrid"/>
+        <w:tblW w:w="0" w:type="auto"/>
+        <w:tblLook w:val="04A0" w:firstRow="1" w:lastRow="0" w:firstColumn="1" w:lastColumn="0" w:noHBand="0" w:noVBand="1"/>
+      </w:tblPr>
+      <w:tblGrid>
+        <w:gridCol w:w="2254"/>
+        <w:gridCol w:w="2254"/>
+        <w:gridCol w:w="2254"/>
+        <w:gridCol w:w="2254"/>
+      </w:tblGrid>
+      <w:tr>
+        <w:tc>
+          <w:tcPr>
+            <w:tcW w:w="2254" w:type="dxa"/>
+          </w:tcPr>
+          <w:p>
+            <w:r>
+              <w:t>Run</w:t>
+            </w:r>
+          </w:p>
+        </w:tc>
+        <w:tc>
+          <w:tcPr>
+            <w:tcW w:w="2254" w:type="dxa"/>
+          </w:tcPr>
+          <w:p>
+            <w:proofErr w:type="spellStart"/>
+            <w:r>
+              <w:t>Behavior</w:t>
+            </w:r>
+            <w:proofErr w:type="spellEnd"/>
+          </w:p>
+        </w:tc>
+        <w:tc>
+          <w:tcPr>
+            <w:tcW w:w="2254" w:type="dxa"/>
+          </w:tcPr>
+          <w:p>
+            <w:r>
+              <w:t>Results</w:t>
+            </w:r>
+          </w:p>
+        </w:tc>
+        <w:tc>
+          <w:tcPr>
+            <w:tcW w:w="2254" w:type="dxa"/>
+          </w:tcPr>
+          <w:p>
+            <w:r>
+              <w:t>Tokens</w:t>
+            </w:r>
+          </w:p>
+        </w:tc>
+      </w:tr>
+      <w:tr>
+        <w:tc>
+          <w:tcPr>
+            <w:tcW w:w="2254" w:type="dxa"/>
+          </w:tcPr>
+          <w:p>
+            <w:r>
+              <w:t>1</w:t>
+            </w:r>
+          </w:p>
+        </w:tc>
+        <w:tc>
+          <w:tcPr>
+            <w:tcW w:w="2254" w:type="dxa"/>
+          </w:tcPr>
+          <w:p>
+            <w:r>
+              <w:t>Scroll to forum</w:t>
+            </w:r>
+          </w:p>
+        </w:tc>
+        <w:tc>
+          <w:tcPr>
+            <w:tcW w:w="2254" w:type="dxa"/>
+          </w:tcPr>
+          <w:p>
+            <w:r>
+              <w:t>Success</w:t>
+            </w:r>
+          </w:p>
+        </w:tc>
+        <w:tc>
+          <w:tcPr>
+            <w:tcW w:w="2254" w:type="dxa"/>
+          </w:tcPr>
+          <w:p>
+            <w:r>
+              <w:t>10816</w:t>
+            </w:r>
+          </w:p>
+        </w:tc>
+      </w:tr>
+      <w:tr>
+        <w:tc>
+          <w:tcPr>
+            <w:tcW w:w="2254" w:type="dxa"/>
+          </w:tcPr>
+          <w:p>
+            <w:r>
+              <w:t>2</w:t>
+            </w:r>
+          </w:p>
+        </w:tc>
+        <w:tc>
+          <w:tcPr>
+            <w:tcW w:w="2254" w:type="dxa"/>
+          </w:tcPr>
+          <w:p>
+            <w:r>
+              <w:t xml:space="preserve">Search </w:t>
+            </w:r>
+            <w:r>
+              <w:sym w:font="Wingdings" w:char="F0E0"/>
+            </w:r>
+            <w:r>
+              <w:t xml:space="preserve"> 504</w:t>
+            </w:r>
+          </w:p>
+        </w:tc>
+        <w:tc>
+          <w:tcPr>
+            <w:tcW w:w="2254" w:type="dxa"/>
+          </w:tcPr>
+          <w:p>
+            <w:r>
+              <w:t>Fail</w:t>
+            </w:r>
+          </w:p>
+        </w:tc>
+        <w:tc>
+          <w:tcPr>
+            <w:tcW w:w="2254" w:type="dxa"/>
+          </w:tcPr>
+          <w:p>
+            <w:r>
+              <w:t>6652</w:t>
+            </w:r>
+          </w:p>
+        </w:tc>
+      </w:tr>
+      <w:tr>
+        <w:tc>
+          <w:tcPr>
+            <w:tcW w:w="2254" w:type="dxa"/>
+          </w:tcPr>
+          <w:p>
+            <w:r>
+              <w:t>3</w:t>
+            </w:r>
+          </w:p>
+        </w:tc>
+        <w:tc>
+          <w:tcPr>
+            <w:tcW w:w="2254" w:type="dxa"/>
+          </w:tcPr>
+          <w:p>
+            <w:r>
+              <w:t>Click loop</w:t>
+            </w:r>
+          </w:p>
+        </w:tc>
+        <w:tc>
+          <w:tcPr>
+            <w:tcW w:w="2254" w:type="dxa"/>
+          </w:tcPr>
+          <w:p>
+            <w:r>
+              <w:t>Budget exhausted</w:t>
+            </w:r>
+          </w:p>
+        </w:tc>
+        <w:tc>
+          <w:tcPr>
+            <w:tcW w:w="2254" w:type="dxa"/>
+          </w:tcPr>
+          <w:p>
+            <w:r>
+              <w:t>16403</w:t>
+            </w:r>
+          </w:p>
+        </w:tc>
+      </w:tr>
+    </w:tbl>
+    <w:p/>
+    <w:p>
+      <w:r>
+        <w:t xml:space="preserve">In run 3, the agent repeated an identical action 4 times, burning 6,500 tokens going nowhere. </w:t>
+      </w:r>
+      <w:r>
+        <w:t>The issue is my prompt has no memory as the function “</w:t>
+      </w:r>
+      <w:proofErr w:type="spellStart"/>
+      <w:r>
+        <w:t>build_prompt</w:t>
+      </w:r>
+      <w:proofErr w:type="spellEnd"/>
+      <w:r>
+        <w:t xml:space="preserve">()” </w:t>
+      </w:r>
+      <w:r>
+        <w:t xml:space="preserve">sends the goal, URL, last error, and current </w:t>
+      </w:r>
+      <w:proofErr w:type="spellStart"/>
+      <w:r>
+        <w:t>AXTree</w:t>
+      </w:r>
+      <w:proofErr w:type="spellEnd"/>
+      <w:r>
+        <w:t xml:space="preserve"> — but nothing about what the agent already tried. Every step it wakes up amnesiac, sees the same page, and reasons its way to the same action. Note its reasoning each time: "Navigate to the forums list…" it doesn't know it just did that.</w:t>
+      </w:r>
+    </w:p>
+    <w:p>
+      <w:r>
+        <w:t>To fix this I need to add a pass action history.</w:t>
+      </w:r>
+    </w:p>
+    <w:p/>
+    <w:tbl>
+      <w:tblPr>
+        <w:tblStyle w:val="TableGrid"/>
+        <w:tblW w:w="0" w:type="auto"/>
+        <w:tblLook w:val="04A0" w:firstRow="1" w:lastRow="0" w:firstColumn="1" w:lastColumn="0" w:noHBand="0" w:noVBand="1"/>
+      </w:tblPr>
+      <w:tblGrid>
+        <w:gridCol w:w="3005"/>
+        <w:gridCol w:w="3005"/>
+        <w:gridCol w:w="3006"/>
+      </w:tblGrid>
+      <w:tr>
+        <w:tc>
+          <w:tcPr>
+            <w:tcW w:w="3005" w:type="dxa"/>
+          </w:tcPr>
+          <w:p>
+            <w:r>
+              <w:lastRenderedPageBreak/>
+              <w:t>Metric</w:t>
+            </w:r>
+          </w:p>
+        </w:tc>
+        <w:tc>
+          <w:tcPr>
+            <w:tcW w:w="3005" w:type="dxa"/>
+          </w:tcPr>
+          <w:p>
+            <w:r>
+              <w:t>Before adding history</w:t>
+            </w:r>
+          </w:p>
+        </w:tc>
+        <w:tc>
+          <w:tcPr>
+            <w:tcW w:w="3006" w:type="dxa"/>
+          </w:tcPr>
+          <w:p>
+            <w:r>
+              <w:t>After adding history</w:t>
+            </w:r>
+          </w:p>
+        </w:tc>
+      </w:tr>
+      <w:tr>
+        <w:tc>
+          <w:tcPr>
+            <w:tcW w:w="3005" w:type="dxa"/>
+          </w:tcPr>
+          <w:p>
+            <w:r>
+              <w:t>Success</w:t>
+            </w:r>
+          </w:p>
+        </w:tc>
+        <w:tc>
+          <w:tcPr>
+            <w:tcW w:w="3005" w:type="dxa"/>
+          </w:tcPr>
+          <w:p>
+            <w:r>
+              <w:t>1/3</w:t>
+            </w:r>
+          </w:p>
+        </w:tc>
+        <w:tc>
+          <w:tcPr>
+            <w:tcW w:w="3006" w:type="dxa"/>
+          </w:tcPr>
+          <w:p>
+            <w:r>
+              <w:t>1/3</w:t>
+            </w:r>
+          </w:p>
+        </w:tc>
+      </w:tr>
+      <w:tr>
+        <w:tc>
+          <w:tcPr>
+            <w:tcW w:w="3005" w:type="dxa"/>
+          </w:tcPr>
+          <w:p>
+            <w:r>
+              <w:t>Wasted loop steps</w:t>
+            </w:r>
+          </w:p>
+        </w:tc>
+        <w:tc>
+          <w:tcPr>
+            <w:tcW w:w="3005" w:type="dxa"/>
+          </w:tcPr>
+          <w:p>
+            <w:r>
+              <w:t>4</w:t>
+            </w:r>
+          </w:p>
+        </w:tc>
+        <w:tc>
+          <w:tcPr>
+            <w:tcW w:w="3006" w:type="dxa"/>
+          </w:tcPr>
+          <w:p>
+            <w:r>
+              <w:t>0</w:t>
+            </w:r>
+          </w:p>
+        </w:tc>
+      </w:tr>
+      <w:tr>
+        <w:tc>
+          <w:tcPr>
+            <w:tcW w:w="3005" w:type="dxa"/>
+          </w:tcPr>
+          <w:p>
+            <w:r>
+              <w:t>Token spread</w:t>
+            </w:r>
+          </w:p>
+        </w:tc>
+        <w:tc>
+          <w:tcPr>
+            <w:tcW w:w="3005" w:type="dxa"/>
+          </w:tcPr>
+          <w:p>
+            <w:r>
+              <w:t>6.6k to 16.4k</w:t>
+            </w:r>
+          </w:p>
+        </w:tc>
+        <w:tc>
+          <w:tcPr>
+            <w:tcW w:w="3006" w:type="dxa"/>
+          </w:tcPr>
+          <w:p>
+            <w:r>
+              <w:t>13.4k to 16.1k</w:t>
+            </w:r>
+          </w:p>
+        </w:tc>
+      </w:tr>
+    </w:tbl>
+    <w:p/>
+    <w:p>
+      <w:r>
+        <w:t xml:space="preserve">Ok so now, the agent is successful </w:t>
+      </w:r>
+      <w:r>
+        <w:t>in this task once of 3 times. One thing I realised is the 500ms action timeout</w:t>
+      </w:r>
+      <w:r>
+        <w:t xml:space="preserve"> which is costing around 2,500 tokens in 2 of the three runs</w:t>
+      </w:r>
+      <w:r>
+        <w:t xml:space="preserve"> so ill need to fix that. </w:t>
+      </w:r>
+      <w:r>
+        <w:t>Ok so adding an action timeout broke the code, so ill need to find a substitute solution</w:t>
+      </w:r>
+      <w:r>
+        <w:t>.</w:t>
+      </w:r>
+    </w:p>
+    <w:p>
+      <w:r>
+        <w:rPr>
+          <w:noProof/>
+        </w:rPr>
+        <w:drawing>
+          <wp:inline distT="0" distB="0" distL="0" distR="0" wp14:anchorId="7E79AE1A" wp14:editId="72EDE387">
+            <wp:extent cx="5731510" cy="1392555"/>
+            <wp:effectExtent l="0" t="0" r="2540" b="0"/>
+            <wp:docPr id="1728247586" name="Picture 1"/>
+            <wp:cNvGraphicFramePr>
+              <a:graphicFrameLocks xmlns:a="http://schemas.openxmlformats.org/drawingml/2006/main" noChangeAspect="1"/>
+            </wp:cNvGraphicFramePr>
+            <a:graphic xmlns:a="http://schemas.openxmlformats.org/drawingml/2006/main">
+              <a:graphicData uri="http://schemas.openxmlformats.org/drawingml/2006/picture">
+                <pic:pic xmlns:pic="http://schemas.openxmlformats.org/drawingml/2006/picture">
+                  <pic:nvPicPr>
+                    <pic:cNvPr id="1728247586" name=""/>
+                    <pic:cNvPicPr/>
+                  </pic:nvPicPr>
+                  <pic:blipFill>
+                    <a:blip r:embed="rId32"/>
+                    <a:stretch>
+                      <a:fillRect/>
+                    </a:stretch>
+                  </pic:blipFill>
+                  <pic:spPr>
+                    <a:xfrm>
+                      <a:off x="0" y="0"/>
+                      <a:ext cx="5731510" cy="1392555"/>
+                    </a:xfrm>
+                    <a:prstGeom prst="rect">
+                      <a:avLst/>
+                    </a:prstGeom>
+                  </pic:spPr>
+                </pic:pic>
+              </a:graphicData>
+            </a:graphic>
+          </wp:inline>
+        </w:drawing>
+      </w:r>
+    </w:p>
+    <w:p>
+      <w:r>
+        <w:t>Since action timeout is NOT a module constant I cant raise it at runtime</w:t>
+      </w:r>
+      <w:r>
+        <w:t xml:space="preserve">. This means its </w:t>
+      </w:r>
+      <w:proofErr w:type="spellStart"/>
+      <w:r>
+        <w:t>BrowserGyms</w:t>
+      </w:r>
+      <w:proofErr w:type="spellEnd"/>
+      <w:r>
+        <w:t xml:space="preserve"> default and my results stay comparable to other </w:t>
+      </w:r>
+      <w:proofErr w:type="spellStart"/>
+      <w:r>
+        <w:t>webArena</w:t>
+      </w:r>
+      <w:proofErr w:type="spellEnd"/>
+      <w:r>
+        <w:t xml:space="preserve"> work. </w:t>
+      </w:r>
+      <w:r>
+        <w:t>And editing files inside site-packages is unreproducible</w:t>
+      </w:r>
+      <w:r>
+        <w:t>.</w:t>
+      </w:r>
+      <w:r>
+        <w:t xml:space="preserve"> So instead, ill need to stop the false error misleading the agent. </w:t>
+      </w:r>
+      <w:r>
+        <w:t>The click actually lands; the timeout is Playwright giving up on the post-click navigation wait.</w:t>
+      </w:r>
+      <w:r>
+        <w:t xml:space="preserve"> The prompt tells the agent “error”, so it wastes a step re-</w:t>
+      </w:r>
+      <w:proofErr w:type="spellStart"/>
+      <w:r>
+        <w:t>tryting</w:t>
+      </w:r>
+      <w:proofErr w:type="spellEnd"/>
+      <w:r>
+        <w:t xml:space="preserve"> something that already worked. Ill need to remove that false signal </w:t>
+      </w:r>
+      <w:r>
+        <w:t xml:space="preserve">in </w:t>
+      </w:r>
+      <w:proofErr w:type="spellStart"/>
+      <w:r>
+        <w:t>build_prompt</w:t>
+      </w:r>
+      <w:proofErr w:type="spellEnd"/>
+      <w:r>
+        <w:t xml:space="preserve"> function</w:t>
+      </w:r>
+      <w:r>
+        <w:t>.</w:t>
+      </w:r>
+    </w:p>
+    <w:p>
+      <w:r>
+        <w:t xml:space="preserve">Another thing is </w:t>
+      </w:r>
+      <w:r>
+        <w:t xml:space="preserve">the timeout being set to 60,000. I set it to this value because I was doing testing on my local machine, but now the code is on the instance, I should set it to 10,000. However ill need to see the difference in </w:t>
+      </w:r>
+      <w:r>
+        <w:t>results from both. If nothing changes, then ill keep the timeout set to 10000, but if there are large variances then ill switch back to 60,000</w:t>
+      </w:r>
+      <w:r>
+        <w:t>.</w:t>
+      </w:r>
+    </w:p>
+    <w:p>
+      <w:r>
+        <w:t xml:space="preserve">Changing </w:t>
+      </w:r>
+      <w:r>
+        <w:t xml:space="preserve">timeout set from 60,000 to 10,000 showed no variance. So keeping to 10,000. </w:t>
+      </w:r>
+    </w:p>
+    <w:p>
+      <w:r>
+        <w:t xml:space="preserve">After running 3 tests </w:t>
+      </w:r>
+      <w:r>
+        <w:t xml:space="preserve">for shopping admin task 0 </w:t>
+      </w:r>
+    </w:p>
     <w:sectPr>
       <w:pgSz w:w="11906" w:h="16838"/>
       <w:pgMar w:top="1440" w:right="1440" w:bottom="1440" w:left="1440" w:header="708" w:footer="708" w:gutter="0"/>
@@ -708,6 +3910,208 @@
 <file path=word/numbering.xml><?xml version="1.0" encoding="utf-8"?>
 <w:numbering xmlns:wpc="http://schemas.microsoft.com/office/word/2010/wordprocessingCanvas" xmlns:cx="http://schemas.microsoft.com/office/drawing/2014/chartex" xmlns:cx1="http://schemas.microsoft.com/office/drawing/2015/9/8/chartex" xmlns:cx2="http://schemas.microsoft.com/office/drawing/2015/10/21/chartex" xmlns:cx3="http://schemas.microsoft.com/office/drawing/2016/5/9/chartex" xmlns:cx4="http://schemas.microsoft.com/office/drawing/2016/5/10/chartex" xmlns:cx5="http://schemas.microsoft.com/office/drawing/2016/5/11/chartex" xmlns:cx6="http://schemas.microsoft.com/office/drawing/2016/5/12/chartex" xmlns:cx7="http://schemas.microsoft.com/office/drawing/2016/5/13/chartex" xmlns:cx8="http://schemas.microsoft.com/office/drawing/2016/5/14/chartex" xmlns:mc="http://schemas.openxmlformats.org/markup-compatibility/2006" xmlns:aink="http://schemas.microsoft.com/office/drawing/2016/ink" xmlns:am3d="http://schemas.microsoft.com/office/drawing/2017/model3d" xmlns:o="urn:schemas-microsoft-com:office:office" xmlns:oel="http://schemas.microsoft.com/office/2019/extlst" xmlns:r="http://schemas.openxmlformats.org/officeDocument/2006/relationships" xmlns:m="http://schemas.openxmlformats.org/officeDocument/2006/math" xmlns:v="urn:schemas-microsoft-com:vml" xmlns:wp14="http://schemas.microsoft.com/office/word/2010/wordprocessingDrawing" xmlns:wp="http://schemas.openxmlformats.org/drawingml/2006/wordprocessingDrawing" xmlns:w10="urn:schemas-microsoft-com:office:word" xmlns:w="http://schemas.openxmlformats.org/wordprocessingml/2006/main" xmlns:w14="http://schemas.microsoft.com/office/word/2010/wordml" xmlns:w15="http://schemas.microsoft.com/office/word/2012/wordml" xmlns:w16cex="http://schemas.microsoft.com/office/word/2018/wordml/cex" xmlns:w16cid="http://schemas.microsoft.com/office/word/2016/wordml/cid" xmlns:w16="http://schemas.microsoft.com/office/word/2018/wordml" xmlns:w16du="http://schemas.microsoft.com/office/word/2023/wordml/word16du" xmlns:w16sdtdh="http://schemas.microsoft.com/office/word/2020/wordml/sdtdatahash" xmlns:w16sdtfl="http://schemas.microsoft.com/office/word/2024/wordml/sdtformatlock" xmlns:w16se="http://schemas.microsoft.com/office/word/2015/wordml/symex" xmlns:wpg="http://schemas.microsoft.com/office/word/2010/wordprocessingGroup" xmlns:wpi="http://schemas.microsoft.com/office/word/2010/wordprocessingInk" xmlns:wne="http://schemas.microsoft.com/office/word/2006/wordml" xmlns:wps="http://schemas.microsoft.com/office/word/2010/wordprocessingShape" mc:Ignorable="w14 w15 w16se w16cid w16 w16cex w16sdtdh w16sdtfl w16du wp14">
   <w:abstractNum w:abstractNumId="0" w15:restartNumberingAfterBreak="0">
+    <w:nsid w:val="0AF45790"/>
+    <w:multiLevelType w:val="hybridMultilevel"/>
+    <w:tmpl w:val="D3D05D52"/>
+    <w:lvl w:ilvl="0" w:tplc="08090001">
+      <w:start w:val="1"/>
+      <w:numFmt w:val="bullet"/>
+      <w:lvlText w:val=""/>
+      <w:lvlJc w:val="left"/>
+      <w:pPr>
+        <w:ind w:left="720" w:hanging="360"/>
+      </w:pPr>
+      <w:rPr>
+        <w:rFonts w:ascii="Symbol" w:hAnsi="Symbol" w:hint="default"/>
+      </w:rPr>
+    </w:lvl>
+    <w:lvl w:ilvl="1" w:tplc="08090003" w:tentative="1">
+      <w:start w:val="1"/>
+      <w:numFmt w:val="bullet"/>
+      <w:lvlText w:val="o"/>
+      <w:lvlJc w:val="left"/>
+      <w:pPr>
+        <w:ind w:left="1440" w:hanging="360"/>
+      </w:pPr>
+      <w:rPr>
+        <w:rFonts w:ascii="Courier New" w:hAnsi="Courier New" w:cs="Courier New" w:hint="default"/>
+      </w:rPr>
+    </w:lvl>
+    <w:lvl w:ilvl="2" w:tplc="08090005" w:tentative="1">
+      <w:start w:val="1"/>
+      <w:numFmt w:val="bullet"/>
+      <w:lvlText w:val=""/>
+      <w:lvlJc w:val="left"/>
+      <w:pPr>
+        <w:ind w:left="2160" w:hanging="360"/>
+      </w:pPr>
+      <w:rPr>
+        <w:rFonts w:ascii="Wingdings" w:hAnsi="Wingdings" w:hint="default"/>
+      </w:rPr>
+    </w:lvl>
+    <w:lvl w:ilvl="3" w:tplc="08090001" w:tentative="1">
+      <w:start w:val="1"/>
+      <w:numFmt w:val="bullet"/>
+      <w:lvlText w:val=""/>
+      <w:lvlJc w:val="left"/>
+      <w:pPr>
+        <w:ind w:left="2880" w:hanging="360"/>
+      </w:pPr>
+      <w:rPr>
+        <w:rFonts w:ascii="Symbol" w:hAnsi="Symbol" w:hint="default"/>
+      </w:rPr>
+    </w:lvl>
+    <w:lvl w:ilvl="4" w:tplc="08090003" w:tentative="1">
+      <w:start w:val="1"/>
+      <w:numFmt w:val="bullet"/>
+      <w:lvlText w:val="o"/>
+      <w:lvlJc w:val="left"/>
+      <w:pPr>
+        <w:ind w:left="3600" w:hanging="360"/>
+      </w:pPr>
+      <w:rPr>
+        <w:rFonts w:ascii="Courier New" w:hAnsi="Courier New" w:cs="Courier New" w:hint="default"/>
+      </w:rPr>
+    </w:lvl>
+    <w:lvl w:ilvl="5" w:tplc="08090005" w:tentative="1">
+      <w:start w:val="1"/>
+      <w:numFmt w:val="bullet"/>
+      <w:lvlText w:val=""/>
+      <w:lvlJc w:val="left"/>
+      <w:pPr>
+        <w:ind w:left="4320" w:hanging="360"/>
+      </w:pPr>
+      <w:rPr>
+        <w:rFonts w:ascii="Wingdings" w:hAnsi="Wingdings" w:hint="default"/>
+      </w:rPr>
+    </w:lvl>
+    <w:lvl w:ilvl="6" w:tplc="08090001" w:tentative="1">
+      <w:start w:val="1"/>
+      <w:numFmt w:val="bullet"/>
+      <w:lvlText w:val=""/>
+      <w:lvlJc w:val="left"/>
+      <w:pPr>
+        <w:ind w:left="5040" w:hanging="360"/>
+      </w:pPr>
+      <w:rPr>
+        <w:rFonts w:ascii="Symbol" w:hAnsi="Symbol" w:hint="default"/>
+      </w:rPr>
+    </w:lvl>
+    <w:lvl w:ilvl="7" w:tplc="08090003" w:tentative="1">
+      <w:start w:val="1"/>
+      <w:numFmt w:val="bullet"/>
+      <w:lvlText w:val="o"/>
+      <w:lvlJc w:val="left"/>
+      <w:pPr>
+        <w:ind w:left="5760" w:hanging="360"/>
+      </w:pPr>
+      <w:rPr>
+        <w:rFonts w:ascii="Courier New" w:hAnsi="Courier New" w:cs="Courier New" w:hint="default"/>
+      </w:rPr>
+    </w:lvl>
+    <w:lvl w:ilvl="8" w:tplc="08090005" w:tentative="1">
+      <w:start w:val="1"/>
+      <w:numFmt w:val="bullet"/>
+      <w:lvlText w:val=""/>
+      <w:lvlJc w:val="left"/>
+      <w:pPr>
+        <w:ind w:left="6480" w:hanging="360"/>
+      </w:pPr>
+      <w:rPr>
+        <w:rFonts w:ascii="Wingdings" w:hAnsi="Wingdings" w:hint="default"/>
+      </w:rPr>
+    </w:lvl>
+  </w:abstractNum>
+  <w:abstractNum w:abstractNumId="1" w15:restartNumberingAfterBreak="0">
+    <w:nsid w:val="580C0591"/>
+    <w:multiLevelType w:val="hybridMultilevel"/>
+    <w:tmpl w:val="B37AEA48"/>
+    <w:lvl w:ilvl="0" w:tplc="0809000F">
+      <w:start w:val="1"/>
+      <w:numFmt w:val="decimal"/>
+      <w:lvlText w:val="%1."/>
+      <w:lvlJc w:val="left"/>
+      <w:pPr>
+        <w:ind w:left="720" w:hanging="360"/>
+      </w:pPr>
+      <w:rPr>
+        <w:rFonts w:hint="default"/>
+      </w:rPr>
+    </w:lvl>
+    <w:lvl w:ilvl="1" w:tplc="08090019" w:tentative="1">
+      <w:start w:val="1"/>
+      <w:numFmt w:val="lowerLetter"/>
+      <w:lvlText w:val="%2."/>
+      <w:lvlJc w:val="left"/>
+      <w:pPr>
+        <w:ind w:left="1440" w:hanging="360"/>
+      </w:pPr>
+    </w:lvl>
+    <w:lvl w:ilvl="2" w:tplc="0809001B" w:tentative="1">
+      <w:start w:val="1"/>
+      <w:numFmt w:val="lowerRoman"/>
+      <w:lvlText w:val="%3."/>
+      <w:lvlJc w:val="right"/>
+      <w:pPr>
+        <w:ind w:left="2160" w:hanging="180"/>
+      </w:pPr>
+    </w:lvl>
+    <w:lvl w:ilvl="3" w:tplc="0809000F" w:tentative="1">
+      <w:start w:val="1"/>
+      <w:numFmt w:val="decimal"/>
+      <w:lvlText w:val="%4."/>
+      <w:lvlJc w:val="left"/>
+      <w:pPr>
+        <w:ind w:left="2880" w:hanging="360"/>
+      </w:pPr>
+    </w:lvl>
+    <w:lvl w:ilvl="4" w:tplc="08090019" w:tentative="1">
+      <w:start w:val="1"/>
+      <w:numFmt w:val="lowerLetter"/>
+      <w:lvlText w:val="%5."/>
+      <w:lvlJc w:val="left"/>
+      <w:pPr>
+        <w:ind w:left="3600" w:hanging="360"/>
+      </w:pPr>
+    </w:lvl>
+    <w:lvl w:ilvl="5" w:tplc="0809001B" w:tentative="1">
+      <w:start w:val="1"/>
+      <w:numFmt w:val="lowerRoman"/>
+      <w:lvlText w:val="%6."/>
+      <w:lvlJc w:val="right"/>
+      <w:pPr>
+        <w:ind w:left="4320" w:hanging="180"/>
+      </w:pPr>
+    </w:lvl>
+    <w:lvl w:ilvl="6" w:tplc="0809000F" w:tentative="1">
+      <w:start w:val="1"/>
+      <w:numFmt w:val="decimal"/>
+      <w:lvlText w:val="%7."/>
+      <w:lvlJc w:val="left"/>
+      <w:pPr>
+        <w:ind w:left="5040" w:hanging="360"/>
+      </w:pPr>
+    </w:lvl>
+    <w:lvl w:ilvl="7" w:tplc="08090019" w:tentative="1">
+      <w:start w:val="1"/>
+      <w:numFmt w:val="lowerLetter"/>
+      <w:lvlText w:val="%8."/>
+      <w:lvlJc w:val="left"/>
+      <w:pPr>
+        <w:ind w:left="5760" w:hanging="360"/>
+      </w:pPr>
+    </w:lvl>
+    <w:lvl w:ilvl="8" w:tplc="0809001B" w:tentative="1">
+      <w:start w:val="1"/>
+      <w:numFmt w:val="lowerRoman"/>
+      <w:lvlText w:val="%9."/>
+      <w:lvlJc w:val="right"/>
+      <w:pPr>
+        <w:ind w:left="6480" w:hanging="180"/>
+      </w:pPr>
+    </w:lvl>
+  </w:abstractNum>
+  <w:abstractNum w:abstractNumId="2" w15:restartNumberingAfterBreak="0">
     <w:nsid w:val="5B441A96"/>
     <w:multiLevelType w:val="hybridMultilevel"/>
     <w:tmpl w:val="2DD6B85C"/>
@@ -821,7 +4225,13 @@
     </w:lvl>
   </w:abstractNum>
   <w:num w:numId="1" w16cid:durableId="1173379283">
+    <w:abstractNumId w:val="2"/>
+  </w:num>
+  <w:num w:numId="2" w16cid:durableId="2072538169">
     <w:abstractNumId w:val="0"/>
+  </w:num>
+  <w:num w:numId="3" w16cid:durableId="1717776679">
+    <w:abstractNumId w:val="1"/>
   </w:num>
 </w:numbering>
 </file>
@@ -1429,7 +4839,6 @@
   <w:style w:type="character" w:default="1" w:styleId="DefaultParagraphFont">
     <w:name w:val="Default Paragraph Font"/>
     <w:uiPriority w:val="1"/>
-    <w:semiHidden/>
     <w:unhideWhenUsed/>
   </w:style>
   <w:style w:type="table" w:default="1" w:styleId="TableNormal">
@@ -1766,6 +5175,25 @@
       <w:shd w:val="clear" w:color="auto" w:fill="E1DFDD"/>
     </w:rPr>
   </w:style>
+  <w:style w:type="table" w:styleId="TableGrid">
+    <w:name w:val="Table Grid"/>
+    <w:basedOn w:val="TableNormal"/>
+    <w:uiPriority w:val="39"/>
+    <w:rsid w:val="004C1FD7"/>
+    <w:pPr>
+      <w:spacing w:after="0" w:line="240" w:lineRule="auto"/>
+    </w:pPr>
+    <w:tblPr>
+      <w:tblBorders>
+        <w:top w:val="single" w:sz="4" w:space="0" w:color="auto"/>
+        <w:left w:val="single" w:sz="4" w:space="0" w:color="auto"/>
+        <w:bottom w:val="single" w:sz="4" w:space="0" w:color="auto"/>
+        <w:right w:val="single" w:sz="4" w:space="0" w:color="auto"/>
+        <w:insideH w:val="single" w:sz="4" w:space="0" w:color="auto"/>
+        <w:insideV w:val="single" w:sz="4" w:space="0" w:color="auto"/>
+      </w:tblBorders>
+    </w:tblPr>
+  </w:style>
 </w:styles>
 </file>
 

--- a/Dcoumentation/Additional Material/Changes made timeline.docx
+++ b/Dcoumentation/Additional Material/Changes made timeline.docx
@@ -796,7 +796,15 @@
         <w:t>“</w:t>
       </w:r>
       <w:r>
-        <w:t xml:space="preserve">ssh -i </w:t>
+        <w:t>ssh -</w:t>
+      </w:r>
+      <w:proofErr w:type="spellStart"/>
+      <w:r>
+        <w:t>i</w:t>
+      </w:r>
+      <w:proofErr w:type="spellEnd"/>
+      <w:r>
+        <w:t xml:space="preserve"> </w:t>
       </w:r>
       <w:proofErr w:type="spellStart"/>
       <w:r>
@@ -1235,11 +1243,19 @@
       </w:r>
       <w:proofErr w:type="spellStart"/>
       <w:r>
-        <w:t>load_dotenv</w:t>
-      </w:r>
-      <w:proofErr w:type="spellEnd"/>
-      <w:r>
-        <w:t xml:space="preserve">() and remaps my project's WA_* variable names onto the bare names </w:t>
+        <w:t>load_</w:t>
+      </w:r>
+      <w:proofErr w:type="gramStart"/>
+      <w:r>
+        <w:t>dotenv</w:t>
+      </w:r>
+      <w:proofErr w:type="spellEnd"/>
+      <w:r>
+        <w:t>(</w:t>
+      </w:r>
+      <w:proofErr w:type="gramEnd"/>
+      <w:r>
+        <w:t xml:space="preserve">) and remaps my project's WA_* variable names onto the bare names </w:t>
       </w:r>
       <w:proofErr w:type="spellStart"/>
       <w:r>
@@ -1250,10 +1266,12 @@
         <w:t xml:space="preserve"> expects (SHOPPING, SHOPPING_ADMIN, REDDIT, etc.) before importing </w:t>
       </w:r>
       <w:proofErr w:type="spellStart"/>
+      <w:proofErr w:type="gramStart"/>
       <w:r>
         <w:t>browsergym.webarena</w:t>
       </w:r>
       <w:proofErr w:type="spellEnd"/>
+      <w:proofErr w:type="gramEnd"/>
       <w:r>
         <w:t>. Ordering matters here: importing first would leave the environment unconfigured. Sites I am not using are given placeholder URLs so that registration succeeds without those services running.</w:t>
       </w:r>
@@ -1360,11 +1378,19 @@
       </w:r>
       <w:proofErr w:type="spellStart"/>
       <w:r>
-        <w:t>send_msg_to_user</w:t>
-      </w:r>
-      <w:proofErr w:type="spellEnd"/>
-      <w:r>
-        <w:t>() has been called with the answer.</w:t>
+        <w:t>send_msg_to_</w:t>
+      </w:r>
+      <w:proofErr w:type="gramStart"/>
+      <w:r>
+        <w:t>user</w:t>
+      </w:r>
+      <w:proofErr w:type="spellEnd"/>
+      <w:r>
+        <w:t>(</w:t>
+      </w:r>
+      <w:proofErr w:type="gramEnd"/>
+      <w:r>
+        <w:t>) has been called with the answer.</w:t>
       </w:r>
     </w:p>
     <w:p>
@@ -1405,10 +1431,12 @@
         <w:t xml:space="preserve"> environment via </w:t>
       </w:r>
       <w:proofErr w:type="spellStart"/>
+      <w:proofErr w:type="gramStart"/>
       <w:r>
         <w:t>gym.make</w:t>
       </w:r>
       <w:proofErr w:type="spellEnd"/>
+      <w:proofErr w:type="gramEnd"/>
       <w:r>
         <w:t>() and then iterates:</w:t>
       </w:r>
@@ -1426,11 +1454,19 @@
       </w:r>
       <w:proofErr w:type="spellStart"/>
       <w:r>
-        <w:t>flatten_axtree_to_str</w:t>
-      </w:r>
-      <w:proofErr w:type="spellEnd"/>
-      <w:r>
-        <w:t>() and combined with the task goal, the current URL, and any error returned by the previous action.</w:t>
+        <w:t>flatten_axtree_to_</w:t>
+      </w:r>
+      <w:proofErr w:type="gramStart"/>
+      <w:r>
+        <w:t>str</w:t>
+      </w:r>
+      <w:proofErr w:type="spellEnd"/>
+      <w:r>
+        <w:t>(</w:t>
+      </w:r>
+      <w:proofErr w:type="gramEnd"/>
+      <w:r>
+        <w:t>) and combined with the task goal, the current URL, and any error returned by the previous action.</w:t>
       </w:r>
     </w:p>
     <w:p>
@@ -1457,10 +1493,12 @@
         <w:t xml:space="preserve">Token usage is read from </w:t>
       </w:r>
       <w:proofErr w:type="spellStart"/>
+      <w:proofErr w:type="gramStart"/>
       <w:r>
         <w:t>result.usage</w:t>
       </w:r>
       <w:proofErr w:type="spellEnd"/>
+      <w:proofErr w:type="gramEnd"/>
       <w:r>
         <w:t xml:space="preserve">() and accumulated. Because </w:t>
       </w:r>
@@ -1485,10 +1523,12 @@
         <w:t xml:space="preserve">The action is executed with </w:t>
       </w:r>
       <w:proofErr w:type="spellStart"/>
+      <w:proofErr w:type="gramStart"/>
       <w:r>
         <w:t>env.step</w:t>
       </w:r>
       <w:proofErr w:type="spellEnd"/>
+      <w:proofErr w:type="gramEnd"/>
       <w:r>
         <w:t xml:space="preserve">(), which returns the next observation and the reward computed by </w:t>
       </w:r>
@@ -1511,7 +1551,15 @@
         <w:t xml:space="preserve">For the output, each </w:t>
       </w:r>
       <w:r>
-        <w:t>step prints the agent's reasoning, its chosen action, the tokens consumed, and whether the action was accepted or produced an error. Each episode reports success, termination reason, step count, input/output/total tokens, and wall-clock duration. A summary table is printed across all three sites and the full per-step log is written to JSON. Episode failures are caught individually so that a problem on one site does not abort the remaining runs.</w:t>
+        <w:t xml:space="preserve">step prints the agent's reasoning, its chosen action, the tokens consumed, and whether the action was accepted or produced an error. Each episode reports success, termination reason, step count, input/output/total tokens, and wall-clock duration. A summary table is printed across all three </w:t>
+      </w:r>
+      <w:proofErr w:type="gramStart"/>
+      <w:r>
+        <w:t>sites</w:t>
+      </w:r>
+      <w:proofErr w:type="gramEnd"/>
+      <w:r>
+        <w:t xml:space="preserve"> and the full per-step log is written to JSON. Episode failures are caught individually so that a problem on one site does not abort the remaining runs.</w:t>
       </w:r>
     </w:p>
     <w:p>
@@ -1524,7 +1572,15 @@
         <w:t xml:space="preserve">I also note a measurement consideration for GPT-5 Mini specifically: it is a reasoning model, and its hidden reasoning tokens are billed as output tokens. This is correct for budget accounting </w:t>
       </w:r>
       <w:r>
-        <w:t xml:space="preserve">as those tokens are a real cost </w:t>
+        <w:t xml:space="preserve">as those tokens are a real </w:t>
+      </w:r>
+      <w:proofErr w:type="gramStart"/>
+      <w:r>
+        <w:t>cost</w:t>
+      </w:r>
+      <w:proofErr w:type="gramEnd"/>
+      <w:r>
+        <w:t xml:space="preserve"> </w:t>
       </w:r>
       <w:r>
         <w:t xml:space="preserve">but it means </w:t>
@@ -1790,7 +1846,15 @@
           </w:tcPr>
           <w:p>
             <w:r>
-              <w:t>0 – cant complete 1 step</w:t>
+              <w:t xml:space="preserve">0 – </w:t>
+            </w:r>
+            <w:proofErr w:type="gramStart"/>
+            <w:r>
+              <w:t>cant</w:t>
+            </w:r>
+            <w:proofErr w:type="gramEnd"/>
+            <w:r>
+              <w:t xml:space="preserve"> complete 1 step</w:t>
             </w:r>
           </w:p>
         </w:tc>
@@ -1885,7 +1949,15 @@
         <w:t xml:space="preserve"> which should remove the 500ms timeouts</w:t>
       </w:r>
       <w:r>
-        <w:t xml:space="preserve"> and should progress through the task and give a true read on how many steps this task actually needs. </w:t>
+        <w:t xml:space="preserve"> and should progress through the task and give a true read on how many steps this task </w:t>
+      </w:r>
+      <w:proofErr w:type="gramStart"/>
+      <w:r>
+        <w:t>actually needs</w:t>
+      </w:r>
+      <w:proofErr w:type="gramEnd"/>
+      <w:r>
+        <w:t xml:space="preserve">. </w:t>
       </w:r>
       <w:r>
         <w:t xml:space="preserve">Tokens per step may even drop. </w:t>
@@ -1992,8 +2064,13 @@
       </w:r>
     </w:p>
     <w:p>
-      <w:r>
-        <w:t xml:space="preserve">So I had to install all the libraries </w:t>
+      <w:proofErr w:type="gramStart"/>
+      <w:r>
+        <w:t>So</w:t>
+      </w:r>
+      <w:proofErr w:type="gramEnd"/>
+      <w:r>
+        <w:t xml:space="preserve"> I had to install all the libraries </w:t>
       </w:r>
       <w:proofErr w:type="spellStart"/>
       <w:r>
@@ -2174,7 +2251,15 @@
       </w:r>
       <w:proofErr w:type="spellEnd"/>
       <w:r>
-        <w:t xml:space="preserve"> repository including its top level modules.</w:t>
+        <w:t xml:space="preserve"> repository including its </w:t>
+      </w:r>
+      <w:proofErr w:type="gramStart"/>
+      <w:r>
+        <w:t>top level</w:t>
+      </w:r>
+      <w:proofErr w:type="gramEnd"/>
+      <w:r>
+        <w:t xml:space="preserve"> modules.</w:t>
       </w:r>
     </w:p>
     <w:p>
@@ -2204,7 +2289,15 @@
         <w:t xml:space="preserve"> directly into the code</w:t>
       </w:r>
       <w:r>
-        <w:t xml:space="preserve">, the results looks better. </w:t>
+        <w:t xml:space="preserve">, the results </w:t>
+      </w:r>
+      <w:proofErr w:type="gramStart"/>
+      <w:r>
+        <w:t>looks</w:t>
+      </w:r>
+      <w:proofErr w:type="gramEnd"/>
+      <w:r>
+        <w:t xml:space="preserve"> better. </w:t>
       </w:r>
       <w:r>
         <w:t>However, the issue with the budget ladder is consistent</w:t>
@@ -2443,7 +2536,15 @@
     </w:p>
     <w:p>
       <w:r>
-        <w:t>2 things needs to change now:</w:t>
+        <w:t xml:space="preserve">2 things </w:t>
+      </w:r>
+      <w:proofErr w:type="gramStart"/>
+      <w:r>
+        <w:t>needs</w:t>
+      </w:r>
+      <w:proofErr w:type="gramEnd"/>
+      <w:r>
+        <w:t xml:space="preserve"> to change now:</w:t>
       </w:r>
     </w:p>
     <w:p>
@@ -2457,8 +2558,13 @@
       <w:r>
         <w:t xml:space="preserve">Cut cost per step by pinning the reasoning effort to low as the output is between 429-1198/step and reasoning tokens take a big chunk of that. </w:t>
       </w:r>
-      <w:r>
-        <w:t xml:space="preserve">Also I need to trim the </w:t>
+      <w:proofErr w:type="gramStart"/>
+      <w:r>
+        <w:t>Also</w:t>
+      </w:r>
+      <w:proofErr w:type="gramEnd"/>
+      <w:r>
+        <w:t xml:space="preserve"> I need to trim the </w:t>
       </w:r>
       <w:proofErr w:type="spellStart"/>
       <w:r>
@@ -2469,7 +2575,15 @@
         <w:t xml:space="preserve">, as this also has filtering options by dropping non-interactive elements (this can cut input tokens substantially). </w:t>
       </w:r>
       <w:r>
-        <w:t xml:space="preserve">If I get 2,000/step then a 16k budget gives me 8 steps which is more realistic. </w:t>
+        <w:t>If I get 2,000/</w:t>
+      </w:r>
+      <w:proofErr w:type="gramStart"/>
+      <w:r>
+        <w:t>step</w:t>
+      </w:r>
+      <w:proofErr w:type="gramEnd"/>
+      <w:r>
+        <w:t xml:space="preserve"> then a 16k budget gives me 8 steps which is more realistic. </w:t>
       </w:r>
     </w:p>
     <w:p>
@@ -2493,7 +2607,15 @@
         <w:t xml:space="preserve">The reasoning pin worked, output tokens fell 47% (from 2,887 to 1,539) with reasoning tokens now visible at 64-448/step. However, step 4 </w:t>
       </w:r>
       <w:r>
-        <w:t xml:space="preserve">shows that input tokens is 97% of my cost. </w:t>
+        <w:t xml:space="preserve">shows that input tokens </w:t>
+      </w:r>
+      <w:proofErr w:type="gramStart"/>
+      <w:r>
+        <w:t>is</w:t>
+      </w:r>
+      <w:proofErr w:type="gramEnd"/>
+      <w:r>
+        <w:t xml:space="preserve"> 97% of my cost. </w:t>
       </w:r>
     </w:p>
     <w:p>
@@ -2715,7 +2837,15 @@
     </w:p>
     <w:p>
       <w:r>
-        <w:t xml:space="preserve">To fix this, I need to estimate the calls input cost BEFORE paying for it. So an episode must NEVER exceed its stated budget. </w:t>
+        <w:t xml:space="preserve">To fix this, I need to estimate the calls input cost BEFORE paying for it. </w:t>
+      </w:r>
+      <w:proofErr w:type="gramStart"/>
+      <w:r>
+        <w:t>So</w:t>
+      </w:r>
+      <w:proofErr w:type="gramEnd"/>
+      <w:r>
+        <w:t xml:space="preserve"> an episode must NEVER exceed its stated budget. </w:t>
       </w:r>
     </w:p>
     <w:p>
@@ -2834,7 +2964,15 @@
         <w:t xml:space="preserve">This is at 1,800 tokens/step on average. </w:t>
       </w:r>
       <w:r>
-        <w:t xml:space="preserve">And this specific task finished at 10.8k tokens. Now I can actually continue with my proposed </w:t>
+        <w:t xml:space="preserve">And this specific task finished at 10.8k tokens. Now I can </w:t>
+      </w:r>
+      <w:proofErr w:type="gramStart"/>
+      <w:r>
+        <w:t>actually continue</w:t>
+      </w:r>
+      <w:proofErr w:type="gramEnd"/>
+      <w:r>
+        <w:t xml:space="preserve"> with my proposed </w:t>
       </w:r>
       <w:r>
         <w:t xml:space="preserve">ladder of 2k/4k/8k/16k as this now validated the original design once the observation cost was controlled. </w:t>
@@ -3161,7 +3299,15 @@
         <w:t>For Task 0 on CMS (</w:t>
       </w:r>
       <w:r>
-        <w:t>What is the top-1 best-selling product in 2022</w:t>
+        <w:t xml:space="preserve">What is the </w:t>
+      </w:r>
+      <w:proofErr w:type="gramStart"/>
+      <w:r>
+        <w:t>top-1</w:t>
+      </w:r>
+      <w:proofErr w:type="gramEnd"/>
+      <w:r>
+        <w:t xml:space="preserve"> best-selling product in 2022</w:t>
       </w:r>
       <w:r>
         <w:t xml:space="preserve">): </w:t>
@@ -3313,8 +3459,13 @@
             <w:tcW w:w="3969" w:type="dxa"/>
           </w:tcPr>
           <w:p>
-            <w:r>
-              <w:t>Scroll(0,400) to find the forum</w:t>
+            <w:proofErr w:type="gramStart"/>
+            <w:r>
+              <w:t>Scroll(</w:t>
+            </w:r>
+            <w:proofErr w:type="gramEnd"/>
+            <w:r>
+              <w:t>0,400) to find the forum</w:t>
             </w:r>
           </w:p>
         </w:tc>
@@ -3345,8 +3496,13 @@
             <w:tcW w:w="3969" w:type="dxa"/>
           </w:tcPr>
           <w:p>
-            <w:r>
-              <w:t>Fill(‘50’, ‘</w:t>
+            <w:proofErr w:type="gramStart"/>
+            <w:r>
+              <w:t>Fill(</w:t>
+            </w:r>
+            <w:proofErr w:type="gramEnd"/>
+            <w:r>
+              <w:t>‘50’, ‘</w:t>
             </w:r>
             <w:proofErr w:type="spellStart"/>
             <w:r>
@@ -3373,8 +3529,13 @@
     <w:p/>
     <w:p>
       <w:r>
-        <w:t>Ran the same task again with no changes to the code, and I am seeing a lot of variance</w:t>
-      </w:r>
+        <w:t xml:space="preserve">Ran the same task again with no changes to the code, and I am seeing a lot of </w:t>
+      </w:r>
+      <w:proofErr w:type="gramStart"/>
+      <w:r>
+        <w:t>variance</w:t>
+      </w:r>
+      <w:proofErr w:type="gramEnd"/>
       <w:r>
         <w:t>:</w:t>
       </w:r>
@@ -3578,11 +3739,19 @@
       </w:r>
       <w:proofErr w:type="spellStart"/>
       <w:r>
-        <w:t>build_prompt</w:t>
-      </w:r>
-      <w:proofErr w:type="spellEnd"/>
-      <w:r>
-        <w:t xml:space="preserve">()” </w:t>
+        <w:t>build_</w:t>
+      </w:r>
+      <w:proofErr w:type="gramStart"/>
+      <w:r>
+        <w:t>prompt</w:t>
+      </w:r>
+      <w:proofErr w:type="spellEnd"/>
+      <w:r>
+        <w:t>(</w:t>
+      </w:r>
+      <w:proofErr w:type="gramEnd"/>
+      <w:r>
+        <w:t xml:space="preserve">)” </w:t>
       </w:r>
       <w:r>
         <w:t xml:space="preserve">sends the goal, URL, last error, and current </w:t>
@@ -3808,7 +3977,15 @@
     </w:p>
     <w:p>
       <w:r>
-        <w:t>Since action timeout is NOT a module constant I cant raise it at runtime</w:t>
+        <w:t xml:space="preserve">Since action timeout is NOT a module constant I </w:t>
+      </w:r>
+      <w:proofErr w:type="gramStart"/>
+      <w:r>
+        <w:t>cant</w:t>
+      </w:r>
+      <w:proofErr w:type="gramEnd"/>
+      <w:r>
+        <w:t xml:space="preserve"> raise it at runtime</w:t>
       </w:r>
       <w:r>
         <w:t xml:space="preserve">. This means its </w:t>
@@ -3839,10 +4016,26 @@
         <w:t xml:space="preserve"> So instead, ill need to stop the false error misleading the agent. </w:t>
       </w:r>
       <w:r>
-        <w:t>The click actually lands; the timeout is Playwright giving up on the post-click navigation wait.</w:t>
-      </w:r>
-      <w:r>
-        <w:t xml:space="preserve"> The prompt tells the agent “error”, so it wastes a step re-</w:t>
+        <w:t xml:space="preserve">The click </w:t>
+      </w:r>
+      <w:proofErr w:type="gramStart"/>
+      <w:r>
+        <w:t>actually lands</w:t>
+      </w:r>
+      <w:proofErr w:type="gramEnd"/>
+      <w:r>
+        <w:t>; the timeout is Playwright giving up on the post-click navigation wait.</w:t>
+      </w:r>
+      <w:r>
+        <w:t xml:space="preserve"> The prompt tells the agent </w:t>
+      </w:r>
+      <w:proofErr w:type="gramStart"/>
+      <w:r>
+        <w:t>“error</w:t>
+      </w:r>
+      <w:proofErr w:type="gramEnd"/>
+      <w:r>
+        <w:t>”, so it wastes a step re-</w:t>
       </w:r>
       <w:proofErr w:type="spellStart"/>
       <w:r>
@@ -3886,7 +4079,15 @@
         <w:t xml:space="preserve">Changing </w:t>
       </w:r>
       <w:r>
-        <w:t xml:space="preserve">timeout set from 60,000 to 10,000 showed no variance. So keeping to 10,000. </w:t>
+        <w:t xml:space="preserve">timeout set from 60,000 to 10,000 showed no variance. </w:t>
+      </w:r>
+      <w:proofErr w:type="gramStart"/>
+      <w:r>
+        <w:t>So</w:t>
+      </w:r>
+      <w:proofErr w:type="gramEnd"/>
+      <w:r>
+        <w:t xml:space="preserve"> keeping to 10,000. </w:t>
       </w:r>
     </w:p>
     <w:p>
@@ -3894,9 +4095,2872 @@
         <w:t xml:space="preserve">After running 3 tests </w:t>
       </w:r>
       <w:r>
-        <w:t xml:space="preserve">for shopping admin task 0 </w:t>
-      </w:r>
-    </w:p>
+        <w:t>for shopping admin task 0</w:t>
+      </w:r>
+      <w:r>
+        <w:t xml:space="preserve">, it successfully completed 2 of 3 times. </w:t>
+      </w:r>
+      <w:r>
+        <w:t xml:space="preserve">However, one caveat is that easy tasks </w:t>
+      </w:r>
+      <w:r>
+        <w:t xml:space="preserve">(such as subjectively task 0 labelled as easy by me) fails a third of the time, not on budget but on answer accuracy. </w:t>
+      </w:r>
+    </w:p>
+    <w:p>
+      <w:proofErr w:type="gramStart"/>
+      <w:r>
+        <w:t>So</w:t>
+      </w:r>
+      <w:proofErr w:type="gramEnd"/>
+      <w:r>
+        <w:t xml:space="preserve"> what I can do now is my </w:t>
+      </w:r>
+      <w:r>
+        <w:t xml:space="preserve">RQ2 which is </w:t>
+      </w:r>
+      <w:proofErr w:type="gramStart"/>
+      <w:r>
+        <w:t>actually labelling</w:t>
+      </w:r>
+      <w:proofErr w:type="gramEnd"/>
+      <w:r>
+        <w:t xml:space="preserve"> the tasks </w:t>
+      </w:r>
+      <w:r>
+        <w:t xml:space="preserve">based on difficulty, so in this case task 0 would be classed as easy based on my own rubric scale. </w:t>
+      </w:r>
+      <w:proofErr w:type="gramStart"/>
+      <w:r>
+        <w:t>So</w:t>
+      </w:r>
+      <w:proofErr w:type="gramEnd"/>
+      <w:r>
+        <w:t xml:space="preserve"> the way I will score each task will be based on 4 observable properties which will band together to provide </w:t>
+      </w:r>
+      <w:r>
+        <w:t>the final score (or difficulty):</w:t>
+      </w:r>
+    </w:p>
+    <w:tbl>
+      <w:tblPr>
+        <w:tblStyle w:val="TableGrid"/>
+        <w:tblW w:w="0" w:type="auto"/>
+        <w:tblLook w:val="04A0" w:firstRow="1" w:lastRow="0" w:firstColumn="1" w:lastColumn="0" w:noHBand="0" w:noVBand="1"/>
+      </w:tblPr>
+      <w:tblGrid>
+        <w:gridCol w:w="2254"/>
+        <w:gridCol w:w="2254"/>
+        <w:gridCol w:w="2254"/>
+        <w:gridCol w:w="2254"/>
+      </w:tblGrid>
+      <w:tr>
+        <w:tc>
+          <w:tcPr>
+            <w:tcW w:w="2254" w:type="dxa"/>
+          </w:tcPr>
+          <w:p>
+            <w:pPr>
+              <w:rPr>
+                <w:b/>
+                <w:bCs/>
+              </w:rPr>
+            </w:pPr>
+            <w:r>
+              <w:rPr>
+                <w:b/>
+                <w:bCs/>
+              </w:rPr>
+              <w:t>Dimension</w:t>
+            </w:r>
+          </w:p>
+        </w:tc>
+        <w:tc>
+          <w:tcPr>
+            <w:tcW w:w="2254" w:type="dxa"/>
+          </w:tcPr>
+          <w:p>
+            <w:pPr>
+              <w:rPr>
+                <w:b/>
+                <w:bCs/>
+              </w:rPr>
+            </w:pPr>
+            <w:r>
+              <w:rPr>
+                <w:b/>
+                <w:bCs/>
+              </w:rPr>
+              <w:t>0</w:t>
+            </w:r>
+          </w:p>
+        </w:tc>
+        <w:tc>
+          <w:tcPr>
+            <w:tcW w:w="2254" w:type="dxa"/>
+          </w:tcPr>
+          <w:p>
+            <w:pPr>
+              <w:rPr>
+                <w:b/>
+                <w:bCs/>
+              </w:rPr>
+            </w:pPr>
+            <w:r>
+              <w:rPr>
+                <w:b/>
+                <w:bCs/>
+              </w:rPr>
+              <w:t>1</w:t>
+            </w:r>
+          </w:p>
+        </w:tc>
+        <w:tc>
+          <w:tcPr>
+            <w:tcW w:w="2254" w:type="dxa"/>
+          </w:tcPr>
+          <w:p>
+            <w:pPr>
+              <w:rPr>
+                <w:b/>
+                <w:bCs/>
+              </w:rPr>
+            </w:pPr>
+            <w:r>
+              <w:rPr>
+                <w:b/>
+                <w:bCs/>
+              </w:rPr>
+              <w:t>2</w:t>
+            </w:r>
+          </w:p>
+        </w:tc>
+      </w:tr>
+      <w:tr>
+        <w:tc>
+          <w:tcPr>
+            <w:tcW w:w="2254" w:type="dxa"/>
+          </w:tcPr>
+          <w:p>
+            <w:pPr>
+              <w:rPr>
+                <w:b/>
+                <w:bCs/>
+              </w:rPr>
+            </w:pPr>
+            <w:r>
+              <w:rPr>
+                <w:b/>
+                <w:bCs/>
+              </w:rPr>
+              <w:t>Pages to Traverse</w:t>
+            </w:r>
+          </w:p>
+        </w:tc>
+        <w:tc>
+          <w:tcPr>
+            <w:tcW w:w="2254" w:type="dxa"/>
+          </w:tcPr>
+          <w:p>
+            <w:r>
+              <w:t>Single page</w:t>
+            </w:r>
+          </w:p>
+        </w:tc>
+        <w:tc>
+          <w:tcPr>
+            <w:tcW w:w="2254" w:type="dxa"/>
+          </w:tcPr>
+          <w:p>
+            <w:r>
+              <w:t>2-3 pages</w:t>
+            </w:r>
+          </w:p>
+        </w:tc>
+        <w:tc>
+          <w:tcPr>
+            <w:tcW w:w="2254" w:type="dxa"/>
+          </w:tcPr>
+          <w:p>
+            <w:r>
+              <w:t>4+ or unbounded</w:t>
+            </w:r>
+          </w:p>
+        </w:tc>
+      </w:tr>
+      <w:tr>
+        <w:tc>
+          <w:tcPr>
+            <w:tcW w:w="2254" w:type="dxa"/>
+          </w:tcPr>
+          <w:p>
+            <w:pPr>
+              <w:rPr>
+                <w:b/>
+                <w:bCs/>
+              </w:rPr>
+            </w:pPr>
+            <w:r>
+              <w:rPr>
+                <w:b/>
+                <w:bCs/>
+              </w:rPr>
+              <w:t>Retrieval type</w:t>
+            </w:r>
+          </w:p>
+        </w:tc>
+        <w:tc>
+          <w:tcPr>
+            <w:tcW w:w="2254" w:type="dxa"/>
+          </w:tcPr>
+          <w:p>
+            <w:r>
+              <w:t>Read one value</w:t>
+            </w:r>
+          </w:p>
+        </w:tc>
+        <w:tc>
+          <w:tcPr>
+            <w:tcW w:w="2254" w:type="dxa"/>
+          </w:tcPr>
+          <w:p>
+            <w:r>
+              <w:t>Compare/filter a few</w:t>
+            </w:r>
+          </w:p>
+        </w:tc>
+        <w:tc>
+          <w:tcPr>
+            <w:tcW w:w="2254" w:type="dxa"/>
+          </w:tcPr>
+          <w:p>
+            <w:r>
+              <w:t>Aggregate/count over a set</w:t>
+            </w:r>
+          </w:p>
+        </w:tc>
+      </w:tr>
+      <w:tr>
+        <w:tc>
+          <w:tcPr>
+            <w:tcW w:w="2254" w:type="dxa"/>
+          </w:tcPr>
+          <w:p>
+            <w:pPr>
+              <w:rPr>
+                <w:b/>
+                <w:bCs/>
+              </w:rPr>
+            </w:pPr>
+            <w:r>
+              <w:rPr>
+                <w:b/>
+                <w:bCs/>
+              </w:rPr>
+              <w:t>Interaction</w:t>
+            </w:r>
+          </w:p>
+        </w:tc>
+        <w:tc>
+          <w:tcPr>
+            <w:tcW w:w="2254" w:type="dxa"/>
+          </w:tcPr>
+          <w:p>
+            <w:r>
+              <w:t>Read only</w:t>
+            </w:r>
+          </w:p>
+        </w:tc>
+        <w:tc>
+          <w:tcPr>
+            <w:tcW w:w="2254" w:type="dxa"/>
+          </w:tcPr>
+          <w:p>
+            <w:r>
+              <w:t>One form/click sequence</w:t>
+            </w:r>
+          </w:p>
+        </w:tc>
+        <w:tc>
+          <w:tcPr>
+            <w:tcW w:w="2254" w:type="dxa"/>
+          </w:tcPr>
+          <w:p>
+            <w:r>
+              <w:t>Multi-step change</w:t>
+            </w:r>
+          </w:p>
+        </w:tc>
+      </w:tr>
+      <w:tr>
+        <w:tc>
+          <w:tcPr>
+            <w:tcW w:w="2254" w:type="dxa"/>
+          </w:tcPr>
+          <w:p>
+            <w:pPr>
+              <w:rPr>
+                <w:b/>
+                <w:bCs/>
+              </w:rPr>
+            </w:pPr>
+            <w:r>
+              <w:rPr>
+                <w:b/>
+                <w:bCs/>
+              </w:rPr>
+              <w:t xml:space="preserve">Target </w:t>
+            </w:r>
+            <w:proofErr w:type="spellStart"/>
+            <w:r>
+              <w:rPr>
+                <w:b/>
+                <w:bCs/>
+              </w:rPr>
+              <w:t>locatability</w:t>
+            </w:r>
+            <w:proofErr w:type="spellEnd"/>
+          </w:p>
+        </w:tc>
+        <w:tc>
+          <w:tcPr>
+            <w:tcW w:w="2254" w:type="dxa"/>
+          </w:tcPr>
+          <w:p>
+            <w:r>
+              <w:t>Named explicitly</w:t>
+            </w:r>
+          </w:p>
+        </w:tc>
+        <w:tc>
+          <w:tcPr>
+            <w:tcW w:w="2254" w:type="dxa"/>
+          </w:tcPr>
+          <w:p>
+            <w:r>
+              <w:t>Derivable from page</w:t>
+            </w:r>
+          </w:p>
+        </w:tc>
+        <w:tc>
+          <w:tcPr>
+            <w:tcW w:w="2254" w:type="dxa"/>
+          </w:tcPr>
+          <w:p>
+            <w:r>
+              <w:t>Requires search/scan to identify</w:t>
+            </w:r>
+          </w:p>
+        </w:tc>
+      </w:tr>
+    </w:tbl>
+    <w:p/>
+    <w:p>
+      <w:r>
+        <w:lastRenderedPageBreak/>
+        <w:t>Applying the rubric scale above:</w:t>
+      </w:r>
+    </w:p>
+    <w:tbl>
+      <w:tblPr>
+        <w:tblStyle w:val="TableGrid"/>
+        <w:tblW w:w="0" w:type="auto"/>
+        <w:tblLook w:val="04A0" w:firstRow="1" w:lastRow="0" w:firstColumn="1" w:lastColumn="0" w:noHBand="0" w:noVBand="1"/>
+      </w:tblPr>
+      <w:tblGrid>
+        <w:gridCol w:w="1803"/>
+        <w:gridCol w:w="1803"/>
+        <w:gridCol w:w="1803"/>
+        <w:gridCol w:w="1803"/>
+        <w:gridCol w:w="1804"/>
+      </w:tblGrid>
+      <w:tr>
+        <w:tc>
+          <w:tcPr>
+            <w:tcW w:w="1803" w:type="dxa"/>
+          </w:tcPr>
+          <w:p>
+            <w:pPr>
+              <w:rPr>
+                <w:b/>
+                <w:bCs/>
+              </w:rPr>
+            </w:pPr>
+            <w:r>
+              <w:rPr>
+                <w:b/>
+                <w:bCs/>
+              </w:rPr>
+              <w:t>Task</w:t>
+            </w:r>
+          </w:p>
+        </w:tc>
+        <w:tc>
+          <w:tcPr>
+            <w:tcW w:w="1803" w:type="dxa"/>
+          </w:tcPr>
+          <w:p>
+            <w:pPr>
+              <w:rPr>
+                <w:b/>
+                <w:bCs/>
+              </w:rPr>
+            </w:pPr>
+            <w:r>
+              <w:rPr>
+                <w:b/>
+                <w:bCs/>
+              </w:rPr>
+              <w:t>Rubric Score</w:t>
+            </w:r>
+          </w:p>
+        </w:tc>
+        <w:tc>
+          <w:tcPr>
+            <w:tcW w:w="1803" w:type="dxa"/>
+          </w:tcPr>
+          <w:p>
+            <w:pPr>
+              <w:rPr>
+                <w:b/>
+                <w:bCs/>
+              </w:rPr>
+            </w:pPr>
+            <w:r>
+              <w:rPr>
+                <w:b/>
+                <w:bCs/>
+              </w:rPr>
+              <w:t>Steps</w:t>
+            </w:r>
+          </w:p>
+        </w:tc>
+        <w:tc>
+          <w:tcPr>
+            <w:tcW w:w="1803" w:type="dxa"/>
+          </w:tcPr>
+          <w:p>
+            <w:pPr>
+              <w:rPr>
+                <w:b/>
+                <w:bCs/>
+              </w:rPr>
+            </w:pPr>
+            <w:r>
+              <w:rPr>
+                <w:b/>
+                <w:bCs/>
+              </w:rPr>
+              <w:t>Tokens</w:t>
+            </w:r>
+          </w:p>
+        </w:tc>
+        <w:tc>
+          <w:tcPr>
+            <w:tcW w:w="1804" w:type="dxa"/>
+          </w:tcPr>
+          <w:p>
+            <w:pPr>
+              <w:rPr>
+                <w:b/>
+                <w:bCs/>
+              </w:rPr>
+            </w:pPr>
+            <w:r>
+              <w:rPr>
+                <w:b/>
+                <w:bCs/>
+              </w:rPr>
+              <w:t>Success</w:t>
+            </w:r>
+          </w:p>
+        </w:tc>
+      </w:tr>
+      <w:tr>
+        <w:tc>
+          <w:tcPr>
+            <w:tcW w:w="1803" w:type="dxa"/>
+          </w:tcPr>
+          <w:p>
+            <w:r>
+              <w:t>0 (best-seller)</w:t>
+            </w:r>
+          </w:p>
+        </w:tc>
+        <w:tc>
+          <w:tcPr>
+            <w:tcW w:w="1803" w:type="dxa"/>
+          </w:tcPr>
+          <w:p>
+            <w:r>
+              <w:t xml:space="preserve">1 </w:t>
+            </w:r>
+            <w:r>
+              <w:sym w:font="Wingdings" w:char="F0E0"/>
+            </w:r>
+            <w:r>
+              <w:t xml:space="preserve"> Easy</w:t>
+            </w:r>
+          </w:p>
+        </w:tc>
+        <w:tc>
+          <w:tcPr>
+            <w:tcW w:w="1803" w:type="dxa"/>
+          </w:tcPr>
+          <w:p>
+            <w:r>
+              <w:t>1</w:t>
+            </w:r>
+          </w:p>
+        </w:tc>
+        <w:tc>
+          <w:tcPr>
+            <w:tcW w:w="1803" w:type="dxa"/>
+          </w:tcPr>
+          <w:p>
+            <w:r>
+              <w:t>~2,000</w:t>
+            </w:r>
+          </w:p>
+        </w:tc>
+        <w:tc>
+          <w:tcPr>
+            <w:tcW w:w="1804" w:type="dxa"/>
+          </w:tcPr>
+          <w:p>
+            <w:r>
+              <w:t>2/3</w:t>
+            </w:r>
+          </w:p>
+        </w:tc>
+      </w:tr>
+      <w:tr>
+        <w:tc>
+          <w:tcPr>
+            <w:tcW w:w="1803" w:type="dxa"/>
+          </w:tcPr>
+          <w:p>
+            <w:r>
+              <w:t>27 (comment count)</w:t>
+            </w:r>
+          </w:p>
+        </w:tc>
+        <w:tc>
+          <w:tcPr>
+            <w:tcW w:w="1803" w:type="dxa"/>
+          </w:tcPr>
+          <w:p>
+            <w:r>
+              <w:t xml:space="preserve">6 </w:t>
+            </w:r>
+            <w:r>
+              <w:sym w:font="Wingdings" w:char="F0E0"/>
+            </w:r>
+            <w:r>
+              <w:t xml:space="preserve"> Hard</w:t>
+            </w:r>
+          </w:p>
+        </w:tc>
+        <w:tc>
+          <w:tcPr>
+            <w:tcW w:w="1803" w:type="dxa"/>
+          </w:tcPr>
+          <w:p>
+            <w:r>
+              <w:t>6-7</w:t>
+            </w:r>
+          </w:p>
+        </w:tc>
+        <w:tc>
+          <w:tcPr>
+            <w:tcW w:w="1803" w:type="dxa"/>
+          </w:tcPr>
+          <w:p>
+            <w:r>
+              <w:t>~15,000</w:t>
+            </w:r>
+          </w:p>
+        </w:tc>
+        <w:tc>
+          <w:tcPr>
+            <w:tcW w:w="1804" w:type="dxa"/>
+          </w:tcPr>
+          <w:p>
+            <w:r>
+              <w:t>1/6</w:t>
+            </w:r>
+          </w:p>
+        </w:tc>
+      </w:tr>
+    </w:tbl>
+    <w:p/>
+    <w:p>
+      <w:r>
+        <w:t xml:space="preserve">I need to validate this rubric scale </w:t>
+      </w:r>
+      <w:r>
+        <w:t>by applying it</w:t>
+      </w:r>
+      <w:r>
+        <w:t xml:space="preserve"> to the task text, scored before any episodic runs, then validated against the observed data rather than derived from it.</w:t>
+      </w:r>
+    </w:p>
+    <w:p>
+      <w:r>
+        <w:t xml:space="preserve">Note to self: When stopping/starting the instance, everything installed is stored in the instances’ storage, so all I need to do is SSH into the instance and </w:t>
+      </w:r>
+      <w:r>
+        <w:t xml:space="preserve">start the pages </w:t>
+      </w:r>
+      <w:proofErr w:type="spellStart"/>
+      <w:r>
+        <w:t>ill</w:t>
+      </w:r>
+      <w:proofErr w:type="spellEnd"/>
+      <w:r>
+        <w:t xml:space="preserve"> be working on.</w:t>
+      </w:r>
+    </w:p>
+    <w:p>
+      <w:r>
+        <w:t xml:space="preserve">Based on the original </w:t>
+      </w:r>
+      <w:proofErr w:type="spellStart"/>
+      <w:r>
+        <w:t>WebArena</w:t>
+      </w:r>
+      <w:proofErr w:type="spellEnd"/>
+      <w:r>
+        <w:t xml:space="preserve"> paper, they also included a specific rule in their agent instructions: “- If the task is impossible to complete on this site (the data does not exist, or the site does not support the requested operation), send exactly: </w:t>
+      </w:r>
+      <w:proofErr w:type="spellStart"/>
+      <w:r>
+        <w:t>send_msg_to_user</w:t>
+      </w:r>
+      <w:proofErr w:type="spellEnd"/>
+      <w:r>
+        <w:t>('N/A')”</w:t>
+      </w:r>
+      <w:r>
+        <w:t xml:space="preserve"> as </w:t>
+      </w:r>
+      <w:proofErr w:type="spellStart"/>
+      <w:r>
+        <w:t>WebArena</w:t>
+      </w:r>
+      <w:proofErr w:type="spellEnd"/>
+      <w:r>
+        <w:t xml:space="preserve"> reports success rate (SR) and success rate on achievable tasks (SRAC) separately</w:t>
+      </w:r>
+      <w:r>
+        <w:t>.</w:t>
+      </w:r>
+    </w:p>
+    <w:p>
+      <w:r>
+        <w:t xml:space="preserve">After adding that rule to the instructions, tests show that </w:t>
+      </w:r>
+      <w:r>
+        <w:t xml:space="preserve">the agent is failing on task 0 consistently because it is guessing. </w:t>
+      </w:r>
+    </w:p>
+    <w:p>
+      <w:r>
+        <w:t xml:space="preserve">The next thing ill need to work on is probing </w:t>
+      </w:r>
+      <w:r>
+        <w:t xml:space="preserve">to </w:t>
+      </w:r>
+      <w:r>
+        <w:t>evaluate</w:t>
+      </w:r>
+      <w:r>
+        <w:t xml:space="preserve"> this, I will uncap the budget to 32,000 tokens so plenty of room for the agent to work with. </w:t>
+      </w:r>
+      <w:r>
+        <w:t xml:space="preserve">This will help decide what the final token budget ladder will be. </w:t>
+      </w:r>
+    </w:p>
+    <w:p>
+      <w:r>
+        <w:t>After running the probe code to evaluate 5 random tasks from 3 sites</w:t>
+      </w:r>
+      <w:r>
+        <w:t>, I immediately stopped due to this error:</w:t>
+      </w:r>
+      <w:r>
+        <w:br/>
+      </w:r>
+      <w:r>
+        <w:rPr>
+          <w:noProof/>
+        </w:rPr>
+        <w:drawing>
+          <wp:inline distT="0" distB="0" distL="0" distR="0" wp14:anchorId="3AA0E8AD" wp14:editId="3C0746E8">
+            <wp:extent cx="5731510" cy="3236595"/>
+            <wp:effectExtent l="0" t="0" r="2540" b="1905"/>
+            <wp:docPr id="530387351" name="Picture 1"/>
+            <wp:cNvGraphicFramePr>
+              <a:graphicFrameLocks xmlns:a="http://schemas.openxmlformats.org/drawingml/2006/main" noChangeAspect="1"/>
+            </wp:cNvGraphicFramePr>
+            <a:graphic xmlns:a="http://schemas.openxmlformats.org/drawingml/2006/main">
+              <a:graphicData uri="http://schemas.openxmlformats.org/drawingml/2006/picture">
+                <pic:pic xmlns:pic="http://schemas.openxmlformats.org/drawingml/2006/picture">
+                  <pic:nvPicPr>
+                    <pic:cNvPr id="530387351" name=""/>
+                    <pic:cNvPicPr/>
+                  </pic:nvPicPr>
+                  <pic:blipFill>
+                    <a:blip r:embed="rId33"/>
+                    <a:stretch>
+                      <a:fillRect/>
+                    </a:stretch>
+                  </pic:blipFill>
+                  <pic:spPr>
+                    <a:xfrm>
+                      <a:off x="0" y="0"/>
+                      <a:ext cx="5731510" cy="3236595"/>
+                    </a:xfrm>
+                    <a:prstGeom prst="rect">
+                      <a:avLst/>
+                    </a:prstGeom>
+                  </pic:spPr>
+                </pic:pic>
+              </a:graphicData>
+            </a:graphic>
+          </wp:inline>
+        </w:drawing>
+      </w:r>
+    </w:p>
+    <w:p>
+      <w:proofErr w:type="spellStart"/>
+      <w:r>
+        <w:t>WebArenas</w:t>
+      </w:r>
+      <w:proofErr w:type="spellEnd"/>
+      <w:r>
+        <w:t xml:space="preserve"> evaluation code in the repo calls an old OpenAI API. </w:t>
+      </w:r>
+      <w:r>
+        <w:t xml:space="preserve">This is because some tasks have LLM evaluators so </w:t>
+      </w:r>
+      <w:proofErr w:type="spellStart"/>
+      <w:r>
+        <w:t>its</w:t>
+      </w:r>
+      <w:proofErr w:type="spellEnd"/>
+      <w:r>
+        <w:t xml:space="preserve"> good I found this before the </w:t>
+      </w:r>
+      <w:proofErr w:type="gramStart"/>
+      <w:r>
+        <w:t>200 task</w:t>
+      </w:r>
+      <w:proofErr w:type="gramEnd"/>
+      <w:r>
+        <w:t xml:space="preserve"> collection. </w:t>
+      </w:r>
+      <w:r>
+        <w:t>I confirmed the cause by running the grep command on “</w:t>
+      </w:r>
+      <w:proofErr w:type="spellStart"/>
+      <w:r>
+        <w:t>ChatCompletion</w:t>
+      </w:r>
+      <w:proofErr w:type="spellEnd"/>
+      <w:r>
+        <w:t xml:space="preserve">”. </w:t>
+      </w:r>
+    </w:p>
+    <w:p>
+      <w:r>
+        <w:rPr>
+          <w:noProof/>
+        </w:rPr>
+        <w:lastRenderedPageBreak/>
+        <w:drawing>
+          <wp:inline distT="0" distB="0" distL="0" distR="0" wp14:anchorId="491ACD46" wp14:editId="5B1BD802">
+            <wp:extent cx="5731510" cy="515620"/>
+            <wp:effectExtent l="0" t="0" r="2540" b="0"/>
+            <wp:docPr id="165381742" name="Picture 1"/>
+            <wp:cNvGraphicFramePr>
+              <a:graphicFrameLocks xmlns:a="http://schemas.openxmlformats.org/drawingml/2006/main" noChangeAspect="1"/>
+            </wp:cNvGraphicFramePr>
+            <a:graphic xmlns:a="http://schemas.openxmlformats.org/drawingml/2006/main">
+              <a:graphicData uri="http://schemas.openxmlformats.org/drawingml/2006/picture">
+                <pic:pic xmlns:pic="http://schemas.openxmlformats.org/drawingml/2006/picture">
+                  <pic:nvPicPr>
+                    <pic:cNvPr id="165381742" name=""/>
+                    <pic:cNvPicPr/>
+                  </pic:nvPicPr>
+                  <pic:blipFill>
+                    <a:blip r:embed="rId34"/>
+                    <a:stretch>
+                      <a:fillRect/>
+                    </a:stretch>
+                  </pic:blipFill>
+                  <pic:spPr>
+                    <a:xfrm>
+                      <a:off x="0" y="0"/>
+                      <a:ext cx="5731510" cy="515620"/>
+                    </a:xfrm>
+                    <a:prstGeom prst="rect">
+                      <a:avLst/>
+                    </a:prstGeom>
+                  </pic:spPr>
+                </pic:pic>
+              </a:graphicData>
+            </a:graphic>
+          </wp:inline>
+        </w:drawing>
+      </w:r>
+    </w:p>
+    <w:p>
+      <w:r>
+        <w:t xml:space="preserve">It looks like line 256 </w:t>
+      </w:r>
+      <w:r>
+        <w:t xml:space="preserve">is the synchronous call, used by </w:t>
+      </w:r>
+      <w:proofErr w:type="spellStart"/>
+      <w:r>
+        <w:t>webArenas</w:t>
+      </w:r>
+      <w:proofErr w:type="spellEnd"/>
+      <w:r>
+        <w:t xml:space="preserve"> fuzzy match evaluators. Ill need to check its signature before I patch it</w:t>
+      </w:r>
+      <w:r>
+        <w:t xml:space="preserve">. </w:t>
+      </w:r>
+    </w:p>
+    <w:p>
+      <w:r>
+        <w:rPr>
+          <w:noProof/>
+        </w:rPr>
+        <w:drawing>
+          <wp:inline distT="0" distB="0" distL="0" distR="0" wp14:anchorId="7E19A91A" wp14:editId="5CB0E65F">
+            <wp:extent cx="5731510" cy="4937125"/>
+            <wp:effectExtent l="0" t="0" r="2540" b="0"/>
+            <wp:docPr id="675218282" name="Picture 1"/>
+            <wp:cNvGraphicFramePr>
+              <a:graphicFrameLocks xmlns:a="http://schemas.openxmlformats.org/drawingml/2006/main" noChangeAspect="1"/>
+            </wp:cNvGraphicFramePr>
+            <a:graphic xmlns:a="http://schemas.openxmlformats.org/drawingml/2006/main">
+              <a:graphicData uri="http://schemas.openxmlformats.org/drawingml/2006/picture">
+                <pic:pic xmlns:pic="http://schemas.openxmlformats.org/drawingml/2006/picture">
+                  <pic:nvPicPr>
+                    <pic:cNvPr id="675218282" name=""/>
+                    <pic:cNvPicPr/>
+                  </pic:nvPicPr>
+                  <pic:blipFill>
+                    <a:blip r:embed="rId35"/>
+                    <a:stretch>
+                      <a:fillRect/>
+                    </a:stretch>
+                  </pic:blipFill>
+                  <pic:spPr>
+                    <a:xfrm>
+                      <a:off x="0" y="0"/>
+                      <a:ext cx="5731510" cy="4937125"/>
+                    </a:xfrm>
+                    <a:prstGeom prst="rect">
+                      <a:avLst/>
+                    </a:prstGeom>
+                  </pic:spPr>
+                </pic:pic>
+              </a:graphicData>
+            </a:graphic>
+          </wp:inline>
+        </w:drawing>
+      </w:r>
+    </w:p>
+    <w:p>
+      <w:r>
+        <w:t xml:space="preserve">Ok so now I can match the signature </w:t>
+      </w:r>
+      <w:proofErr w:type="gramStart"/>
+      <w:r>
+        <w:t>exactly</w:t>
+      </w:r>
+      <w:proofErr w:type="gramEnd"/>
+      <w:r>
+        <w:t xml:space="preserve"> but I do need to clarify in the report/here is that evaluation API costs do NOT contribute to the token ladder </w:t>
+      </w:r>
+      <w:proofErr w:type="spellStart"/>
+      <w:r>
+        <w:t>im</w:t>
+      </w:r>
+      <w:proofErr w:type="spellEnd"/>
+      <w:r>
+        <w:t xml:space="preserve"> currently using. </w:t>
+      </w:r>
+    </w:p>
+    <w:p>
+      <w:r>
+        <w:t xml:space="preserve">When I mean signature, </w:t>
+      </w:r>
+      <w:r>
+        <w:t xml:space="preserve">I mean the “messages, model, temperature, </w:t>
+      </w:r>
+      <w:proofErr w:type="spellStart"/>
+      <w:r>
+        <w:t>max_tokens</w:t>
+      </w:r>
+      <w:proofErr w:type="spellEnd"/>
+      <w:r>
+        <w:t xml:space="preserve">, </w:t>
+      </w:r>
+      <w:proofErr w:type="spellStart"/>
+      <w:r>
+        <w:t>top_p</w:t>
+      </w:r>
+      <w:proofErr w:type="spellEnd"/>
+      <w:r>
+        <w:t xml:space="preserve">, </w:t>
+      </w:r>
+      <w:proofErr w:type="spellStart"/>
+      <w:r>
+        <w:t>context_length</w:t>
+      </w:r>
+      <w:proofErr w:type="spellEnd"/>
+      <w:r>
+        <w:t xml:space="preserve">, </w:t>
+      </w:r>
+      <w:proofErr w:type="spellStart"/>
+      <w:r>
+        <w:t>stop_token</w:t>
+      </w:r>
+      <w:proofErr w:type="spellEnd"/>
+      <w:r>
+        <w:t xml:space="preserve">” so however the evaluator calls it, it works. </w:t>
+      </w:r>
+      <w:r>
+        <w:t xml:space="preserve"> </w:t>
+      </w:r>
+      <w:r>
+        <w:t xml:space="preserve">Ill then need to test the patch on task 47 since this is where the error arose from. </w:t>
+      </w:r>
+    </w:p>
+    <w:p>
+      <w:r>
+        <w:rPr>
+          <w:noProof/>
+        </w:rPr>
+        <w:lastRenderedPageBreak/>
+        <w:drawing>
+          <wp:inline distT="0" distB="0" distL="0" distR="0" wp14:anchorId="2D372AEA" wp14:editId="6A714059">
+            <wp:extent cx="5731510" cy="1836420"/>
+            <wp:effectExtent l="0" t="0" r="2540" b="0"/>
+            <wp:docPr id="1893348996" name="Picture 1"/>
+            <wp:cNvGraphicFramePr>
+              <a:graphicFrameLocks xmlns:a="http://schemas.openxmlformats.org/drawingml/2006/main" noChangeAspect="1"/>
+            </wp:cNvGraphicFramePr>
+            <a:graphic xmlns:a="http://schemas.openxmlformats.org/drawingml/2006/main">
+              <a:graphicData uri="http://schemas.openxmlformats.org/drawingml/2006/picture">
+                <pic:pic xmlns:pic="http://schemas.openxmlformats.org/drawingml/2006/picture">
+                  <pic:nvPicPr>
+                    <pic:cNvPr id="1893348996" name=""/>
+                    <pic:cNvPicPr/>
+                  </pic:nvPicPr>
+                  <pic:blipFill>
+                    <a:blip r:embed="rId36"/>
+                    <a:stretch>
+                      <a:fillRect/>
+                    </a:stretch>
+                  </pic:blipFill>
+                  <pic:spPr>
+                    <a:xfrm>
+                      <a:off x="0" y="0"/>
+                      <a:ext cx="5731510" cy="1836420"/>
+                    </a:xfrm>
+                    <a:prstGeom prst="rect">
+                      <a:avLst/>
+                    </a:prstGeom>
+                  </pic:spPr>
+                </pic:pic>
+              </a:graphicData>
+            </a:graphic>
+          </wp:inline>
+        </w:drawing>
+      </w:r>
+    </w:p>
+    <w:p>
+      <w:r>
+        <w:t xml:space="preserve">The patch worked, but it looks like </w:t>
+      </w:r>
+      <w:r>
+        <w:t xml:space="preserve">that </w:t>
+      </w:r>
+      <w:proofErr w:type="spellStart"/>
+      <w:r>
+        <w:t>WebArenas</w:t>
+      </w:r>
+      <w:proofErr w:type="spellEnd"/>
+      <w:r>
+        <w:t xml:space="preserve"> evaluator is hardcoded to gpt-4-1106-preview which is a 2023 model that has been retired from </w:t>
+      </w:r>
+      <w:proofErr w:type="spellStart"/>
+      <w:r>
+        <w:t>openAI</w:t>
+      </w:r>
+      <w:proofErr w:type="spellEnd"/>
+      <w:r>
+        <w:t xml:space="preserve"> API. So ill need to override the model inside my patch. </w:t>
+      </w:r>
+      <w:r>
+        <w:t xml:space="preserve">Ill change it to the cheapest model which is gpt-4o-mini. </w:t>
+      </w:r>
+    </w:p>
+    <w:p>
+      <w:r>
+        <w:t xml:space="preserve">There are 2 implications that need to be noted, </w:t>
+      </w:r>
+      <w:r>
+        <w:t xml:space="preserve">since </w:t>
+      </w:r>
+      <w:proofErr w:type="spellStart"/>
+      <w:r>
+        <w:t>WebArenas</w:t>
+      </w:r>
+      <w:proofErr w:type="spellEnd"/>
+      <w:r>
+        <w:t xml:space="preserve"> evaluator uses an LLM to judge whether a free text answer is acceptable, swapping GTP-4-Preview for GPT-4o-mini means </w:t>
+      </w:r>
+      <w:proofErr w:type="spellStart"/>
+      <w:r>
+        <w:t>im</w:t>
+      </w:r>
+      <w:proofErr w:type="spellEnd"/>
+      <w:r>
+        <w:t xml:space="preserve"> not using the original grader </w:t>
+      </w:r>
+      <w:r>
+        <w:t>(which was used in the original paper). However, the evaluator is applied directly to all 3 of my strategies, so my internal comparison is still valid.</w:t>
+      </w:r>
+    </w:p>
+    <w:p>
+      <w:r>
+        <w:rPr>
+          <w:noProof/>
+        </w:rPr>
+        <w:drawing>
+          <wp:inline distT="0" distB="0" distL="0" distR="0" wp14:anchorId="1F5ABC08" wp14:editId="5C1E2A48">
+            <wp:extent cx="5731510" cy="3201670"/>
+            <wp:effectExtent l="0" t="0" r="2540" b="0"/>
+            <wp:docPr id="1007431632" name="Picture 1"/>
+            <wp:cNvGraphicFramePr>
+              <a:graphicFrameLocks xmlns:a="http://schemas.openxmlformats.org/drawingml/2006/main" noChangeAspect="1"/>
+            </wp:cNvGraphicFramePr>
+            <a:graphic xmlns:a="http://schemas.openxmlformats.org/drawingml/2006/main">
+              <a:graphicData uri="http://schemas.openxmlformats.org/drawingml/2006/picture">
+                <pic:pic xmlns:pic="http://schemas.openxmlformats.org/drawingml/2006/picture">
+                  <pic:nvPicPr>
+                    <pic:cNvPr id="1007431632" name=""/>
+                    <pic:cNvPicPr/>
+                  </pic:nvPicPr>
+                  <pic:blipFill>
+                    <a:blip r:embed="rId37"/>
+                    <a:stretch>
+                      <a:fillRect/>
+                    </a:stretch>
+                  </pic:blipFill>
+                  <pic:spPr>
+                    <a:xfrm>
+                      <a:off x="0" y="0"/>
+                      <a:ext cx="5731510" cy="3201670"/>
+                    </a:xfrm>
+                    <a:prstGeom prst="rect">
+                      <a:avLst/>
+                    </a:prstGeom>
+                  </pic:spPr>
+                </pic:pic>
+              </a:graphicData>
+            </a:graphic>
+          </wp:inline>
+        </w:drawing>
+      </w:r>
+    </w:p>
+    <w:p>
+      <w:r>
+        <w:t xml:space="preserve">GREAT SUCCESS! The evaluation patch works, </w:t>
+      </w:r>
+      <w:r>
+        <w:t xml:space="preserve">now onto running the probe. </w:t>
+      </w:r>
+    </w:p>
+    <w:p/>
+    <w:p/>
+    <w:p/>
+    <w:p/>
+    <w:p/>
+    <w:p/>
+    <w:p>
+      <w:r>
+        <w:rPr>
+          <w:noProof/>
+        </w:rPr>
+        <w:lastRenderedPageBreak/>
+        <w:drawing>
+          <wp:inline distT="0" distB="0" distL="0" distR="0" wp14:anchorId="292334D4" wp14:editId="69A14DBA">
+            <wp:extent cx="5731510" cy="3243580"/>
+            <wp:effectExtent l="0" t="0" r="2540" b="0"/>
+            <wp:docPr id="1034065764" name="Picture 1"/>
+            <wp:cNvGraphicFramePr>
+              <a:graphicFrameLocks xmlns:a="http://schemas.openxmlformats.org/drawingml/2006/main" noChangeAspect="1"/>
+            </wp:cNvGraphicFramePr>
+            <a:graphic xmlns:a="http://schemas.openxmlformats.org/drawingml/2006/main">
+              <a:graphicData uri="http://schemas.openxmlformats.org/drawingml/2006/picture">
+                <pic:pic xmlns:pic="http://schemas.openxmlformats.org/drawingml/2006/picture">
+                  <pic:nvPicPr>
+                    <pic:cNvPr id="1034065764" name=""/>
+                    <pic:cNvPicPr/>
+                  </pic:nvPicPr>
+                  <pic:blipFill>
+                    <a:blip r:embed="rId38"/>
+                    <a:stretch>
+                      <a:fillRect/>
+                    </a:stretch>
+                  </pic:blipFill>
+                  <pic:spPr>
+                    <a:xfrm>
+                      <a:off x="0" y="0"/>
+                      <a:ext cx="5731510" cy="3243580"/>
+                    </a:xfrm>
+                    <a:prstGeom prst="rect">
+                      <a:avLst/>
+                    </a:prstGeom>
+                  </pic:spPr>
+                </pic:pic>
+              </a:graphicData>
+            </a:graphic>
+          </wp:inline>
+        </w:drawing>
+      </w:r>
+    </w:p>
+    <w:p>
+      <w:r>
+        <w:rPr>
+          <w:noProof/>
+        </w:rPr>
+        <w:drawing>
+          <wp:inline distT="0" distB="0" distL="0" distR="0" wp14:anchorId="60AAE637" wp14:editId="487ADFC3">
+            <wp:extent cx="5731510" cy="3184525"/>
+            <wp:effectExtent l="0" t="0" r="2540" b="0"/>
+            <wp:docPr id="1213138315" name="Picture 1"/>
+            <wp:cNvGraphicFramePr>
+              <a:graphicFrameLocks xmlns:a="http://schemas.openxmlformats.org/drawingml/2006/main" noChangeAspect="1"/>
+            </wp:cNvGraphicFramePr>
+            <a:graphic xmlns:a="http://schemas.openxmlformats.org/drawingml/2006/main">
+              <a:graphicData uri="http://schemas.openxmlformats.org/drawingml/2006/picture">
+                <pic:pic xmlns:pic="http://schemas.openxmlformats.org/drawingml/2006/picture">
+                  <pic:nvPicPr>
+                    <pic:cNvPr id="1213138315" name=""/>
+                    <pic:cNvPicPr/>
+                  </pic:nvPicPr>
+                  <pic:blipFill>
+                    <a:blip r:embed="rId39"/>
+                    <a:stretch>
+                      <a:fillRect/>
+                    </a:stretch>
+                  </pic:blipFill>
+                  <pic:spPr>
+                    <a:xfrm>
+                      <a:off x="0" y="0"/>
+                      <a:ext cx="5731510" cy="3184525"/>
+                    </a:xfrm>
+                    <a:prstGeom prst="rect">
+                      <a:avLst/>
+                    </a:prstGeom>
+                  </pic:spPr>
+                </pic:pic>
+              </a:graphicData>
+            </a:graphic>
+          </wp:inline>
+        </w:drawing>
+      </w:r>
+    </w:p>
+    <w:p>
+      <w:r>
+        <w:t xml:space="preserve">2 issues are present in task 159 for the shopping website. </w:t>
+      </w:r>
+    </w:p>
+    <w:tbl>
+      <w:tblPr>
+        <w:tblStyle w:val="TableGrid"/>
+        <w:tblW w:w="0" w:type="auto"/>
+        <w:tblLook w:val="04A0" w:firstRow="1" w:lastRow="0" w:firstColumn="1" w:lastColumn="0" w:noHBand="0" w:noVBand="1"/>
+      </w:tblPr>
+      <w:tblGrid>
+        <w:gridCol w:w="704"/>
+        <w:gridCol w:w="1419"/>
+        <w:gridCol w:w="6893"/>
+      </w:tblGrid>
+      <w:tr>
+        <w:tc>
+          <w:tcPr>
+            <w:tcW w:w="704" w:type="dxa"/>
+          </w:tcPr>
+          <w:p>
+            <w:pPr>
+              <w:rPr>
+                <w:b/>
+                <w:bCs/>
+              </w:rPr>
+            </w:pPr>
+            <w:r>
+              <w:rPr>
+                <w:b/>
+                <w:bCs/>
+              </w:rPr>
+              <w:t>Step</w:t>
+            </w:r>
+          </w:p>
+        </w:tc>
+        <w:tc>
+          <w:tcPr>
+            <w:tcW w:w="1418" w:type="dxa"/>
+          </w:tcPr>
+          <w:p>
+            <w:pPr>
+              <w:rPr>
+                <w:b/>
+                <w:bCs/>
+              </w:rPr>
+            </w:pPr>
+            <w:r>
+              <w:rPr>
+                <w:b/>
+                <w:bCs/>
+              </w:rPr>
+              <w:t>Action</w:t>
+            </w:r>
+          </w:p>
+        </w:tc>
+        <w:tc>
+          <w:tcPr>
+            <w:tcW w:w="6894" w:type="dxa"/>
+          </w:tcPr>
+          <w:p>
+            <w:pPr>
+              <w:rPr>
+                <w:b/>
+                <w:bCs/>
+              </w:rPr>
+            </w:pPr>
+            <w:r>
+              <w:rPr>
+                <w:b/>
+                <w:bCs/>
+              </w:rPr>
+              <w:t>Stated Reason</w:t>
+            </w:r>
+          </w:p>
+        </w:tc>
+      </w:tr>
+      <w:tr>
+        <w:tc>
+          <w:tcPr>
+            <w:tcW w:w="704" w:type="dxa"/>
+          </w:tcPr>
+          <w:p>
+            <w:r>
+              <w:t>0</w:t>
+            </w:r>
+          </w:p>
+        </w:tc>
+        <w:tc>
+          <w:tcPr>
+            <w:tcW w:w="1418" w:type="dxa"/>
+          </w:tcPr>
+          <w:p>
+            <w:proofErr w:type="gramStart"/>
+            <w:r>
+              <w:t>Click(</w:t>
+            </w:r>
+            <w:proofErr w:type="gramEnd"/>
+            <w:r>
+              <w:t>‘1075’)</w:t>
+            </w:r>
+          </w:p>
+        </w:tc>
+        <w:tc>
+          <w:tcPr>
+            <w:tcW w:w="6894" w:type="dxa"/>
+          </w:tcPr>
+          <w:p>
+            <w:r>
+              <w:t>“Navigate to the Video Games Category”</w:t>
+            </w:r>
+          </w:p>
+        </w:tc>
+      </w:tr>
+      <w:tr>
+        <w:tc>
+          <w:tcPr>
+            <w:tcW w:w="704" w:type="dxa"/>
+          </w:tcPr>
+          <w:p>
+            <w:r>
+              <w:t>3</w:t>
+            </w:r>
+          </w:p>
+        </w:tc>
+        <w:tc>
+          <w:tcPr>
+            <w:tcW w:w="1418" w:type="dxa"/>
+          </w:tcPr>
+          <w:p>
+            <w:proofErr w:type="gramStart"/>
+            <w:r>
+              <w:t>Click(</w:t>
+            </w:r>
+            <w:proofErr w:type="gramEnd"/>
+            <w:r>
+              <w:t>‘1223’)</w:t>
+            </w:r>
+          </w:p>
+        </w:tc>
+        <w:tc>
+          <w:tcPr>
+            <w:tcW w:w="6894" w:type="dxa"/>
+          </w:tcPr>
+          <w:p>
+            <w:r>
+              <w:t>“Navigate to the Video Games Category”</w:t>
+            </w:r>
+          </w:p>
+        </w:tc>
+      </w:tr>
+      <w:tr>
+        <w:tc>
+          <w:tcPr>
+            <w:tcW w:w="704" w:type="dxa"/>
+          </w:tcPr>
+          <w:p>
+            <w:r>
+              <w:t>5</w:t>
+            </w:r>
+          </w:p>
+        </w:tc>
+        <w:tc>
+          <w:tcPr>
+            <w:tcW w:w="1418" w:type="dxa"/>
+          </w:tcPr>
+          <w:p>
+            <w:proofErr w:type="gramStart"/>
+            <w:r>
+              <w:t>Click(</w:t>
+            </w:r>
+            <w:proofErr w:type="gramEnd"/>
+            <w:r>
+              <w:t>‘1019’)</w:t>
+            </w:r>
+          </w:p>
+        </w:tc>
+        <w:tc>
+          <w:tcPr>
+            <w:tcW w:w="6894" w:type="dxa"/>
+          </w:tcPr>
+          <w:p>
+            <w:r>
+              <w:t>“Navigate to the Video Games Category”</w:t>
+            </w:r>
+          </w:p>
+        </w:tc>
+      </w:tr>
+      <w:tr>
+        <w:tc>
+          <w:tcPr>
+            <w:tcW w:w="704" w:type="dxa"/>
+          </w:tcPr>
+          <w:p>
+            <w:r>
+              <w:t>7</w:t>
+            </w:r>
+          </w:p>
+        </w:tc>
+        <w:tc>
+          <w:tcPr>
+            <w:tcW w:w="1418" w:type="dxa"/>
+          </w:tcPr>
+          <w:p>
+            <w:proofErr w:type="gramStart"/>
+            <w:r>
+              <w:t>Click(</w:t>
+            </w:r>
+            <w:proofErr w:type="gramEnd"/>
+            <w:r>
+              <w:t>‘927’)</w:t>
+            </w:r>
+          </w:p>
+        </w:tc>
+        <w:tc>
+          <w:tcPr>
+            <w:tcW w:w="6894" w:type="dxa"/>
+          </w:tcPr>
+          <w:p>
+            <w:r>
+              <w:t>“Navigate to the Video Games Category”</w:t>
+            </w:r>
+          </w:p>
+        </w:tc>
+      </w:tr>
+    </w:tbl>
+    <w:p/>
+    <w:p>
+      <w:r>
+        <w:t xml:space="preserve">4 visits </w:t>
+      </w:r>
+      <w:r>
+        <w:t xml:space="preserve">to the same category, and my action-history rule doesn’t catch </w:t>
+      </w:r>
+      <w:proofErr w:type="gramStart"/>
+      <w:r>
+        <w:t>a single one</w:t>
+      </w:r>
+      <w:proofErr w:type="gramEnd"/>
+      <w:r>
+        <w:t xml:space="preserve"> because the bids differ every page </w:t>
+      </w:r>
+      <w:proofErr w:type="spellStart"/>
+      <w:r>
+        <w:t>laoad</w:t>
+      </w:r>
+      <w:proofErr w:type="spellEnd"/>
+      <w:r>
+        <w:t xml:space="preserve">. The strings </w:t>
+      </w:r>
+      <w:proofErr w:type="gramStart"/>
+      <w:r>
+        <w:t>click(</w:t>
+      </w:r>
+      <w:proofErr w:type="gramEnd"/>
+      <w:r>
+        <w:t xml:space="preserve">'1075') and </w:t>
+      </w:r>
+      <w:proofErr w:type="gramStart"/>
+      <w:r>
+        <w:t>click(</w:t>
+      </w:r>
+      <w:proofErr w:type="gramEnd"/>
+      <w:r>
+        <w:t>'927') look completely different to the model, so "never repeat an action" is trivially satisfied while the agent goes in circles.</w:t>
+      </w:r>
+      <w:r>
+        <w:t xml:space="preserve"> This burnt around 26,000 tokens and hit the step limit. This means that its not task difficulty, but a </w:t>
+      </w:r>
+      <w:r>
+        <w:lastRenderedPageBreak/>
+        <w:t xml:space="preserve">memory defect in my current history format </w:t>
+      </w:r>
+      <w:proofErr w:type="gramStart"/>
+      <w:r>
+        <w:t>cant</w:t>
+      </w:r>
+      <w:proofErr w:type="gramEnd"/>
+      <w:r>
+        <w:t xml:space="preserve"> detect. To fix this, I need to track URL’s and not just actions. </w:t>
+      </w:r>
+    </w:p>
+    <w:p>
+      <w:r>
+        <w:t xml:space="preserve">Another change ill </w:t>
+      </w:r>
+      <w:proofErr w:type="gramStart"/>
+      <w:r>
+        <w:t>need</w:t>
+      </w:r>
+      <w:proofErr w:type="gramEnd"/>
+      <w:r>
+        <w:t xml:space="preserve"> to make is the max steps limit. Since </w:t>
+      </w:r>
+      <w:proofErr w:type="spellStart"/>
+      <w:r>
+        <w:t>im</w:t>
+      </w:r>
+      <w:proofErr w:type="spellEnd"/>
+      <w:r>
+        <w:t xml:space="preserve"> binding my 32k token cap with max steps, ill need to raise the steps limit to fit a 32k token cap so the probe measures the unconstrained cost and not the </w:t>
+      </w:r>
+      <w:proofErr w:type="gramStart"/>
+      <w:r>
+        <w:t>12 step</w:t>
+      </w:r>
+      <w:proofErr w:type="gramEnd"/>
+      <w:r>
+        <w:t xml:space="preserve"> cost. </w:t>
+      </w:r>
+    </w:p>
+    <w:p>
+      <w:r>
+        <w:rPr>
+          <w:noProof/>
+        </w:rPr>
+        <w:drawing>
+          <wp:inline distT="0" distB="0" distL="0" distR="0" wp14:anchorId="70C48322" wp14:editId="5DE743F5">
+            <wp:extent cx="5731510" cy="4161155"/>
+            <wp:effectExtent l="0" t="0" r="2540" b="0"/>
+            <wp:docPr id="1154601929" name="Picture 1"/>
+            <wp:cNvGraphicFramePr>
+              <a:graphicFrameLocks xmlns:a="http://schemas.openxmlformats.org/drawingml/2006/main" noChangeAspect="1"/>
+            </wp:cNvGraphicFramePr>
+            <a:graphic xmlns:a="http://schemas.openxmlformats.org/drawingml/2006/main">
+              <a:graphicData uri="http://schemas.openxmlformats.org/drawingml/2006/picture">
+                <pic:pic xmlns:pic="http://schemas.openxmlformats.org/drawingml/2006/picture">
+                  <pic:nvPicPr>
+                    <pic:cNvPr id="1154601929" name=""/>
+                    <pic:cNvPicPr/>
+                  </pic:nvPicPr>
+                  <pic:blipFill>
+                    <a:blip r:embed="rId40"/>
+                    <a:stretch>
+                      <a:fillRect/>
+                    </a:stretch>
+                  </pic:blipFill>
+                  <pic:spPr>
+                    <a:xfrm>
+                      <a:off x="0" y="0"/>
+                      <a:ext cx="5731510" cy="4161155"/>
+                    </a:xfrm>
+                    <a:prstGeom prst="rect">
+                      <a:avLst/>
+                    </a:prstGeom>
+                  </pic:spPr>
+                </pic:pic>
+              </a:graphicData>
+            </a:graphic>
+          </wp:inline>
+        </w:drawing>
+      </w:r>
+    </w:p>
+    <w:p>
+      <w:r>
+        <w:t xml:space="preserve">After adding the changes and running the probe </w:t>
+      </w:r>
+      <w:proofErr w:type="spellStart"/>
+      <w:r>
+        <w:t>py</w:t>
+      </w:r>
+      <w:proofErr w:type="spellEnd"/>
+      <w:r>
+        <w:t xml:space="preserve"> file again, the agent is still looping. So ill need </w:t>
+      </w:r>
+      <w:proofErr w:type="gramStart"/>
+      <w:r>
+        <w:t>print</w:t>
+      </w:r>
+      <w:proofErr w:type="gramEnd"/>
+      <w:r>
+        <w:t xml:space="preserve"> the URL each step so I can see whether the history </w:t>
+      </w:r>
+      <w:proofErr w:type="gramStart"/>
+      <w:r>
+        <w:t>actually contains</w:t>
+      </w:r>
+      <w:proofErr w:type="gramEnd"/>
+      <w:r>
+        <w:t xml:space="preserve"> distinguishable URLs or whether magneto is returning the same URL with different bids </w:t>
+      </w:r>
+      <w:r>
+        <w:t>(in this case, the model is seeing the repetition and ignoring it)</w:t>
+      </w:r>
+      <w:r>
+        <w:t>.</w:t>
+      </w:r>
+    </w:p>
+    <w:p>
+      <w:r>
+        <w:t xml:space="preserve">One fix I will add is instead </w:t>
+      </w:r>
+      <w:r>
+        <w:t xml:space="preserve">of relying on the prompt, ill enforce it in the code as a guard against loops which will be another termination reason (i.e. terminated </w:t>
+      </w:r>
+      <w:r>
+        <w:t>task due to navigation loop).</w:t>
+      </w:r>
+    </w:p>
+    <w:p>
+      <w:r>
+        <w:t xml:space="preserve">Furthermore, single agents loop on ambiguous tasks so in this case (task </w:t>
+      </w:r>
+      <w:r>
+        <w:t>159 – “</w:t>
+      </w:r>
+      <w:r>
+        <w:t>find the best storage option to fit all 31 cards</w:t>
+      </w:r>
+      <w:r>
+        <w:t>”</w:t>
+      </w:r>
+      <w:r>
+        <w:t xml:space="preserve">) has no correct target and browsing </w:t>
+      </w:r>
+      <w:r>
+        <w:t>indecisively is exactly what a budget-blind single agent does.</w:t>
+      </w:r>
+      <w:r>
+        <w:t xml:space="preserve"> Strategy C is designed to fix this where a router with a stop action can cut its losses when progress stalls</w:t>
+      </w:r>
+      <w:r>
+        <w:t xml:space="preserve"> (i.e. looping)</w:t>
+      </w:r>
+      <w:r>
+        <w:t>.</w:t>
+      </w:r>
+    </w:p>
+    <w:p>
+      <w:r>
+        <w:rPr>
+          <w:noProof/>
+        </w:rPr>
+        <w:lastRenderedPageBreak/>
+        <w:drawing>
+          <wp:inline distT="0" distB="0" distL="0" distR="0" wp14:anchorId="2EE4DB20" wp14:editId="2207E64B">
+            <wp:extent cx="5731510" cy="4903470"/>
+            <wp:effectExtent l="0" t="0" r="2540" b="0"/>
+            <wp:docPr id="1733835207" name="Picture 1"/>
+            <wp:cNvGraphicFramePr>
+              <a:graphicFrameLocks xmlns:a="http://schemas.openxmlformats.org/drawingml/2006/main" noChangeAspect="1"/>
+            </wp:cNvGraphicFramePr>
+            <a:graphic xmlns:a="http://schemas.openxmlformats.org/drawingml/2006/main">
+              <a:graphicData uri="http://schemas.openxmlformats.org/drawingml/2006/picture">
+                <pic:pic xmlns:pic="http://schemas.openxmlformats.org/drawingml/2006/picture">
+                  <pic:nvPicPr>
+                    <pic:cNvPr id="1733835207" name=""/>
+                    <pic:cNvPicPr/>
+                  </pic:nvPicPr>
+                  <pic:blipFill>
+                    <a:blip r:embed="rId41"/>
+                    <a:stretch>
+                      <a:fillRect/>
+                    </a:stretch>
+                  </pic:blipFill>
+                  <pic:spPr>
+                    <a:xfrm>
+                      <a:off x="0" y="0"/>
+                      <a:ext cx="5731510" cy="4903470"/>
+                    </a:xfrm>
+                    <a:prstGeom prst="rect">
+                      <a:avLst/>
+                    </a:prstGeom>
+                  </pic:spPr>
+                </pic:pic>
+              </a:graphicData>
+            </a:graphic>
+          </wp:inline>
+        </w:drawing>
+      </w:r>
+    </w:p>
+    <w:p>
+      <w:r>
+        <w:t xml:space="preserve">This task terminated due to “site loop” however to me the agent was simply revisiting the </w:t>
+      </w:r>
+      <w:proofErr w:type="spellStart"/>
+      <w:r>
+        <w:t>the</w:t>
+      </w:r>
+      <w:proofErr w:type="spellEnd"/>
+      <w:r>
+        <w:t xml:space="preserve"> hub of the </w:t>
+      </w:r>
+      <w:r>
+        <w:t xml:space="preserve">website as it tried switching filter, backed out, opened a product, backed out, then tried search. The original guard punished the agent for being systematic. </w:t>
+      </w:r>
+      <w:r>
+        <w:t xml:space="preserve">This means the guard is measuring the wrong thing. I need to measure/detect stagnation and not “revisited a page” but “stopped discovering anything new”. </w:t>
+      </w:r>
+    </w:p>
+    <w:p>
+      <w:proofErr w:type="gramStart"/>
+      <w:r>
+        <w:t>So</w:t>
+      </w:r>
+      <w:proofErr w:type="gramEnd"/>
+      <w:r>
+        <w:t xml:space="preserve"> I added the guard patch, however I receive a consistent error message</w:t>
+      </w:r>
+      <w:r>
+        <w:t xml:space="preserve"> for task 574</w:t>
+      </w:r>
+      <w:r>
+        <w:t>:</w:t>
+      </w:r>
+    </w:p>
+    <w:p>
+      <w:r>
+        <w:rPr>
+          <w:noProof/>
+        </w:rPr>
+        <w:lastRenderedPageBreak/>
+        <w:drawing>
+          <wp:inline distT="0" distB="0" distL="0" distR="0" wp14:anchorId="49BCD9C2" wp14:editId="13C6ABBA">
+            <wp:extent cx="5731510" cy="4011930"/>
+            <wp:effectExtent l="0" t="0" r="2540" b="7620"/>
+            <wp:docPr id="252352029" name="Picture 1"/>
+            <wp:cNvGraphicFramePr>
+              <a:graphicFrameLocks xmlns:a="http://schemas.openxmlformats.org/drawingml/2006/main" noChangeAspect="1"/>
+            </wp:cNvGraphicFramePr>
+            <a:graphic xmlns:a="http://schemas.openxmlformats.org/drawingml/2006/main">
+              <a:graphicData uri="http://schemas.openxmlformats.org/drawingml/2006/picture">
+                <pic:pic xmlns:pic="http://schemas.openxmlformats.org/drawingml/2006/picture">
+                  <pic:nvPicPr>
+                    <pic:cNvPr id="252352029" name=""/>
+                    <pic:cNvPicPr/>
+                  </pic:nvPicPr>
+                  <pic:blipFill>
+                    <a:blip r:embed="rId42"/>
+                    <a:stretch>
+                      <a:fillRect/>
+                    </a:stretch>
+                  </pic:blipFill>
+                  <pic:spPr>
+                    <a:xfrm>
+                      <a:off x="0" y="0"/>
+                      <a:ext cx="5731510" cy="4011930"/>
+                    </a:xfrm>
+                    <a:prstGeom prst="rect">
+                      <a:avLst/>
+                    </a:prstGeom>
+                  </pic:spPr>
+                </pic:pic>
+              </a:graphicData>
+            </a:graphic>
+          </wp:inline>
+        </w:drawing>
+      </w:r>
+    </w:p>
+    <w:p>
+      <w:r>
+        <w:t xml:space="preserve">It looks like that in line 268 </w:t>
+      </w:r>
+      <w:r>
+        <w:t xml:space="preserve">it assumes </w:t>
+      </w:r>
+      <w:proofErr w:type="spellStart"/>
+      <w:r>
+        <w:t>required_contents</w:t>
+      </w:r>
+      <w:proofErr w:type="spellEnd"/>
+      <w:r>
+        <w:t xml:space="preserve"> is a string it </w:t>
+      </w:r>
+      <w:proofErr w:type="gramStart"/>
+      <w:r>
+        <w:t>can .split</w:t>
+      </w:r>
+      <w:proofErr w:type="gramEnd"/>
+      <w:r>
+        <w:t xml:space="preserve">(" |OR| "), but task 574's config supplies a </w:t>
+      </w:r>
+      <w:proofErr w:type="spellStart"/>
+      <w:r>
+        <w:t>dict</w:t>
+      </w:r>
+      <w:proofErr w:type="spellEnd"/>
+      <w:r>
+        <w:t xml:space="preserve"> instead</w:t>
+      </w:r>
+      <w:r>
+        <w:t xml:space="preserve">. </w:t>
+      </w:r>
+      <w:proofErr w:type="spellStart"/>
+      <w:r>
+        <w:t>WebArena's</w:t>
+      </w:r>
+      <w:proofErr w:type="spellEnd"/>
+      <w:r>
+        <w:t xml:space="preserve"> own config format supports variants (</w:t>
+      </w:r>
+      <w:proofErr w:type="spellStart"/>
+      <w:r>
+        <w:t>required_contents</w:t>
+      </w:r>
+      <w:proofErr w:type="spellEnd"/>
+      <w:r>
+        <w:t xml:space="preserve"> can be {"</w:t>
+      </w:r>
+      <w:proofErr w:type="spellStart"/>
+      <w:r>
+        <w:t>exact_match</w:t>
+      </w:r>
+      <w:proofErr w:type="spellEnd"/>
+      <w:r>
+        <w:t>": ...} or {"</w:t>
+      </w:r>
+      <w:proofErr w:type="spellStart"/>
+      <w:r>
+        <w:t>must_include</w:t>
+      </w:r>
+      <w:proofErr w:type="spellEnd"/>
+      <w:r>
+        <w:t>": [...]}) that this code path doesn't handle.</w:t>
+      </w:r>
+      <w:r>
+        <w:t xml:space="preserve"> This is caused by the evaluator patch. I checked what the shape of the config and how widespread it is</w:t>
+      </w:r>
+      <w:r>
+        <w:t xml:space="preserve">. </w:t>
+      </w:r>
+      <w:r>
+        <w:t xml:space="preserve">Task 574's config shows </w:t>
+      </w:r>
+      <w:proofErr w:type="spellStart"/>
+      <w:r>
+        <w:t>required_contents</w:t>
+      </w:r>
+      <w:proofErr w:type="spellEnd"/>
+      <w:r>
+        <w:t xml:space="preserve"> as a string ("111 Magnolia Path"), and 0 of 480 tasks use a dict. Yet at runtime the evaluator received a dict. Those can't both be true of the same </w:t>
+      </w:r>
+      <w:proofErr w:type="gramStart"/>
+      <w:r>
+        <w:t>file</w:t>
+      </w:r>
+      <w:proofErr w:type="gramEnd"/>
+      <w:r>
+        <w:t xml:space="preserve"> </w:t>
+      </w:r>
+      <w:r>
+        <w:t xml:space="preserve">so </w:t>
+      </w:r>
+      <w:proofErr w:type="spellStart"/>
+      <w:r>
+        <w:t>BrowserGym</w:t>
+      </w:r>
+      <w:proofErr w:type="spellEnd"/>
+      <w:r>
+        <w:t xml:space="preserve"> is using a different copy of the task configs than </w:t>
+      </w:r>
+      <w:proofErr w:type="spellStart"/>
+      <w:r>
+        <w:t>smoke_</w:t>
+      </w:r>
+      <w:proofErr w:type="gramStart"/>
+      <w:r>
+        <w:t>a.load</w:t>
+      </w:r>
+      <w:proofErr w:type="gramEnd"/>
+      <w:r>
+        <w:t>_</w:t>
+      </w:r>
+      <w:proofErr w:type="gramStart"/>
+      <w:r>
+        <w:t>configs</w:t>
+      </w:r>
+      <w:proofErr w:type="spellEnd"/>
+      <w:r>
+        <w:t>(</w:t>
+      </w:r>
+      <w:proofErr w:type="gramEnd"/>
+      <w:r>
+        <w:t>) reads.</w:t>
+      </w:r>
+    </w:p>
+    <w:p>
+      <w:r>
+        <w:t xml:space="preserve">Ill need to make the evaluator accept both formats. </w:t>
+      </w:r>
+    </w:p>
+    <w:p>
+      <w:r>
+        <w:rPr>
+          <w:noProof/>
+        </w:rPr>
+        <w:drawing>
+          <wp:inline distT="0" distB="0" distL="0" distR="0" wp14:anchorId="1D7FE825" wp14:editId="1CF18FC7">
+            <wp:extent cx="5731510" cy="760095"/>
+            <wp:effectExtent l="0" t="0" r="2540" b="1905"/>
+            <wp:docPr id="231705024" name="Picture 1"/>
+            <wp:cNvGraphicFramePr>
+              <a:graphicFrameLocks xmlns:a="http://schemas.openxmlformats.org/drawingml/2006/main" noChangeAspect="1"/>
+            </wp:cNvGraphicFramePr>
+            <a:graphic xmlns:a="http://schemas.openxmlformats.org/drawingml/2006/main">
+              <a:graphicData uri="http://schemas.openxmlformats.org/drawingml/2006/picture">
+                <pic:pic xmlns:pic="http://schemas.openxmlformats.org/drawingml/2006/picture">
+                  <pic:nvPicPr>
+                    <pic:cNvPr id="231705024" name=""/>
+                    <pic:cNvPicPr/>
+                  </pic:nvPicPr>
+                  <pic:blipFill>
+                    <a:blip r:embed="rId43"/>
+                    <a:stretch>
+                      <a:fillRect/>
+                    </a:stretch>
+                  </pic:blipFill>
+                  <pic:spPr>
+                    <a:xfrm>
+                      <a:off x="0" y="0"/>
+                      <a:ext cx="5731510" cy="760095"/>
+                    </a:xfrm>
+                    <a:prstGeom prst="rect">
+                      <a:avLst/>
+                    </a:prstGeom>
+                  </pic:spPr>
+                </pic:pic>
+              </a:graphicData>
+            </a:graphic>
+          </wp:inline>
+        </w:drawing>
+      </w:r>
+    </w:p>
+    <w:p>
+      <w:r>
+        <w:t>I wrote the class wrong when patching the evaluator. Its “</w:t>
+      </w:r>
+      <w:proofErr w:type="spellStart"/>
+      <w:r>
+        <w:t>HTMLContentEvaluator</w:t>
+      </w:r>
+      <w:proofErr w:type="spellEnd"/>
+      <w:r>
+        <w:t>” and not “</w:t>
+      </w:r>
+      <w:proofErr w:type="spellStart"/>
+      <w:r>
+        <w:t>HTMLContentExactEvaluator</w:t>
+      </w:r>
+      <w:proofErr w:type="spellEnd"/>
+      <w:r>
+        <w:t xml:space="preserve">”. </w:t>
+      </w:r>
+    </w:p>
+    <w:p>
+      <w:r>
+        <w:rPr>
+          <w:noProof/>
+        </w:rPr>
+        <w:lastRenderedPageBreak/>
+        <w:drawing>
+          <wp:inline distT="0" distB="0" distL="0" distR="0" wp14:anchorId="065BA1DD" wp14:editId="11098EF8">
+            <wp:extent cx="5731510" cy="3721735"/>
+            <wp:effectExtent l="0" t="0" r="2540" b="0"/>
+            <wp:docPr id="425005434" name="Picture 1"/>
+            <wp:cNvGraphicFramePr>
+              <a:graphicFrameLocks xmlns:a="http://schemas.openxmlformats.org/drawingml/2006/main" noChangeAspect="1"/>
+            </wp:cNvGraphicFramePr>
+            <a:graphic xmlns:a="http://schemas.openxmlformats.org/drawingml/2006/main">
+              <a:graphicData uri="http://schemas.openxmlformats.org/drawingml/2006/picture">
+                <pic:pic xmlns:pic="http://schemas.openxmlformats.org/drawingml/2006/picture">
+                  <pic:nvPicPr>
+                    <pic:cNvPr id="425005434" name=""/>
+                    <pic:cNvPicPr/>
+                  </pic:nvPicPr>
+                  <pic:blipFill>
+                    <a:blip r:embed="rId44"/>
+                    <a:stretch>
+                      <a:fillRect/>
+                    </a:stretch>
+                  </pic:blipFill>
+                  <pic:spPr>
+                    <a:xfrm>
+                      <a:off x="0" y="0"/>
+                      <a:ext cx="5731510" cy="3721735"/>
+                    </a:xfrm>
+                    <a:prstGeom prst="rect">
+                      <a:avLst/>
+                    </a:prstGeom>
+                  </pic:spPr>
+                </pic:pic>
+              </a:graphicData>
+            </a:graphic>
+          </wp:inline>
+        </w:drawing>
+      </w:r>
+    </w:p>
+    <w:p>
+      <w:r>
+        <w:t>Bruh, the patch was applied to the wrong object.</w:t>
+      </w:r>
+      <w:r>
+        <w:t xml:space="preserve"> Now I need to patch both module paths.</w:t>
+      </w:r>
+    </w:p>
+    <w:p>
+      <w:r>
+        <w:t xml:space="preserve">None of what </w:t>
+      </w:r>
+      <w:proofErr w:type="spellStart"/>
+      <w:r>
+        <w:t>ive</w:t>
+      </w:r>
+      <w:proofErr w:type="spellEnd"/>
+      <w:r>
+        <w:t xml:space="preserve"> done has worked, so instead of patching it indirectly from </w:t>
+      </w:r>
+      <w:r>
+        <w:t xml:space="preserve">my script, instead </w:t>
+      </w:r>
+      <w:proofErr w:type="spellStart"/>
+      <w:r>
+        <w:t>im</w:t>
+      </w:r>
+      <w:proofErr w:type="spellEnd"/>
+      <w:r>
+        <w:t xml:space="preserve"> going to patch it directly in the source. Then I need to clear the stale bytecode. And I also need to remove the patch </w:t>
+      </w:r>
+      <w:proofErr w:type="spellStart"/>
+      <w:r>
+        <w:t>webera</w:t>
+      </w:r>
+      <w:proofErr w:type="spellEnd"/>
+      <w:r>
+        <w:t xml:space="preserve"> evaluator function since I </w:t>
+      </w:r>
+      <w:proofErr w:type="gramStart"/>
+      <w:r>
+        <w:t>wont</w:t>
+      </w:r>
+      <w:proofErr w:type="gramEnd"/>
+      <w:r>
+        <w:t xml:space="preserve"> be needing that anymore</w:t>
+      </w:r>
+      <w:r>
+        <w:t>.</w:t>
+      </w:r>
+    </w:p>
+    <w:p>
+      <w:r>
+        <w:rPr>
+          <w:noProof/>
+        </w:rPr>
+        <w:drawing>
+          <wp:inline distT="0" distB="0" distL="0" distR="0" wp14:anchorId="5B33E0A2" wp14:editId="4D05838E">
+            <wp:extent cx="5731510" cy="1204595"/>
+            <wp:effectExtent l="0" t="0" r="2540" b="0"/>
+            <wp:docPr id="911488206" name="Picture 1"/>
+            <wp:cNvGraphicFramePr>
+              <a:graphicFrameLocks xmlns:a="http://schemas.openxmlformats.org/drawingml/2006/main" noChangeAspect="1"/>
+            </wp:cNvGraphicFramePr>
+            <a:graphic xmlns:a="http://schemas.openxmlformats.org/drawingml/2006/main">
+              <a:graphicData uri="http://schemas.openxmlformats.org/drawingml/2006/picture">
+                <pic:pic xmlns:pic="http://schemas.openxmlformats.org/drawingml/2006/picture">
+                  <pic:nvPicPr>
+                    <pic:cNvPr id="911488206" name=""/>
+                    <pic:cNvPicPr/>
+                  </pic:nvPicPr>
+                  <pic:blipFill>
+                    <a:blip r:embed="rId45"/>
+                    <a:stretch>
+                      <a:fillRect/>
+                    </a:stretch>
+                  </pic:blipFill>
+                  <pic:spPr>
+                    <a:xfrm>
+                      <a:off x="0" y="0"/>
+                      <a:ext cx="5731510" cy="1204595"/>
+                    </a:xfrm>
+                    <a:prstGeom prst="rect">
+                      <a:avLst/>
+                    </a:prstGeom>
+                  </pic:spPr>
+                </pic:pic>
+              </a:graphicData>
+            </a:graphic>
+          </wp:inline>
+        </w:drawing>
+      </w:r>
+    </w:p>
+    <w:p>
+      <w:r>
+        <w:t>Ive now patched the evaluators and backed up the original.</w:t>
+      </w:r>
+    </w:p>
+    <w:p>
+      <w:r>
+        <w:rPr>
+          <w:noProof/>
+        </w:rPr>
+        <w:drawing>
+          <wp:inline distT="0" distB="0" distL="0" distR="0" wp14:anchorId="7087D04A" wp14:editId="0111CA73">
+            <wp:extent cx="5731510" cy="199390"/>
+            <wp:effectExtent l="0" t="0" r="2540" b="0"/>
+            <wp:docPr id="466511621" name="Picture 1"/>
+            <wp:cNvGraphicFramePr>
+              <a:graphicFrameLocks xmlns:a="http://schemas.openxmlformats.org/drawingml/2006/main" noChangeAspect="1"/>
+            </wp:cNvGraphicFramePr>
+            <a:graphic xmlns:a="http://schemas.openxmlformats.org/drawingml/2006/main">
+              <a:graphicData uri="http://schemas.openxmlformats.org/drawingml/2006/picture">
+                <pic:pic xmlns:pic="http://schemas.openxmlformats.org/drawingml/2006/picture">
+                  <pic:nvPicPr>
+                    <pic:cNvPr id="466511621" name=""/>
+                    <pic:cNvPicPr/>
+                  </pic:nvPicPr>
+                  <pic:blipFill>
+                    <a:blip r:embed="rId46"/>
+                    <a:stretch>
+                      <a:fillRect/>
+                    </a:stretch>
+                  </pic:blipFill>
+                  <pic:spPr>
+                    <a:xfrm>
+                      <a:off x="0" y="0"/>
+                      <a:ext cx="5731510" cy="199390"/>
+                    </a:xfrm>
+                    <a:prstGeom prst="rect">
+                      <a:avLst/>
+                    </a:prstGeom>
+                  </pic:spPr>
+                </pic:pic>
+              </a:graphicData>
+            </a:graphic>
+          </wp:inline>
+        </w:drawing>
+      </w:r>
+    </w:p>
+    <w:p>
+      <w:r>
+        <w:t>Ive also cleared the bytecodes</w:t>
+      </w:r>
+      <w:r>
+        <w:t>.</w:t>
+      </w:r>
+    </w:p>
+    <w:p>
+      <w:r>
+        <w:rPr>
+          <w:noProof/>
+        </w:rPr>
+        <w:lastRenderedPageBreak/>
+        <w:drawing>
+          <wp:inline distT="0" distB="0" distL="0" distR="0" wp14:anchorId="6CB077BC" wp14:editId="33304555">
+            <wp:extent cx="5731510" cy="3295650"/>
+            <wp:effectExtent l="0" t="0" r="2540" b="0"/>
+            <wp:docPr id="804724506" name="Picture 1"/>
+            <wp:cNvGraphicFramePr>
+              <a:graphicFrameLocks xmlns:a="http://schemas.openxmlformats.org/drawingml/2006/main" noChangeAspect="1"/>
+            </wp:cNvGraphicFramePr>
+            <a:graphic xmlns:a="http://schemas.openxmlformats.org/drawingml/2006/main">
+              <a:graphicData uri="http://schemas.openxmlformats.org/drawingml/2006/picture">
+                <pic:pic xmlns:pic="http://schemas.openxmlformats.org/drawingml/2006/picture">
+                  <pic:nvPicPr>
+                    <pic:cNvPr id="804724506" name=""/>
+                    <pic:cNvPicPr/>
+                  </pic:nvPicPr>
+                  <pic:blipFill>
+                    <a:blip r:embed="rId47"/>
+                    <a:stretch>
+                      <a:fillRect/>
+                    </a:stretch>
+                  </pic:blipFill>
+                  <pic:spPr>
+                    <a:xfrm>
+                      <a:off x="0" y="0"/>
+                      <a:ext cx="5731510" cy="3295650"/>
+                    </a:xfrm>
+                    <a:prstGeom prst="rect">
+                      <a:avLst/>
+                    </a:prstGeom>
+                  </pic:spPr>
+                </pic:pic>
+              </a:graphicData>
+            </a:graphic>
+          </wp:inline>
+        </w:drawing>
+      </w:r>
+    </w:p>
+    <w:p>
+      <w:r>
+        <w:rPr>
+          <w:noProof/>
+        </w:rPr>
+        <w:drawing>
+          <wp:inline distT="0" distB="0" distL="0" distR="0" wp14:anchorId="1088DAE8" wp14:editId="4FD8CA56">
+            <wp:extent cx="5731510" cy="5387340"/>
+            <wp:effectExtent l="0" t="0" r="2540" b="3810"/>
+            <wp:docPr id="1793714037" name="Picture 1"/>
+            <wp:cNvGraphicFramePr>
+              <a:graphicFrameLocks xmlns:a="http://schemas.openxmlformats.org/drawingml/2006/main" noChangeAspect="1"/>
+            </wp:cNvGraphicFramePr>
+            <a:graphic xmlns:a="http://schemas.openxmlformats.org/drawingml/2006/main">
+              <a:graphicData uri="http://schemas.openxmlformats.org/drawingml/2006/picture">
+                <pic:pic xmlns:pic="http://schemas.openxmlformats.org/drawingml/2006/picture">
+                  <pic:nvPicPr>
+                    <pic:cNvPr id="1793714037" name=""/>
+                    <pic:cNvPicPr/>
+                  </pic:nvPicPr>
+                  <pic:blipFill>
+                    <a:blip r:embed="rId48"/>
+                    <a:stretch>
+                      <a:fillRect/>
+                    </a:stretch>
+                  </pic:blipFill>
+                  <pic:spPr>
+                    <a:xfrm>
+                      <a:off x="0" y="0"/>
+                      <a:ext cx="5731510" cy="5387340"/>
+                    </a:xfrm>
+                    <a:prstGeom prst="rect">
+                      <a:avLst/>
+                    </a:prstGeom>
+                  </pic:spPr>
+                </pic:pic>
+              </a:graphicData>
+            </a:graphic>
+          </wp:inline>
+        </w:drawing>
+      </w:r>
+    </w:p>
+    <w:p>
+      <w:r>
+        <w:lastRenderedPageBreak/>
+        <w:t xml:space="preserve">The evaluator fix worked, so note to self: document this in my reproducibility readme as a </w:t>
+      </w:r>
+      <w:proofErr w:type="gramStart"/>
+      <w:r>
+        <w:t>one line</w:t>
+      </w:r>
+      <w:proofErr w:type="gramEnd"/>
+      <w:r>
+        <w:t xml:space="preserve"> fix to a known upstream format mismatch. </w:t>
+      </w:r>
+      <w:r>
+        <w:t xml:space="preserve">There is no more </w:t>
+      </w:r>
+      <w:proofErr w:type="spellStart"/>
+      <w:r>
+        <w:t>attributeError</w:t>
+      </w:r>
+      <w:proofErr w:type="spellEnd"/>
+      <w:r>
+        <w:t xml:space="preserve">, the episode ran to </w:t>
+      </w:r>
+      <w:proofErr w:type="gramStart"/>
+      <w:r>
+        <w:t>completion</w:t>
+      </w:r>
+      <w:proofErr w:type="gramEnd"/>
+      <w:r>
+        <w:t xml:space="preserve"> and my stall guard works correctly at step 6. </w:t>
+      </w:r>
+      <w:r>
+        <w:t xml:space="preserve">However, another error is introduced, where the agent receives “previous action timed out – it may have succeeded. Check the current page before retrying”. This means the click is failing </w:t>
+      </w:r>
+      <w:r>
+        <w:t xml:space="preserve">as the log even shows “performing click action” with no “click action done” line leading to the agent retrying the click </w:t>
+      </w:r>
+      <w:r>
+        <w:t xml:space="preserve">6 times for 15,405 tokens. </w:t>
+      </w:r>
+    </w:p>
+    <w:p>
+      <w:proofErr w:type="gramStart"/>
+      <w:r>
+        <w:t>So</w:t>
+      </w:r>
+      <w:proofErr w:type="gramEnd"/>
+      <w:r>
+        <w:t xml:space="preserve"> I need to </w:t>
+      </w:r>
+      <w:proofErr w:type="gramStart"/>
+      <w:r>
+        <w:t>actually distinguish</w:t>
+      </w:r>
+      <w:proofErr w:type="gramEnd"/>
+      <w:r>
+        <w:t xml:space="preserve"> between same action and same URL again. </w:t>
+      </w:r>
+    </w:p>
+    <w:p>
+      <w:r>
+        <w:rPr>
+          <w:noProof/>
+        </w:rPr>
+        <w:drawing>
+          <wp:inline distT="0" distB="0" distL="0" distR="0" wp14:anchorId="62DF177A" wp14:editId="5E6F57E6">
+            <wp:extent cx="5731510" cy="4610100"/>
+            <wp:effectExtent l="0" t="0" r="2540" b="0"/>
+            <wp:docPr id="1935575427" name="Picture 1"/>
+            <wp:cNvGraphicFramePr>
+              <a:graphicFrameLocks xmlns:a="http://schemas.openxmlformats.org/drawingml/2006/main" noChangeAspect="1"/>
+            </wp:cNvGraphicFramePr>
+            <a:graphic xmlns:a="http://schemas.openxmlformats.org/drawingml/2006/main">
+              <a:graphicData uri="http://schemas.openxmlformats.org/drawingml/2006/picture">
+                <pic:pic xmlns:pic="http://schemas.openxmlformats.org/drawingml/2006/picture">
+                  <pic:nvPicPr>
+                    <pic:cNvPr id="1935575427" name=""/>
+                    <pic:cNvPicPr/>
+                  </pic:nvPicPr>
+                  <pic:blipFill>
+                    <a:blip r:embed="rId49"/>
+                    <a:stretch>
+                      <a:fillRect/>
+                    </a:stretch>
+                  </pic:blipFill>
+                  <pic:spPr>
+                    <a:xfrm>
+                      <a:off x="0" y="0"/>
+                      <a:ext cx="5731510" cy="4610100"/>
+                    </a:xfrm>
+                    <a:prstGeom prst="rect">
+                      <a:avLst/>
+                    </a:prstGeom>
+                  </pic:spPr>
+                </pic:pic>
+              </a:graphicData>
+            </a:graphic>
+          </wp:inline>
+        </w:drawing>
+      </w:r>
+    </w:p>
+    <w:p>
+      <w:r>
+        <w:rPr>
+          <w:noProof/>
+        </w:rPr>
+        <w:lastRenderedPageBreak/>
+        <w:drawing>
+          <wp:inline distT="0" distB="0" distL="0" distR="0" wp14:anchorId="1F98A306" wp14:editId="22DC7968">
+            <wp:extent cx="5731510" cy="5026025"/>
+            <wp:effectExtent l="0" t="0" r="2540" b="3175"/>
+            <wp:docPr id="467099434" name="Picture 1"/>
+            <wp:cNvGraphicFramePr>
+              <a:graphicFrameLocks xmlns:a="http://schemas.openxmlformats.org/drawingml/2006/main" noChangeAspect="1"/>
+            </wp:cNvGraphicFramePr>
+            <a:graphic xmlns:a="http://schemas.openxmlformats.org/drawingml/2006/main">
+              <a:graphicData uri="http://schemas.openxmlformats.org/drawingml/2006/picture">
+                <pic:pic xmlns:pic="http://schemas.openxmlformats.org/drawingml/2006/picture">
+                  <pic:nvPicPr>
+                    <pic:cNvPr id="467099434" name=""/>
+                    <pic:cNvPicPr/>
+                  </pic:nvPicPr>
+                  <pic:blipFill>
+                    <a:blip r:embed="rId50"/>
+                    <a:stretch>
+                      <a:fillRect/>
+                    </a:stretch>
+                  </pic:blipFill>
+                  <pic:spPr>
+                    <a:xfrm>
+                      <a:off x="0" y="0"/>
+                      <a:ext cx="5731510" cy="5026025"/>
+                    </a:xfrm>
+                    <a:prstGeom prst="rect">
+                      <a:avLst/>
+                    </a:prstGeom>
+                  </pic:spPr>
+                </pic:pic>
+              </a:graphicData>
+            </a:graphic>
+          </wp:inline>
+        </w:drawing>
+      </w:r>
+    </w:p>
+    <w:p>
+      <w:r>
+        <w:t xml:space="preserve">At steps 3 &amp; 5, the agent tried different elements </w:t>
+      </w:r>
+      <w:r>
+        <w:t>("Change Shipping failed earlier, so attempt billing instead") instead of hammering the same one. That's the behaviour</w:t>
+      </w:r>
+      <w:r>
+        <w:t xml:space="preserve"> that is acceptable</w:t>
+      </w:r>
+      <w:r>
+        <w:t>.</w:t>
+      </w:r>
+      <w:r>
+        <w:t xml:space="preserve"> However, </w:t>
+      </w:r>
+      <w:r>
+        <w:t>every single click on /customer/address times out. Four different element ids, all resolved, all "performing click action", none completing. That's not the agent's fault</w:t>
+      </w:r>
+      <w:r>
+        <w:t xml:space="preserve"> but </w:t>
+      </w:r>
+      <w:r>
+        <w:t>Magento's address-book page is running JavaScript slowly enough that no element becomes actionable within 500ms.</w:t>
+      </w:r>
+      <w:r>
+        <w:t xml:space="preserve"> Therefore, this may be an environment limitation</w:t>
+      </w:r>
+      <w:r>
+        <w:t>, not an agent one. The agent reasoned correctly and had no way to succeed.</w:t>
+      </w:r>
+    </w:p>
+    <w:p>
+      <w:r>
+        <w:t xml:space="preserve">This means that other JS heavy magneto forms may be systematically </w:t>
+      </w:r>
+      <w:proofErr w:type="spellStart"/>
+      <w:r>
+        <w:t>unrunnable</w:t>
+      </w:r>
+      <w:proofErr w:type="spellEnd"/>
+      <w:r>
+        <w:t xml:space="preserve"> in my setup. </w:t>
+      </w:r>
+      <w:r>
+        <w:t xml:space="preserve">If this occurs </w:t>
+      </w:r>
+      <w:r>
+        <w:t xml:space="preserve">1–2 of 15, it's an edge case to note. If it's 5+, </w:t>
+      </w:r>
+      <w:r>
+        <w:t>then there is</w:t>
+      </w:r>
+      <w:r>
+        <w:t xml:space="preserve"> coverage problem and </w:t>
+      </w:r>
+      <w:r>
+        <w:t>I’d</w:t>
+      </w:r>
+      <w:r>
+        <w:t xml:space="preserve"> need to decide whether to raise the action timeout (accepting the deviation from </w:t>
+      </w:r>
+      <w:proofErr w:type="spellStart"/>
+      <w:r>
+        <w:t>BrowserGym</w:t>
+      </w:r>
+      <w:proofErr w:type="spellEnd"/>
+      <w:r>
+        <w:t xml:space="preserve"> defaults, documented) or exclude those task types.</w:t>
+      </w:r>
+      <w:r>
+        <w:t xml:space="preserve"> Next step is running the probe on 5 tasks/site</w:t>
+      </w:r>
+      <w:r>
+        <w:t>.</w:t>
+      </w:r>
+    </w:p>
+    <w:p/>
+    <w:p/>
+    <w:p/>
+    <w:p/>
+    <w:p>
+      <w:r>
+        <w:lastRenderedPageBreak/>
+        <w:t>After running the probe script for a bit, I noticed that successful tasks are cheap and failures are expensive:</w:t>
+      </w:r>
+    </w:p>
+    <w:tbl>
+      <w:tblPr>
+        <w:tblStyle w:val="TableGrid"/>
+        <w:tblW w:w="0" w:type="auto"/>
+        <w:tblLook w:val="04A0" w:firstRow="1" w:lastRow="0" w:firstColumn="1" w:lastColumn="0" w:noHBand="0" w:noVBand="1"/>
+      </w:tblPr>
+      <w:tblGrid>
+        <w:gridCol w:w="704"/>
+        <w:gridCol w:w="1276"/>
+        <w:gridCol w:w="850"/>
+        <w:gridCol w:w="993"/>
+      </w:tblGrid>
+      <w:tr>
+        <w:tc>
+          <w:tcPr>
+            <w:tcW w:w="704" w:type="dxa"/>
+          </w:tcPr>
+          <w:p>
+            <w:pPr>
+              <w:rPr>
+                <w:b/>
+                <w:bCs/>
+              </w:rPr>
+            </w:pPr>
+            <w:r>
+              <w:rPr>
+                <w:b/>
+                <w:bCs/>
+              </w:rPr>
+              <w:t>Task</w:t>
+            </w:r>
+          </w:p>
+        </w:tc>
+        <w:tc>
+          <w:tcPr>
+            <w:tcW w:w="1276" w:type="dxa"/>
+          </w:tcPr>
+          <w:p>
+            <w:pPr>
+              <w:rPr>
+                <w:b/>
+                <w:bCs/>
+              </w:rPr>
+            </w:pPr>
+            <w:r>
+              <w:rPr>
+                <w:b/>
+                <w:bCs/>
+              </w:rPr>
+              <w:t>Outcome</w:t>
+            </w:r>
+          </w:p>
+        </w:tc>
+        <w:tc>
+          <w:tcPr>
+            <w:tcW w:w="850" w:type="dxa"/>
+          </w:tcPr>
+          <w:p>
+            <w:pPr>
+              <w:rPr>
+                <w:b/>
+                <w:bCs/>
+              </w:rPr>
+            </w:pPr>
+            <w:r>
+              <w:rPr>
+                <w:b/>
+                <w:bCs/>
+              </w:rPr>
+              <w:t>Steps</w:t>
+            </w:r>
+          </w:p>
+        </w:tc>
+        <w:tc>
+          <w:tcPr>
+            <w:tcW w:w="993" w:type="dxa"/>
+          </w:tcPr>
+          <w:p>
+            <w:pPr>
+              <w:rPr>
+                <w:b/>
+                <w:bCs/>
+              </w:rPr>
+            </w:pPr>
+            <w:r>
+              <w:rPr>
+                <w:b/>
+                <w:bCs/>
+              </w:rPr>
+              <w:t>Tokens</w:t>
+            </w:r>
+          </w:p>
+        </w:tc>
+      </w:tr>
+      <w:tr>
+        <w:tc>
+          <w:tcPr>
+            <w:tcW w:w="704" w:type="dxa"/>
+          </w:tcPr>
+          <w:p>
+            <w:r>
+              <w:t>276</w:t>
+            </w:r>
+          </w:p>
+        </w:tc>
+        <w:tc>
+          <w:tcPr>
+            <w:tcW w:w="1276" w:type="dxa"/>
+          </w:tcPr>
+          <w:p>
+            <w:r>
+              <w:t>Success</w:t>
+            </w:r>
+          </w:p>
+        </w:tc>
+        <w:tc>
+          <w:tcPr>
+            <w:tcW w:w="850" w:type="dxa"/>
+          </w:tcPr>
+          <w:p>
+            <w:r>
+              <w:t>2</w:t>
+            </w:r>
+          </w:p>
+        </w:tc>
+        <w:tc>
+          <w:tcPr>
+            <w:tcW w:w="993" w:type="dxa"/>
+          </w:tcPr>
+          <w:p>
+            <w:r>
+              <w:t>4027</w:t>
+            </w:r>
+          </w:p>
+        </w:tc>
+      </w:tr>
+      <w:tr>
+        <w:tc>
+          <w:tcPr>
+            <w:tcW w:w="704" w:type="dxa"/>
+          </w:tcPr>
+          <w:p>
+            <w:r>
+              <w:t>47</w:t>
+            </w:r>
+          </w:p>
+        </w:tc>
+        <w:tc>
+          <w:tcPr>
+            <w:tcW w:w="1276" w:type="dxa"/>
+          </w:tcPr>
+          <w:p>
+            <w:r>
+              <w:t>Success</w:t>
+            </w:r>
+          </w:p>
+        </w:tc>
+        <w:tc>
+          <w:tcPr>
+            <w:tcW w:w="850" w:type="dxa"/>
+          </w:tcPr>
+          <w:p>
+            <w:r>
+              <w:t>3</w:t>
+            </w:r>
+          </w:p>
+        </w:tc>
+        <w:tc>
+          <w:tcPr>
+            <w:tcW w:w="993" w:type="dxa"/>
+          </w:tcPr>
+          <w:p>
+            <w:r>
+              <w:t>7442</w:t>
+            </w:r>
+          </w:p>
+        </w:tc>
+      </w:tr>
+      <w:tr>
+        <w:tc>
+          <w:tcPr>
+            <w:tcW w:w="704" w:type="dxa"/>
+          </w:tcPr>
+          <w:p>
+            <w:r>
+              <w:t>574</w:t>
+            </w:r>
+          </w:p>
+        </w:tc>
+        <w:tc>
+          <w:tcPr>
+            <w:tcW w:w="1276" w:type="dxa"/>
+          </w:tcPr>
+          <w:p>
+            <w:r>
+              <w:t>Fail</w:t>
+            </w:r>
+          </w:p>
+        </w:tc>
+        <w:tc>
+          <w:tcPr>
+            <w:tcW w:w="850" w:type="dxa"/>
+          </w:tcPr>
+          <w:p>
+            <w:r>
+              <w:t>7</w:t>
+            </w:r>
+          </w:p>
+        </w:tc>
+        <w:tc>
+          <w:tcPr>
+            <w:tcW w:w="993" w:type="dxa"/>
+          </w:tcPr>
+          <w:p>
+            <w:r>
+              <w:t>15518</w:t>
+            </w:r>
+          </w:p>
+        </w:tc>
+      </w:tr>
+      <w:tr>
+        <w:tc>
+          <w:tcPr>
+            <w:tcW w:w="704" w:type="dxa"/>
+          </w:tcPr>
+          <w:p>
+            <w:r>
+              <w:t>109</w:t>
+            </w:r>
+          </w:p>
+        </w:tc>
+        <w:tc>
+          <w:tcPr>
+            <w:tcW w:w="1276" w:type="dxa"/>
+          </w:tcPr>
+          <w:p>
+            <w:r>
+              <w:t>Fail</w:t>
+            </w:r>
+          </w:p>
+        </w:tc>
+        <w:tc>
+          <w:tcPr>
+            <w:tcW w:w="850" w:type="dxa"/>
+          </w:tcPr>
+          <w:p>
+            <w:r>
+              <w:t>8</w:t>
+            </w:r>
+          </w:p>
+        </w:tc>
+        <w:tc>
+          <w:tcPr>
+            <w:tcW w:w="993" w:type="dxa"/>
+          </w:tcPr>
+          <w:p>
+            <w:r>
+              <w:t>19090</w:t>
+            </w:r>
+          </w:p>
+        </w:tc>
+      </w:tr>
+      <w:tr>
+        <w:tc>
+          <w:tcPr>
+            <w:tcW w:w="704" w:type="dxa"/>
+          </w:tcPr>
+          <w:p>
+            <w:r>
+              <w:t>264</w:t>
+            </w:r>
+          </w:p>
+        </w:tc>
+        <w:tc>
+          <w:tcPr>
+            <w:tcW w:w="1276" w:type="dxa"/>
+          </w:tcPr>
+          <w:p>
+            <w:r>
+              <w:t>Fail</w:t>
+            </w:r>
+          </w:p>
+        </w:tc>
+        <w:tc>
+          <w:tcPr>
+            <w:tcW w:w="850" w:type="dxa"/>
+          </w:tcPr>
+          <w:p>
+            <w:r>
+              <w:t>11</w:t>
+            </w:r>
+          </w:p>
+        </w:tc>
+        <w:tc>
+          <w:tcPr>
+            <w:tcW w:w="993" w:type="dxa"/>
+          </w:tcPr>
+          <w:p>
+            <w:r>
+              <w:t>25533</w:t>
+            </w:r>
+          </w:p>
+        </w:tc>
+      </w:tr>
+      <w:tr>
+        <w:tc>
+          <w:tcPr>
+            <w:tcW w:w="704" w:type="dxa"/>
+          </w:tcPr>
+          <w:p>
+            <w:r>
+              <w:t>159</w:t>
+            </w:r>
+          </w:p>
+        </w:tc>
+        <w:tc>
+          <w:tcPr>
+            <w:tcW w:w="1276" w:type="dxa"/>
+          </w:tcPr>
+          <w:p>
+            <w:r>
+              <w:t>fail</w:t>
+            </w:r>
+          </w:p>
+        </w:tc>
+        <w:tc>
+          <w:tcPr>
+            <w:tcW w:w="850" w:type="dxa"/>
+          </w:tcPr>
+          <w:p>
+            <w:r>
+              <w:t>14</w:t>
+            </w:r>
+          </w:p>
+        </w:tc>
+        <w:tc>
+          <w:tcPr>
+            <w:tcW w:w="993" w:type="dxa"/>
+          </w:tcPr>
+          <w:p>
+            <w:r>
+              <w:t>32524</w:t>
+            </w:r>
+          </w:p>
+        </w:tc>
+      </w:tr>
+    </w:tbl>
+    <w:p/>
+    <w:p>
+      <w:r>
+        <w:t>Another problem is the default 500ms</w:t>
+      </w:r>
+      <w:r>
+        <w:t xml:space="preserve"> which is an environmental failure and is blocking a whole task category. I may have to raise this to 5000ms</w:t>
+      </w:r>
+      <w:r>
+        <w:t>.</w:t>
+      </w:r>
+    </w:p>
+    <w:p>
+      <w:r>
+        <w:rPr>
+          <w:noProof/>
+        </w:rPr>
+        <w:drawing>
+          <wp:inline distT="0" distB="0" distL="0" distR="0" wp14:anchorId="22A6E20E" wp14:editId="4BB2BA44">
+            <wp:extent cx="5731510" cy="2463165"/>
+            <wp:effectExtent l="0" t="0" r="2540" b="0"/>
+            <wp:docPr id="251723844" name="Picture 1"/>
+            <wp:cNvGraphicFramePr>
+              <a:graphicFrameLocks xmlns:a="http://schemas.openxmlformats.org/drawingml/2006/main" noChangeAspect="1"/>
+            </wp:cNvGraphicFramePr>
+            <a:graphic xmlns:a="http://schemas.openxmlformats.org/drawingml/2006/main">
+              <a:graphicData uri="http://schemas.openxmlformats.org/drawingml/2006/picture">
+                <pic:pic xmlns:pic="http://schemas.openxmlformats.org/drawingml/2006/picture">
+                  <pic:nvPicPr>
+                    <pic:cNvPr id="251723844" name=""/>
+                    <pic:cNvPicPr/>
+                  </pic:nvPicPr>
+                  <pic:blipFill>
+                    <a:blip r:embed="rId51"/>
+                    <a:stretch>
+                      <a:fillRect/>
+                    </a:stretch>
+                  </pic:blipFill>
+                  <pic:spPr>
+                    <a:xfrm>
+                      <a:off x="0" y="0"/>
+                      <a:ext cx="5731510" cy="2463165"/>
+                    </a:xfrm>
+                    <a:prstGeom prst="rect">
+                      <a:avLst/>
+                    </a:prstGeom>
+                  </pic:spPr>
+                </pic:pic>
+              </a:graphicData>
+            </a:graphic>
+          </wp:inline>
+        </w:drawing>
+      </w:r>
+    </w:p>
+    <w:p>
+      <w:r>
+        <w:t xml:space="preserve">No more 500ms timeouts, as I’ve applied the 5000ms limit to all 17 sites. </w:t>
+      </w:r>
+      <w:r>
+        <w:t xml:space="preserve">Every action now reports “(action accepted)” instead of timing out. </w:t>
+      </w:r>
+      <w:r>
+        <w:t xml:space="preserve">Next is </w:t>
+      </w:r>
+      <w:r>
+        <w:t>to replace the guard with a (</w:t>
+      </w:r>
+      <w:proofErr w:type="spellStart"/>
+      <w:r>
+        <w:t>url</w:t>
+      </w:r>
+      <w:proofErr w:type="spellEnd"/>
+      <w:r>
+        <w:t>, action) counter</w:t>
+      </w:r>
+      <w:r>
+        <w:t xml:space="preserve">. </w:t>
+      </w:r>
+    </w:p>
+    <w:p/>
     <w:sectPr>
       <w:pgSz w:w="11906" w:h="16838"/>
       <w:pgMar w:top="1440" w:right="1440" w:bottom="1440" w:left="1440" w:header="708" w:footer="708" w:gutter="0"/>
@@ -4839,6 +7903,7 @@
   <w:style w:type="character" w:default="1" w:styleId="DefaultParagraphFont">
     <w:name w:val="Default Paragraph Font"/>
     <w:uiPriority w:val="1"/>
+    <w:semiHidden/>
     <w:unhideWhenUsed/>
   </w:style>
   <w:style w:type="table" w:default="1" w:styleId="TableNormal">
